--- a/00-首页/题组Word/习题书/学生版-打印版/第四篇-元素与分析/6-化学分析.docx
+++ b/00-首页/题组Word/习题书/学生版-打印版/第四篇-元素与分析/6-化学分析.docx
@@ -2,7 +2,7 @@
 <file path=word/document.xml><?xml version="1.0" encoding="utf-8"?>
 <w:document xmlns:w="http://schemas.openxmlformats.org/wordprocessingml/2006/main" xmlns:m="http://schemas.openxmlformats.org/officeDocument/2006/math" xmlns:r="http://schemas.openxmlformats.org/officeDocument/2006/relationships" xmlns:o="urn:schemas-microsoft-com:office:office" xmlns:v="urn:schemas-microsoft-com:vml" xmlns:w10="urn:schemas-microsoft-com:office:word" xmlns:a="http://schemas.openxmlformats.org/drawingml/2006/main" xmlns:pic="http://schemas.openxmlformats.org/drawingml/2006/picture" xmlns:wp="http://schemas.openxmlformats.org/drawingml/2006/wordprocessingDrawing">
   <w:body>
-    <w:bookmarkStart w:id="79" w:name="第-6-章-化学分析"/>
+    <w:bookmarkStart w:id="84" w:name="第-6-章-化学分析"/>
     <w:p>
       <w:pPr>
         <w:pStyle w:val="Heading1"/>
@@ -28223,7 +28223,7 @@
       </w:r>
     </w:p>
     <w:bookmarkEnd w:id="46"/>
-    <w:bookmarkStart w:id="47" w:name="固溶体溶解反应第25届初赛"/>
+    <w:bookmarkStart w:id="50" w:name="一分册-测3-13"/>
     <w:p>
       <w:pPr>
         <w:pStyle w:val="Heading2"/>
@@ -28240,7 +28240,113 @@
         <w:rPr>
           <w:rFonts w:hint="eastAsia" w:ascii="Times New Roman" w:hAnsi="Times New Roman" w:eastAsia="SimHei" w:cs="Times New Roman"/>
         </w:rPr>
-        <w:t>固溶体溶解反应</w:t>
+        <w:t>一分册</w:t>
+      </w:r>
+      <w:r>
+        <w:rPr>
+          <w:rFonts w:hint="eastAsia" w:ascii="Times New Roman" w:hAnsi="Times New Roman" w:eastAsia="Times New Roman" w:cs="Times New Roman"/>
+        </w:rPr>
+        <w:t>-</w:t>
+      </w:r>
+      <w:r>
+        <w:rPr>
+          <w:rFonts w:hint="eastAsia" w:ascii="Times New Roman" w:hAnsi="Times New Roman" w:eastAsia="SimHei" w:cs="Times New Roman"/>
+        </w:rPr>
+        <w:t>测</w:t>
+      </w:r>
+      <w:r>
+        <w:rPr>
+          <w:rFonts w:hint="eastAsia" w:ascii="Times New Roman" w:hAnsi="Times New Roman" w:eastAsia="Times New Roman" w:cs="Times New Roman"/>
+        </w:rPr>
+        <w:t>3-13</w:t>
+      </w:r>
+    </w:p>
+    <w:p>
+      <w:pPr>
+        <w:pStyle w:val="Compact"/>
+        <w:numPr>
+          <w:ilvl w:val="0"/>
+          <w:numId w:val="1008"/>
+        </w:numPr>
+      </w:pPr>
+      <w:r>
+        <w:rPr>
+          <w:rFonts w:ascii="Times New Roman" w:hAnsi="Times New Roman" w:eastAsia="Times New Roman" w:cs="Times New Roman"/>
+        </w:rPr>
+        <w:t xml:space="preserve">0.80 g</w:t>
+      </w:r>
+      <w:r>
+        <w:rPr>
+          <w:rFonts w:ascii="Times New Roman" w:hAnsi="Times New Roman" w:eastAsia="Times New Roman" w:cs="Times New Roman"/>
+        </w:rPr>
+        <w:t xml:space="preserve"> </w:t>
+      </w:r>
+      <m:oMath>
+        <m:oMathPr>
+          <m:ctrlPr>
+            <w:rPr>
+              <w:sz w:val="28"/>
+              <w:szCs w:val="28"/>
+            </w:rPr>
+          </m:ctrlPr>
+        </m:oMathPr>
+        <m:r>
+          <m:t>C</m:t>
+        </m:r>
+        <m:r>
+          <m:t>u</m:t>
+        </m:r>
+        <m:r>
+          <m:t>S</m:t>
+        </m:r>
+        <m:sSub>
+          <m:e>
+            <m:r>
+              <m:t>O</m:t>
+            </m:r>
+          </m:e>
+          <m:sub>
+            <m:r>
+              <m:t>4</m:t>
+            </m:r>
+          </m:sub>
+        </m:sSub>
+        <m:r>
+          <m:rPr>
+            <m:sty m:val="p"/>
+          </m:rPr>
+          <m:t>⋅</m:t>
+        </m:r>
+        <m:r>
+          <m:t>5</m:t>
+        </m:r>
+        <m:sSub>
+          <m:e>
+            <m:r>
+              <m:t>H</m:t>
+            </m:r>
+          </m:e>
+          <m:sub>
+            <m:r>
+              <m:t>2</m:t>
+            </m:r>
+          </m:sub>
+        </m:sSub>
+        <m:r>
+          <m:t>O</m:t>
+        </m:r>
+      </m:oMath>
+      <w:r>
+        <w:rPr>
+          <w:rFonts w:ascii="Times New Roman" w:hAnsi="Times New Roman" w:eastAsia="Times New Roman" w:cs="Times New Roman"/>
+        </w:rPr>
+        <w:t xml:space="preserve"> </w:t>
+      </w:r>
+      <w:r>
+        <w:rPr>
+          <w:rFonts w:hint="eastAsia" w:ascii="Times New Roman" w:hAnsi="Times New Roman" w:eastAsia="FangSong" w:cs="Times New Roman"/>
+        </w:rPr>
+        <w:t>样品受热脱水过程的热重曲线</w:t>
       </w:r>
       <w:r>
         <w:rPr>
@@ -28250,44 +28356,717 @@
       </w:r>
       <w:r>
         <w:rPr>
-          <w:rFonts w:hint="eastAsia" w:ascii="Times New Roman" w:hAnsi="Times New Roman" w:eastAsia="SimHei" w:cs="Times New Roman"/>
-        </w:rPr>
-        <w:t>第</w:t>
-      </w:r>
-      <w:r>
-        <w:rPr>
-          <w:rFonts w:hint="eastAsia" w:ascii="Times New Roman" w:hAnsi="Times New Roman" w:eastAsia="Times New Roman" w:cs="Times New Roman"/>
-        </w:rPr>
-        <w:t>25</w:t>
-      </w:r>
-      <w:r>
-        <w:rPr>
-          <w:rFonts w:hint="eastAsia" w:ascii="Times New Roman" w:hAnsi="Times New Roman" w:eastAsia="SimHei" w:cs="Times New Roman"/>
-        </w:rPr>
-        <w:t>届初赛</w:t>
+          <w:rFonts w:hint="eastAsia" w:ascii="Times New Roman" w:hAnsi="Times New Roman" w:eastAsia="FangSong" w:cs="Times New Roman"/>
+        </w:rPr>
+        <w:t>样品质量随温度变化的曲线</w:t>
       </w:r>
       <w:r>
         <w:rPr>
           <w:rFonts w:hint="eastAsia" w:ascii="Times New Roman" w:hAnsi="Times New Roman" w:eastAsia="Times New Roman" w:cs="Times New Roman"/>
         </w:rPr>
         <w:t>）</w:t>
+      </w:r>
+      <w:r>
+        <w:rPr>
+          <w:rFonts w:hint="eastAsia" w:ascii="Times New Roman" w:hAnsi="Times New Roman" w:eastAsia="FangSong" w:cs="Times New Roman"/>
+        </w:rPr>
+        <w:t>如下图所示</w:t>
+      </w:r>
+      <w:r>
+        <w:rPr>
+          <w:rFonts w:hint="eastAsia" w:ascii="Times New Roman" w:hAnsi="Times New Roman" w:eastAsia="Times New Roman" w:cs="Times New Roman"/>
+        </w:rPr>
+        <w:t>。</w:t>
       </w:r>
     </w:p>
     <w:p>
       <w:pPr>
         <w:pStyle w:val="FirstParagraph"/>
+        <w:spacing w:before="160" w:after="80"/>
+        <w:jc w:val="center"/>
       </w:pPr>
       <w:r>
         <w:rPr>
-          <w:rFonts w:hint="eastAsia" w:ascii="Times New Roman" w:hAnsi="Times New Roman" w:eastAsia="FangSong" w:cs="Times New Roman"/>
-        </w:rPr>
-        <w:t xml:space="preserve">写出</w:t>
-      </w:r>
-      <w:r>
-        <w:rPr>
-          <w:rFonts w:ascii="Times New Roman" w:hAnsi="Times New Roman" w:eastAsia="Times New Roman" w:cs="Times New Roman"/>
-        </w:rPr>
-        <w:t xml:space="preserve"> </w:t>
+          <w:rFonts w:ascii="Times New Roman" w:hAnsi="Times New Roman" w:eastAsia="Times New Roman" w:cs="Times New Roman"/>
+        </w:rPr>
+        <w:drawing>
+          <wp:inline>
+            <wp:extent cx="3600000" cy="2162300"/>
+            <wp:effectExtent b="0" l="0" r="0" t="0"/>
+            <wp:docPr descr="" title="" id="48" name="Picture"/>
+            <a:graphic>
+              <a:graphicData uri="http://schemas.openxmlformats.org/drawingml/2006/picture">
+                <pic:pic>
+                  <pic:nvPicPr>
+                    <pic:cNvPr descr="8aad98848be0001de9688e75e675db9d8f7bae6439a5253e5173ba1c83837e1f.jpg" id="49" name="Picture"/>
+                    <pic:cNvPicPr>
+                      <a:picLocks noChangeArrowheads="1" noChangeAspect="1"/>
+                    </pic:cNvPicPr>
+                  </pic:nvPicPr>
+                  <pic:blipFill>
+                    <a:blip r:embed="rId47"/>
+                    <a:stretch>
+                      <a:fillRect/>
+                    </a:stretch>
+                  </pic:blipFill>
+                  <pic:spPr bwMode="auto">
+                    <a:xfrm>
+                      <a:off x="0" y="0"/>
+                      <a:ext cx="3600000" cy="2162300"/>
+                    </a:xfrm>
+                    <a:prstGeom prst="rect">
+                      <a:avLst/>
+                    </a:prstGeom>
+                    <a:noFill/>
+                    <a:ln w="9525">
+                      <a:noFill/>
+                      <a:headEnd/>
+                      <a:tailEnd/>
+                    </a:ln>
+                  </pic:spPr>
+                </pic:pic>
+              </a:graphicData>
+            </a:graphic>
+          </wp:inline>
+        </w:drawing>
+      </w:r>
+    </w:p>
+    <w:p>
+      <w:pPr>
+        <w:pStyle w:val="BodyText"/>
+      </w:pPr>
+      <w:r>
+        <w:rPr>
+          <w:rFonts w:hint="eastAsia" w:ascii="Times New Roman" w:hAnsi="Times New Roman" w:eastAsia="FangSong" w:cs="Times New Roman"/>
+        </w:rPr>
+        <w:t>请回答下列问题</w:t>
+      </w:r>
+      <w:r>
+        <w:rPr>
+          <w:rFonts w:hint="eastAsia" w:ascii="Times New Roman" w:hAnsi="Times New Roman" w:eastAsia="Times New Roman" w:cs="Times New Roman"/>
+        </w:rPr>
+        <w:t>：</w:t>
+      </w:r>
+    </w:p>
+    <w:p>
+      <w:pPr>
+        <w:numPr>
+          <w:ilvl w:val="0"/>
+          <w:numId w:val="1009"/>
+        </w:numPr>
+      </w:pPr>
+      <w:r>
+        <w:rPr>
+          <w:rFonts w:hint="eastAsia" w:ascii="Times New Roman" w:hAnsi="Times New Roman" w:eastAsia="FangSong" w:cs="Times New Roman"/>
+        </w:rPr>
+        <w:t xml:space="preserve">试确定</w:t>
+      </w:r>
+      <w:r>
+        <w:rPr>
+          <w:rFonts w:ascii="Times New Roman" w:hAnsi="Times New Roman" w:eastAsia="Times New Roman" w:cs="Times New Roman"/>
+        </w:rPr>
+        <w:t xml:space="preserve"> </w:t>
+      </w:r>
+      <m:oMath>
+        <m:sSup>
+          <m:e>
+            <m:r>
+              <m:t>200</m:t>
+            </m:r>
+          </m:e>
+          <m:sup>
+            <m:r>
+              <m:rPr>
+                <m:sty m:val="p"/>
+              </m:rPr>
+              <m:t>∘</m:t>
+            </m:r>
+          </m:sup>
+        </m:sSup>
+        <m:r>
+          <m:rPr>
+            <m:sty m:val="p"/>
+          </m:rPr>
+          <m:t>C</m:t>
+        </m:r>
+      </m:oMath>
+      <w:r>
+        <w:rPr>
+          <w:rFonts w:ascii="Times New Roman" w:hAnsi="Times New Roman" w:eastAsia="Times New Roman" w:cs="Times New Roman"/>
+        </w:rPr>
+        <w:t xml:space="preserve"> </w:t>
+      </w:r>
+      <w:r>
+        <w:rPr>
+          <w:rFonts w:hint="eastAsia" w:ascii="Times New Roman" w:hAnsi="Times New Roman" w:eastAsia="FangSong" w:cs="Times New Roman"/>
+        </w:rPr>
+        <w:t>时固体物质的化学式</w:t>
+      </w:r>
+      <w:r>
+        <w:rPr>
+          <w:rFonts w:hint="eastAsia" w:ascii="Times New Roman" w:hAnsi="Times New Roman" w:eastAsia="Times New Roman" w:cs="Times New Roman"/>
+        </w:rPr>
+        <w:t>____（</w:t>
+      </w:r>
+      <w:r>
+        <w:rPr>
+          <w:rFonts w:hint="eastAsia" w:ascii="Times New Roman" w:hAnsi="Times New Roman" w:eastAsia="FangSong" w:cs="Times New Roman"/>
+        </w:rPr>
+        <w:t>要求写出推断过程</w:t>
+      </w:r>
+      <w:r>
+        <w:rPr>
+          <w:rFonts w:hint="eastAsia" w:ascii="Times New Roman" w:hAnsi="Times New Roman" w:eastAsia="Times New Roman" w:cs="Times New Roman"/>
+        </w:rPr>
+        <w:t>）。</w:t>
+      </w:r>
+    </w:p>
+    <w:p>
+      <w:pPr>
+        <w:numPr>
+          <w:ilvl w:val="0"/>
+          <w:numId w:val="1009"/>
+        </w:numPr>
+      </w:pPr>
+      <w:r>
+        <w:rPr>
+          <w:rFonts w:hint="eastAsia" w:ascii="Times New Roman" w:hAnsi="Times New Roman" w:eastAsia="FangSong" w:cs="Times New Roman"/>
+        </w:rPr>
+        <w:t xml:space="preserve">取</w:t>
+      </w:r>
+      <w:r>
+        <w:rPr>
+          <w:rFonts w:ascii="Times New Roman" w:hAnsi="Times New Roman" w:eastAsia="Times New Roman" w:cs="Times New Roman"/>
+        </w:rPr>
+        <w:t xml:space="preserve"> </w:t>
+      </w:r>
+      <m:oMath>
+        <m:sSup>
+          <m:e>
+            <m:r>
+              <m:t>270</m:t>
+            </m:r>
+          </m:e>
+          <m:sup>
+            <m:r>
+              <m:rPr>
+                <m:sty m:val="p"/>
+              </m:rPr>
+              <m:t>∘</m:t>
+            </m:r>
+          </m:sup>
+        </m:sSup>
+        <m:r>
+          <m:rPr>
+            <m:sty m:val="p"/>
+          </m:rPr>
+          <m:t>C</m:t>
+        </m:r>
+      </m:oMath>
+      <w:r>
+        <w:rPr>
+          <w:rFonts w:ascii="Times New Roman" w:hAnsi="Times New Roman" w:eastAsia="Times New Roman" w:cs="Times New Roman"/>
+        </w:rPr>
+        <w:t xml:space="preserve"> </w:t>
+      </w:r>
+      <w:r>
+        <w:rPr>
+          <w:rFonts w:hint="eastAsia" w:ascii="Times New Roman" w:hAnsi="Times New Roman" w:eastAsia="FangSong" w:cs="Times New Roman"/>
+        </w:rPr>
+        <w:t>所得样品</w:t>
+      </w:r>
+      <w:r>
+        <w:rPr>
+          <w:rFonts w:hint="eastAsia" w:ascii="Times New Roman" w:hAnsi="Times New Roman" w:eastAsia="Times New Roman" w:cs="Times New Roman"/>
+        </w:rPr>
+        <w:t>，</w:t>
+      </w:r>
+      <w:r>
+        <w:rPr>
+          <w:rFonts w:hint="eastAsia" w:ascii="Times New Roman" w:hAnsi="Times New Roman" w:eastAsia="FangSong" w:cs="Times New Roman"/>
+        </w:rPr>
+        <w:t>于</w:t>
+      </w:r>
+      <w:r>
+        <w:rPr>
+          <w:rFonts w:ascii="Times New Roman" w:hAnsi="Times New Roman" w:eastAsia="Times New Roman" w:cs="Times New Roman"/>
+        </w:rPr>
+        <w:t xml:space="preserve"> </w:t>
+      </w:r>
+      <m:oMath>
+        <m:sSup>
+          <m:e>
+            <m:r>
+              <m:t>570</m:t>
+            </m:r>
+          </m:e>
+          <m:sup>
+            <m:r>
+              <m:rPr>
+                <m:sty m:val="p"/>
+              </m:rPr>
+              <m:t>∘</m:t>
+            </m:r>
+          </m:sup>
+        </m:sSup>
+        <m:r>
+          <m:rPr>
+            <m:sty m:val="p"/>
+          </m:rPr>
+          <m:t>C</m:t>
+        </m:r>
+      </m:oMath>
+      <w:r>
+        <w:rPr>
+          <w:rFonts w:ascii="Times New Roman" w:hAnsi="Times New Roman" w:eastAsia="Times New Roman" w:cs="Times New Roman"/>
+        </w:rPr>
+        <w:t xml:space="preserve"> </w:t>
+      </w:r>
+      <w:r>
+        <w:rPr>
+          <w:rFonts w:hint="eastAsia" w:ascii="Times New Roman" w:hAnsi="Times New Roman" w:eastAsia="FangSong" w:cs="Times New Roman"/>
+        </w:rPr>
+        <w:t>灼烧得到的主要产物是黑色粉末和一种氧化性气体</w:t>
+      </w:r>
+      <w:r>
+        <w:rPr>
+          <w:rFonts w:hint="eastAsia" w:ascii="Times New Roman" w:hAnsi="Times New Roman" w:eastAsia="Times New Roman" w:cs="Times New Roman"/>
+        </w:rPr>
+        <w:t>，</w:t>
+      </w:r>
+      <w:r>
+        <w:rPr>
+          <w:rFonts w:hint="eastAsia" w:ascii="Times New Roman" w:hAnsi="Times New Roman" w:eastAsia="FangSong" w:cs="Times New Roman"/>
+        </w:rPr>
+        <w:t>该反应的化学方程式为</w:t>
+      </w:r>
+      <w:r>
+        <w:rPr>
+          <w:rFonts w:hint="eastAsia" w:ascii="Times New Roman" w:hAnsi="Times New Roman" w:eastAsia="Times New Roman" w:cs="Times New Roman"/>
+        </w:rPr>
+        <w:t>_</w:t>
+      </w:r>
+      <w:r>
+        <w:rPr>
+          <w:rFonts w:hint="eastAsia" w:ascii="Times New Roman" w:hAnsi="Times New Roman" w:eastAsia="Times New Roman" w:cs="Times New Roman"/>
+          <w:b/>
+          <w:bCs/>
+          <w:i/>
+          <w:iCs/>
+        </w:rPr>
+        <w:t>。</w:t>
+      </w:r>
+      <w:r>
+        <w:rPr>
+          <w:rFonts w:hint="eastAsia" w:ascii="Times New Roman" w:hAnsi="Times New Roman" w:eastAsia="FangSong" w:cs="Times New Roman"/>
+          <w:b/>
+          <w:bCs/>
+          <w:i/>
+          <w:iCs/>
+        </w:rPr>
+        <w:t>把该黑色粉末溶解于稀硫酸中</w:t>
+      </w:r>
+      <w:r>
+        <w:rPr>
+          <w:rFonts w:hint="eastAsia" w:ascii="Times New Roman" w:hAnsi="Times New Roman" w:eastAsia="Times New Roman" w:cs="Times New Roman"/>
+          <w:b/>
+          <w:bCs/>
+          <w:i/>
+          <w:iCs/>
+        </w:rPr>
+        <w:t>，</w:t>
+      </w:r>
+      <w:r>
+        <w:rPr>
+          <w:rFonts w:hint="eastAsia" w:ascii="Times New Roman" w:hAnsi="Times New Roman" w:eastAsia="FangSong" w:cs="Times New Roman"/>
+          <w:b/>
+          <w:bCs/>
+          <w:i/>
+          <w:iCs/>
+        </w:rPr>
+        <w:t>经浓缩</w:t>
+      </w:r>
+      <w:r>
+        <w:rPr>
+          <w:rFonts w:hint="eastAsia" w:ascii="Times New Roman" w:hAnsi="Times New Roman" w:eastAsia="Times New Roman" w:cs="Times New Roman"/>
+          <w:b/>
+          <w:bCs/>
+          <w:i/>
+          <w:iCs/>
+        </w:rPr>
+        <w:t>、</w:t>
+      </w:r>
+      <w:r>
+        <w:rPr>
+          <w:rFonts w:hint="eastAsia" w:ascii="Times New Roman" w:hAnsi="Times New Roman" w:eastAsia="FangSong" w:cs="Times New Roman"/>
+          <w:b/>
+          <w:bCs/>
+          <w:i/>
+          <w:iCs/>
+        </w:rPr>
+        <w:t>冷却</w:t>
+      </w:r>
+      <w:r>
+        <w:rPr>
+          <w:rFonts w:hint="eastAsia" w:ascii="Times New Roman" w:hAnsi="Times New Roman" w:eastAsia="Times New Roman" w:cs="Times New Roman"/>
+          <w:b/>
+          <w:bCs/>
+          <w:i/>
+          <w:iCs/>
+        </w:rPr>
+        <w:t>，</w:t>
+      </w:r>
+      <w:r>
+        <w:rPr>
+          <w:rFonts w:hint="eastAsia" w:ascii="Times New Roman" w:hAnsi="Times New Roman" w:eastAsia="FangSong" w:cs="Times New Roman"/>
+          <w:b/>
+          <w:bCs/>
+          <w:i/>
+          <w:iCs/>
+        </w:rPr>
+        <w:t>有晶体析出</w:t>
+      </w:r>
+      <w:r>
+        <w:rPr>
+          <w:rFonts w:hint="eastAsia" w:ascii="Times New Roman" w:hAnsi="Times New Roman" w:eastAsia="Times New Roman" w:cs="Times New Roman"/>
+          <w:b/>
+          <w:bCs/>
+          <w:i/>
+          <w:iCs/>
+        </w:rPr>
+        <w:t>，</w:t>
+      </w:r>
+      <w:r>
+        <w:rPr>
+          <w:rFonts w:hint="eastAsia" w:ascii="Times New Roman" w:hAnsi="Times New Roman" w:eastAsia="FangSong" w:cs="Times New Roman"/>
+          <w:b/>
+          <w:bCs/>
+          <w:i/>
+          <w:iCs/>
+        </w:rPr>
+        <w:t>该晶体的化学式为</w:t>
+      </w:r>
+      <w:r>
+        <w:rPr>
+          <w:rFonts w:hint="eastAsia" w:ascii="Times New Roman" w:hAnsi="Times New Roman" w:eastAsia="Times New Roman" w:cs="Times New Roman"/>
+        </w:rPr>
+        <w:t>_，</w:t>
+      </w:r>
+      <w:r>
+        <w:rPr>
+          <w:rFonts w:hint="eastAsia" w:ascii="Times New Roman" w:hAnsi="Times New Roman" w:eastAsia="FangSong" w:cs="Times New Roman"/>
+        </w:rPr>
+        <w:t>其存在的最高温度是</w:t>
+      </w:r>
+      <w:r>
+        <w:rPr>
+          <w:rFonts w:hint="eastAsia" w:ascii="Times New Roman" w:hAnsi="Times New Roman" w:eastAsia="Times New Roman" w:cs="Times New Roman"/>
+        </w:rPr>
+        <w:t>____。</w:t>
+      </w:r>
+    </w:p>
+    <w:p>
+      <w:pPr>
+        <w:numPr>
+          <w:ilvl w:val="0"/>
+          <w:numId w:val="1009"/>
+        </w:numPr>
+      </w:pPr>
+      <w:r>
+        <w:rPr>
+          <w:rFonts w:hint="eastAsia" w:ascii="Times New Roman" w:hAnsi="Times New Roman" w:eastAsia="FangSong" w:cs="Times New Roman"/>
+        </w:rPr>
+        <w:t>上述氧化性气体与水反应生成一种化合物</w:t>
+      </w:r>
+      <w:r>
+        <w:rPr>
+          <w:rFonts w:hint="eastAsia" w:ascii="Times New Roman" w:hAnsi="Times New Roman" w:eastAsia="Times New Roman" w:cs="Times New Roman"/>
+        </w:rPr>
+        <w:t>，</w:t>
+      </w:r>
+      <w:r>
+        <w:rPr>
+          <w:rFonts w:hint="eastAsia" w:ascii="Times New Roman" w:hAnsi="Times New Roman" w:eastAsia="FangSong" w:cs="Times New Roman"/>
+        </w:rPr>
+        <w:t>该化合物的浓溶液与</w:t>
+      </w:r>
+      <w:r>
+        <w:rPr>
+          <w:rFonts w:ascii="Times New Roman" w:hAnsi="Times New Roman" w:eastAsia="Times New Roman" w:cs="Times New Roman"/>
+        </w:rPr>
+        <w:t xml:space="preserve"> Cu </w:t>
+      </w:r>
+      <w:r>
+        <w:rPr>
+          <w:rFonts w:hint="eastAsia" w:ascii="Times New Roman" w:hAnsi="Times New Roman" w:eastAsia="FangSong" w:cs="Times New Roman"/>
+        </w:rPr>
+        <w:t>在加热时发生反应的化学方程式为</w:t>
+      </w:r>
+      <w:r>
+        <w:rPr>
+          <w:rFonts w:hint="eastAsia" w:ascii="Times New Roman" w:hAnsi="Times New Roman" w:eastAsia="Times New Roman" w:cs="Times New Roman"/>
+        </w:rPr>
+        <w:t>____。</w:t>
+      </w:r>
+    </w:p>
+    <w:p>
+      <w:pPr>
+        <w:numPr>
+          <w:ilvl w:val="0"/>
+          <w:numId w:val="1009"/>
+        </w:numPr>
+      </w:pPr>
+      <w:r>
+        <w:rPr>
+          <w:rFonts w:hint="eastAsia" w:ascii="Times New Roman" w:hAnsi="Times New Roman" w:eastAsia="FangSong" w:cs="Times New Roman"/>
+        </w:rPr>
+        <w:t xml:space="preserve">在</w:t>
+      </w:r>
+      <w:r>
+        <w:rPr>
+          <w:rFonts w:ascii="Times New Roman" w:hAnsi="Times New Roman" w:eastAsia="Times New Roman" w:cs="Times New Roman"/>
+        </w:rPr>
+        <w:t xml:space="preserve"> </w:t>
+      </w:r>
+      <m:oMath>
+        <m:oMathPr>
+          <m:ctrlPr>
+            <w:rPr>
+              <w:sz w:val="28"/>
+              <w:szCs w:val="28"/>
+            </w:rPr>
+          </m:ctrlPr>
+        </m:oMathPr>
+        <m:r>
+          <m:t>0.10</m:t>
+        </m:r>
+        <m:r>
+          <m:t> </m:t>
+        </m:r>
+        <m:r>
+          <m:rPr>
+            <m:sty m:val="p"/>
+          </m:rPr>
+          <m:t>m</m:t>
+        </m:r>
+        <m:r>
+          <m:rPr>
+            <m:sty m:val="p"/>
+          </m:rPr>
+          <m:t>o</m:t>
+        </m:r>
+        <m:r>
+          <m:rPr>
+            <m:sty m:val="p"/>
+          </m:rPr>
+          <m:t>l</m:t>
+        </m:r>
+        <m:r>
+          <m:rPr>
+            <m:sty m:val="p"/>
+          </m:rPr>
+          <m:t>⋅</m:t>
+        </m:r>
+        <m:sSup>
+          <m:e>
+            <m:r>
+              <m:rPr>
+                <m:sty m:val="p"/>
+              </m:rPr>
+              <m:t>L</m:t>
+            </m:r>
+          </m:e>
+          <m:sup>
+            <m:r>
+              <m:rPr>
+                <m:sty m:val="p"/>
+              </m:rPr>
+              <m:t>−</m:t>
+            </m:r>
+            <m:r>
+              <m:rPr>
+                <m:sty m:val="p"/>
+              </m:rPr>
+              <m:t>1</m:t>
+            </m:r>
+          </m:sup>
+        </m:sSup>
+      </m:oMath>
+      <w:r>
+        <w:rPr>
+          <w:rFonts w:ascii="Times New Roman" w:hAnsi="Times New Roman" w:eastAsia="Times New Roman" w:cs="Times New Roman"/>
+        </w:rPr>
+        <w:t xml:space="preserve"> </w:t>
+      </w:r>
+      <w:r>
+        <w:rPr>
+          <w:rFonts w:hint="eastAsia" w:ascii="Times New Roman" w:hAnsi="Times New Roman" w:eastAsia="FangSong" w:cs="Times New Roman"/>
+        </w:rPr>
+        <w:t>硫酸铜溶液中加入氢氧化钠稀溶液充分搅拌有浅蓝色氢氧化铜沉淀生成</w:t>
+      </w:r>
+      <w:r>
+        <w:rPr>
+          <w:rFonts w:hint="eastAsia" w:ascii="Times New Roman" w:hAnsi="Times New Roman" w:eastAsia="Times New Roman" w:cs="Times New Roman"/>
+        </w:rPr>
+        <w:t>，</w:t>
+      </w:r>
+      <w:r>
+        <w:rPr>
+          <w:rFonts w:hint="eastAsia" w:ascii="Times New Roman" w:hAnsi="Times New Roman" w:eastAsia="FangSong" w:cs="Times New Roman"/>
+        </w:rPr>
+        <w:t>当溶液的</w:t>
+      </w:r>
+      <w:r>
+        <w:rPr>
+          <w:rFonts w:ascii="Times New Roman" w:hAnsi="Times New Roman" w:eastAsia="Times New Roman" w:cs="Times New Roman"/>
+        </w:rPr>
+        <w:t xml:space="preserve"> pH = 8 </w:t>
+      </w:r>
+      <w:r>
+        <w:rPr>
+          <w:rFonts w:hint="eastAsia" w:ascii="Times New Roman" w:hAnsi="Times New Roman" w:eastAsia="FangSong" w:cs="Times New Roman"/>
+        </w:rPr>
+        <w:t>时</w:t>
+      </w:r>
+      <w:r>
+        <w:rPr>
+          <w:rFonts w:hint="eastAsia" w:ascii="Times New Roman" w:hAnsi="Times New Roman" w:eastAsia="Times New Roman" w:cs="Times New Roman"/>
+        </w:rPr>
+        <w:t>，</w:t>
+      </w:r>
+      <m:oMath>
+        <m:oMathPr>
+          <m:ctrlPr>
+            <w:rPr>
+              <w:sz w:val="28"/>
+              <w:szCs w:val="28"/>
+            </w:rPr>
+          </m:ctrlPr>
+        </m:oMathPr>
+        <m:r>
+          <m:t>c</m:t>
+        </m:r>
+        <m:r>
+          <m:rPr>
+            <m:sty m:val="p"/>
+          </m:rPr>
+          <m:t>(</m:t>
+        </m:r>
+        <m:sSup>
+          <m:e>
+            <m:r>
+              <m:rPr>
+                <m:sty m:val="p"/>
+              </m:rPr>
+              <m:t>C</m:t>
+            </m:r>
+            <m:r>
+              <m:rPr>
+                <m:sty m:val="p"/>
+              </m:rPr>
+              <m:t>u</m:t>
+            </m:r>
+          </m:e>
+          <m:sup>
+            <m:r>
+              <m:t>2</m:t>
+            </m:r>
+            <m:r>
+              <m:rPr>
+                <m:sty m:val="p"/>
+              </m:rPr>
+              <m:t>+</m:t>
+            </m:r>
+          </m:sup>
+        </m:sSup>
+        <m:r>
+          <m:rPr>
+            <m:sty m:val="p"/>
+          </m:rPr>
+          <m:t>)</m:t>
+        </m:r>
+      </m:oMath>
+      <w:r>
+        <w:rPr>
+          <w:rFonts w:ascii="Times New Roman" w:hAnsi="Times New Roman" w:eastAsia="Times New Roman" w:cs="Times New Roman"/>
+        </w:rPr>
+        <w:t xml:space="preserve"> </w:t>
+      </w:r>
+      <w:r>
+        <w:rPr>
+          <w:rFonts w:ascii="Times New Roman" w:hAnsi="Times New Roman" w:eastAsia="Times New Roman" w:cs="Times New Roman"/>
+        </w:rPr>
+        <w:t xml:space="preserve">= ____</w:t>
+      </w:r>
+      <w:r>
+        <w:rPr>
+          <w:rFonts w:ascii="Times New Roman" w:hAnsi="Times New Roman" w:eastAsia="Times New Roman" w:cs="Times New Roman"/>
+        </w:rPr>
+        <w:t xml:space="preserve"> </w:t>
+      </w:r>
+      <m:oMath>
+        <m:oMathPr>
+          <m:ctrlPr>
+            <w:rPr>
+              <w:sz w:val="28"/>
+              <w:szCs w:val="28"/>
+            </w:rPr>
+          </m:ctrlPr>
+        </m:oMathPr>
+        <m:r>
+          <m:rPr>
+            <m:sty m:val="p"/>
+          </m:rPr>
+          <m:t>m</m:t>
+        </m:r>
+        <m:r>
+          <m:rPr>
+            <m:sty m:val="p"/>
+          </m:rPr>
+          <m:t>o</m:t>
+        </m:r>
+        <m:r>
+          <m:rPr>
+            <m:sty m:val="p"/>
+          </m:rPr>
+          <m:t>l</m:t>
+        </m:r>
+        <m:r>
+          <m:rPr>
+            <m:sty m:val="p"/>
+          </m:rPr>
+          <m:t>⋅</m:t>
+        </m:r>
+        <m:sSup>
+          <m:e>
+            <m:r>
+              <m:rPr>
+                <m:sty m:val="p"/>
+              </m:rPr>
+              <m:t>L</m:t>
+            </m:r>
+          </m:e>
+          <m:sup>
+            <m:r>
+              <m:rPr>
+                <m:sty m:val="p"/>
+              </m:rPr>
+              <m:t>−</m:t>
+            </m:r>
+            <m:r>
+              <m:rPr>
+                <m:sty m:val="p"/>
+              </m:rPr>
+              <m:t>1</m:t>
+            </m:r>
+          </m:sup>
+        </m:sSup>
+      </m:oMath>
+      <w:r>
+        <w:rPr>
+          <w:rFonts w:hint="eastAsia" w:ascii="Times New Roman" w:hAnsi="Times New Roman" w:eastAsia="Times New Roman" w:cs="Times New Roman"/>
+        </w:rPr>
+        <w:t xml:space="preserve">（</w:t>
       </w:r>
       <m:oMath>
         <m:oMathPr>
@@ -28301,36 +29080,24 @@
         <m:sSub>
           <m:e>
             <m:r>
-              <m:rPr>
-                <m:sty m:val="p"/>
-              </m:rPr>
-              <m:t>B</m:t>
-            </m:r>
-            <m:r>
-              <m:rPr>
-                <m:sty m:val="p"/>
-              </m:rPr>
-              <m:t>a</m:t>
-            </m:r>
-            <m:r>
-              <m:rPr>
-                <m:sty m:val="p"/>
-              </m:rPr>
-              <m:t>I</m:t>
-            </m:r>
-            <m:r>
-              <m:rPr>
-                <m:sty m:val="p"/>
-              </m:rPr>
-              <m:t>n</m:t>
+              <m:t>K</m:t>
             </m:r>
           </m:e>
           <m:sub>
             <m:r>
-              <m:t>0.55</m:t>
+              <m:t>s</m:t>
+            </m:r>
+            <m:r>
+              <m:t>p</m:t>
             </m:r>
           </m:sub>
         </m:sSub>
+        <m:r>
+          <m:rPr>
+            <m:sty m:val="p"/>
+          </m:rPr>
+          <m:t>[</m:t>
+        </m:r>
         <m:sSub>
           <m:e>
             <m:r>
@@ -28343,39 +29110,195 @@
               <m:rPr>
                 <m:sty m:val="p"/>
               </m:rPr>
-              <m:t>o</m:t>
+              <m:t>u</m:t>
+            </m:r>
+            <m:r>
+              <m:rPr>
+                <m:sty m:val="p"/>
+              </m:rPr>
+              <m:t>(</m:t>
+            </m:r>
+            <m:r>
+              <m:rPr>
+                <m:sty m:val="p"/>
+              </m:rPr>
+              <m:t>O</m:t>
+            </m:r>
+            <m:r>
+              <m:rPr>
+                <m:sty m:val="p"/>
+              </m:rPr>
+              <m:t>H</m:t>
+            </m:r>
+            <m:r>
+              <m:rPr>
+                <m:sty m:val="p"/>
+              </m:rPr>
+              <m:t>)</m:t>
             </m:r>
           </m:e>
           <m:sub>
             <m:r>
-              <m:t>0.45</m:t>
+              <m:t>2</m:t>
             </m:r>
           </m:sub>
         </m:sSub>
+        <m:r>
+          <m:rPr>
+            <m:sty m:val="p"/>
+          </m:rPr>
+          <m:t>]</m:t>
+        </m:r>
+        <m:r>
+          <m:rPr>
+            <m:sty m:val="p"/>
+          </m:rPr>
+          <m:t>=</m:t>
+        </m:r>
+        <m:r>
+          <m:t>2.2</m:t>
+        </m:r>
+        <m:r>
+          <m:rPr>
+            <m:sty m:val="p"/>
+          </m:rPr>
+          <m:t>×</m:t>
+        </m:r>
+        <m:sSup>
+          <m:e>
+            <m:r>
+              <m:t>10</m:t>
+            </m:r>
+          </m:e>
+          <m:sup>
+            <m:r>
+              <m:rPr>
+                <m:sty m:val="p"/>
+              </m:rPr>
+              <m:t>−</m:t>
+            </m:r>
+            <m:r>
+              <m:t>20</m:t>
+            </m:r>
+          </m:sup>
+        </m:sSup>
+      </m:oMath>
+      <w:r>
+        <w:rPr>
+          <w:rFonts w:hint="eastAsia" w:ascii="Times New Roman" w:hAnsi="Times New Roman" w:eastAsia="Times New Roman" w:cs="Times New Roman"/>
+        </w:rPr>
+        <w:t>）；</w:t>
+      </w:r>
+      <w:r>
+        <w:rPr>
+          <w:rFonts w:hint="eastAsia" w:ascii="Times New Roman" w:hAnsi="Times New Roman" w:eastAsia="FangSong" w:cs="Times New Roman"/>
+        </w:rPr>
+        <w:t>若在</w:t>
+      </w:r>
+      <w:r>
+        <w:rPr>
+          <w:rFonts w:ascii="Times New Roman" w:hAnsi="Times New Roman" w:eastAsia="Times New Roman" w:cs="Times New Roman"/>
+        </w:rPr>
+        <w:t xml:space="preserve"> </w:t>
+      </w:r>
+      <m:oMath>
+        <m:oMathPr>
+          <m:ctrlPr>
+            <w:rPr>
+              <w:sz w:val="28"/>
+              <w:szCs w:val="28"/>
+            </w:rPr>
+          </m:ctrlPr>
+        </m:oMathPr>
+        <m:r>
+          <m:t>0.1</m:t>
+        </m:r>
+        <m:r>
+          <m:t> </m:t>
+        </m:r>
+        <m:r>
+          <m:rPr>
+            <m:sty m:val="p"/>
+          </m:rPr>
+          <m:t>m</m:t>
+        </m:r>
+        <m:r>
+          <m:rPr>
+            <m:sty m:val="p"/>
+          </m:rPr>
+          <m:t>o</m:t>
+        </m:r>
+        <m:r>
+          <m:rPr>
+            <m:sty m:val="p"/>
+          </m:rPr>
+          <m:t>l</m:t>
+        </m:r>
+        <m:r>
+          <m:rPr>
+            <m:sty m:val="p"/>
+          </m:rPr>
+          <m:t>⋅</m:t>
+        </m:r>
+        <m:sSup>
+          <m:e>
+            <m:r>
+              <m:rPr>
+                <m:sty m:val="p"/>
+              </m:rPr>
+              <m:t>L</m:t>
+            </m:r>
+          </m:e>
+          <m:sup>
+            <m:r>
+              <m:rPr>
+                <m:sty m:val="p"/>
+              </m:rPr>
+              <m:t>−</m:t>
+            </m:r>
+            <m:r>
+              <m:rPr>
+                <m:sty m:val="p"/>
+              </m:rPr>
+              <m:t>1</m:t>
+            </m:r>
+          </m:sup>
+        </m:sSup>
+      </m:oMath>
+      <w:r>
+        <w:rPr>
+          <w:rFonts w:ascii="Times New Roman" w:hAnsi="Times New Roman" w:eastAsia="Times New Roman" w:cs="Times New Roman"/>
+        </w:rPr>
+        <w:t xml:space="preserve"> </w:t>
+      </w:r>
+      <w:r>
+        <w:rPr>
+          <w:rFonts w:hint="eastAsia" w:ascii="Times New Roman" w:hAnsi="Times New Roman" w:eastAsia="FangSong" w:cs="Times New Roman"/>
+        </w:rPr>
+        <w:t xml:space="preserve">硫酸铜溶液中通入过量</w:t>
+      </w:r>
+      <w:r>
+        <w:rPr>
+          <w:rFonts w:ascii="Times New Roman" w:hAnsi="Times New Roman" w:eastAsia="Times New Roman" w:cs="Times New Roman"/>
+        </w:rPr>
+        <w:t xml:space="preserve"> </w:t>
+      </w:r>
+      <m:oMath>
         <m:sSub>
           <m:e>
             <m:r>
-              <m:rPr>
-                <m:sty m:val="p"/>
-              </m:rPr>
-              <m:t>O</m:t>
+              <m:t>H</m:t>
             </m:r>
           </m:e>
           <m:sub>
             <m:r>
-              <m:t>3</m:t>
-            </m:r>
-            <m:r>
-              <m:rPr>
-                <m:sty m:val="p"/>
-              </m:rPr>
-              <m:t>−</m:t>
-            </m:r>
-            <m:r>
-              <m:t>δ</m:t>
+              <m:t>2</m:t>
             </m:r>
           </m:sub>
         </m:sSub>
+        <m:r>
+          <m:t>S</m:t>
+        </m:r>
       </m:oMath>
       <w:r>
         <w:rPr>
@@ -28387,65 +29310,382 @@
         <w:rPr>
           <w:rFonts w:hint="eastAsia" w:ascii="Times New Roman" w:hAnsi="Times New Roman" w:eastAsia="FangSong" w:cs="Times New Roman"/>
         </w:rPr>
-        <w:t xml:space="preserve">与</w:t>
-      </w:r>
-      <w:r>
-        <w:rPr>
-          <w:rFonts w:ascii="Times New Roman" w:hAnsi="Times New Roman" w:eastAsia="Times New Roman" w:cs="Times New Roman"/>
-        </w:rPr>
-        <w:t xml:space="preserve"> KI </w:t>
-      </w:r>
-      <w:r>
-        <w:rPr>
-          <w:rFonts w:hint="eastAsia" w:ascii="Times New Roman" w:hAnsi="Times New Roman" w:eastAsia="FangSong" w:cs="Times New Roman"/>
-        </w:rPr>
-        <w:t xml:space="preserve">和</w:t>
-      </w:r>
-      <w:r>
-        <w:rPr>
-          <w:rFonts w:ascii="Times New Roman" w:hAnsi="Times New Roman" w:eastAsia="Times New Roman" w:cs="Times New Roman"/>
-        </w:rPr>
-        <w:t xml:space="preserve"> HCl </w:t>
-      </w:r>
-      <w:r>
-        <w:rPr>
-          <w:rFonts w:hint="eastAsia" w:ascii="Times New Roman" w:hAnsi="Times New Roman" w:eastAsia="FangSong" w:cs="Times New Roman"/>
-        </w:rPr>
-        <w:t>反应的离子方程式</w:t>
-      </w:r>
-      <w:r>
-        <w:rPr>
-          <w:rFonts w:hint="eastAsia" w:ascii="Times New Roman" w:hAnsi="Times New Roman" w:eastAsia="Times New Roman" w:cs="Times New Roman"/>
-        </w:rPr>
-        <w:t>。</w:t>
+        <w:t>气体</w:t>
+      </w:r>
+      <w:r>
+        <w:rPr>
+          <w:rFonts w:hint="eastAsia" w:ascii="Times New Roman" w:hAnsi="Times New Roman" w:eastAsia="Times New Roman" w:cs="Times New Roman"/>
+        </w:rPr>
+        <w:t>，</w:t>
+      </w:r>
+      <w:r>
+        <w:rPr>
+          <w:rFonts w:hint="eastAsia" w:ascii="Times New Roman" w:hAnsi="Times New Roman" w:eastAsia="FangSong" w:cs="Times New Roman"/>
+        </w:rPr>
+        <w:t>使</w:t>
+      </w:r>
+      <w:r>
+        <w:rPr>
+          <w:rFonts w:ascii="Times New Roman" w:hAnsi="Times New Roman" w:eastAsia="Times New Roman" w:cs="Times New Roman"/>
+        </w:rPr>
+        <w:t xml:space="preserve"> Cu</w:t>
+      </w:r>
+      <w:r>
+        <w:rPr>
+          <w:rFonts w:ascii="Times New Roman" w:hAnsi="Times New Roman" w:eastAsia="Times New Roman" w:cs="Times New Roman"/>
+          <w:vertAlign w:val="superscript"/>
+        </w:rPr>
+        <w:t>2+</w:t>
+      </w:r>
+      <w:r>
+        <w:rPr>
+          <w:rFonts w:ascii="Times New Roman" w:hAnsi="Times New Roman" w:eastAsia="Times New Roman" w:cs="Times New Roman"/>
+        </w:rPr>
+        <w:t xml:space="preserve"> </w:t>
+      </w:r>
+      <w:r>
+        <w:rPr>
+          <w:rFonts w:hint="eastAsia" w:ascii="Times New Roman" w:hAnsi="Times New Roman" w:eastAsia="FangSong" w:cs="Times New Roman"/>
+        </w:rPr>
+        <w:t xml:space="preserve">完全沉淀为</w:t>
+      </w:r>
+      <w:r>
+        <w:rPr>
+          <w:rFonts w:ascii="Times New Roman" w:hAnsi="Times New Roman" w:eastAsia="Times New Roman" w:cs="Times New Roman"/>
+        </w:rPr>
+        <w:t xml:space="preserve"> </w:t>
+      </w:r>
+      <w:r>
+        <w:rPr>
+          <w:rFonts w:hint="eastAsia" w:ascii="Times New Roman" w:hAnsi="Times New Roman" w:eastAsia="Times New Roman" w:cs="Times New Roman"/>
+        </w:rPr>
+        <w:t>CuS，</w:t>
+      </w:r>
+      <w:r>
+        <w:rPr>
+          <w:rFonts w:hint="eastAsia" w:ascii="Times New Roman" w:hAnsi="Times New Roman" w:eastAsia="FangSong" w:cs="Times New Roman"/>
+        </w:rPr>
+        <w:t>此时溶液中的</w:t>
+      </w:r>
+      <w:r>
+        <w:rPr>
+          <w:rFonts w:ascii="Times New Roman" w:hAnsi="Times New Roman" w:eastAsia="Times New Roman" w:cs="Times New Roman"/>
+        </w:rPr>
+        <w:t xml:space="preserve"> H</w:t>
+      </w:r>
+      <w:r>
+        <w:rPr>
+          <w:rFonts w:ascii="Times New Roman" w:hAnsi="Times New Roman" w:eastAsia="Times New Roman" w:cs="Times New Roman"/>
+          <w:vertAlign w:val="superscript"/>
+        </w:rPr>
+        <w:t>+</w:t>
+      </w:r>
+      <w:r>
+        <w:rPr>
+          <w:rFonts w:ascii="Times New Roman" w:hAnsi="Times New Roman" w:eastAsia="Times New Roman" w:cs="Times New Roman"/>
+        </w:rPr>
+        <w:t xml:space="preserve"> </w:t>
+      </w:r>
+      <w:r>
+        <w:rPr>
+          <w:rFonts w:hint="eastAsia" w:ascii="Times New Roman" w:hAnsi="Times New Roman" w:eastAsia="FangSong" w:cs="Times New Roman"/>
+        </w:rPr>
+        <w:t>浓度是</w:t>
+      </w:r>
+      <w:r>
+        <w:rPr>
+          <w:rFonts w:hint="eastAsia" w:ascii="Times New Roman" w:hAnsi="Times New Roman" w:eastAsia="Times New Roman" w:cs="Times New Roman"/>
+        </w:rPr>
+        <w:t>____</w:t>
+      </w:r>
+      <w:r>
+        <w:rPr>
+          <w:rFonts w:ascii="Times New Roman" w:hAnsi="Times New Roman" w:eastAsia="Times New Roman" w:cs="Times New Roman"/>
+        </w:rPr>
+        <w:t xml:space="preserve"> </w:t>
+      </w:r>
+      <m:oMath>
+        <m:oMathPr>
+          <m:ctrlPr>
+            <w:rPr>
+              <w:sz w:val="28"/>
+              <w:szCs w:val="28"/>
+            </w:rPr>
+          </m:ctrlPr>
+        </m:oMathPr>
+        <m:r>
+          <m:rPr>
+            <m:sty m:val="p"/>
+          </m:rPr>
+          <m:t>m</m:t>
+        </m:r>
+        <m:r>
+          <m:rPr>
+            <m:sty m:val="p"/>
+          </m:rPr>
+          <m:t>o</m:t>
+        </m:r>
+        <m:r>
+          <m:rPr>
+            <m:sty m:val="p"/>
+          </m:rPr>
+          <m:t>l</m:t>
+        </m:r>
+        <m:r>
+          <m:rPr>
+            <m:sty m:val="p"/>
+          </m:rPr>
+          <m:t>⋅</m:t>
+        </m:r>
+        <m:sSup>
+          <m:e>
+            <m:r>
+              <m:rPr>
+                <m:sty m:val="p"/>
+              </m:rPr>
+              <m:t>L</m:t>
+            </m:r>
+          </m:e>
+          <m:sup>
+            <m:r>
+              <m:rPr>
+                <m:sty m:val="p"/>
+              </m:rPr>
+              <m:t>−</m:t>
+            </m:r>
+            <m:r>
+              <m:rPr>
+                <m:sty m:val="p"/>
+              </m:rPr>
+              <m:t>1</m:t>
+            </m:r>
+          </m:sup>
+        </m:sSup>
+      </m:oMath>
+      <w:r>
+        <w:rPr>
+          <w:rFonts w:ascii="Times New Roman" w:hAnsi="Times New Roman" w:eastAsia="Times New Roman" w:cs="Times New Roman"/>
+        </w:rPr>
+        <w:t xml:space="preserve">。</w:t>
       </w:r>
     </w:p>
     <w:p>
       <w:pPr>
-        <w:pStyle w:val="BodyText"/>
+        <w:spacing w:before="160" w:after="80"/>
       </w:pPr>
       <w:r>
-        <w:rPr>
-          <w:rFonts w:hint="eastAsia" w:ascii="Times New Roman" w:hAnsi="Times New Roman" w:eastAsia="FangSong" w:cs="Times New Roman"/>
-        </w:rPr>
-        <w:t>写出滴定反应的离子方程式</w:t>
-      </w:r>
-      <w:r>
-        <w:rPr>
-          <w:rFonts w:hint="eastAsia" w:ascii="Times New Roman" w:hAnsi="Times New Roman" w:eastAsia="Times New Roman" w:cs="Times New Roman"/>
-        </w:rPr>
-        <w:t>。</w:t>
+        <w:pict>
+          <v:rect style="width:0;height:1.5pt" o:hralign="center" o:hrstd="t" o:hr="t"/>
+        </w:pict>
+      </w:r>
+    </w:p>
+    <w:bookmarkEnd w:id="50"/>
+    <w:bookmarkStart w:id="51" w:name="一分册-测3-18"/>
+    <w:p>
+      <w:pPr>
+        <w:pStyle w:val="Heading2"/>
+        <w:spacing w:before="280" w:after="80"/>
+        <w:keepNext/>
+      </w:pPr>
+      <w:r>
+        <w:rPr>
+          <w:rFonts w:ascii="Times New Roman" w:hAnsi="Times New Roman" w:eastAsia="Times New Roman" w:cs="Times New Roman"/>
+        </w:rPr>
+        <w:t xml:space="preserve">6.36 </w:t>
+      </w:r>
+      <w:r>
+        <w:rPr>
+          <w:rFonts w:hint="eastAsia" w:ascii="Times New Roman" w:hAnsi="Times New Roman" w:eastAsia="SimHei" w:cs="Times New Roman"/>
+        </w:rPr>
+        <w:t>一分册</w:t>
+      </w:r>
+      <w:r>
+        <w:rPr>
+          <w:rFonts w:hint="eastAsia" w:ascii="Times New Roman" w:hAnsi="Times New Roman" w:eastAsia="Times New Roman" w:cs="Times New Roman"/>
+        </w:rPr>
+        <w:t>-</w:t>
+      </w:r>
+      <w:r>
+        <w:rPr>
+          <w:rFonts w:hint="eastAsia" w:ascii="Times New Roman" w:hAnsi="Times New Roman" w:eastAsia="SimHei" w:cs="Times New Roman"/>
+        </w:rPr>
+        <w:t>测</w:t>
+      </w:r>
+      <w:r>
+        <w:rPr>
+          <w:rFonts w:hint="eastAsia" w:ascii="Times New Roman" w:hAnsi="Times New Roman" w:eastAsia="Times New Roman" w:cs="Times New Roman"/>
+        </w:rPr>
+        <w:t>3-18</w:t>
       </w:r>
     </w:p>
     <w:p>
       <w:pPr>
-        <w:pStyle w:val="BodyText"/>
+        <w:pStyle w:val="Compact"/>
+        <w:numPr>
+          <w:ilvl w:val="0"/>
+          <w:numId w:val="1010"/>
+        </w:numPr>
       </w:pPr>
       <w:r>
         <w:rPr>
-          <w:rFonts w:hint="eastAsia" w:ascii="Times New Roman" w:hAnsi="Times New Roman" w:eastAsia="FangSong" w:cs="Times New Roman"/>
-        </w:rPr>
-        <w:t xml:space="preserve">计算</w:t>
+          <w:rFonts w:ascii="Times New Roman" w:hAnsi="Times New Roman" w:eastAsia="Times New Roman" w:cs="Times New Roman"/>
+        </w:rPr>
+        <w:t xml:space="preserve">2011 </w:t>
+      </w:r>
+      <w:r>
+        <w:rPr>
+          <w:rFonts w:hint="eastAsia" w:ascii="Times New Roman" w:hAnsi="Times New Roman" w:eastAsia="FangSong" w:cs="Times New Roman"/>
+        </w:rPr>
+        <w:t>年全国人大批准实施了</w:t>
+      </w:r>
+      <w:r>
+        <w:rPr>
+          <w:rFonts w:hint="eastAsia" w:ascii="Times New Roman" w:hAnsi="Times New Roman" w:eastAsia="Times New Roman" w:cs="Times New Roman"/>
+        </w:rPr>
+        <w:t>《</w:t>
+      </w:r>
+      <w:r>
+        <w:rPr>
+          <w:rFonts w:hint="eastAsia" w:ascii="Times New Roman" w:hAnsi="Times New Roman" w:eastAsia="FangSong" w:cs="Times New Roman"/>
+        </w:rPr>
+        <w:t>刑法修正案</w:t>
+      </w:r>
+      <w:r>
+        <w:rPr>
+          <w:rFonts w:hint="eastAsia" w:ascii="Times New Roman" w:hAnsi="Times New Roman" w:eastAsia="Times New Roman" w:cs="Times New Roman"/>
+        </w:rPr>
+        <w:t>》</w:t>
+      </w:r>
+      <w:r>
+        <w:rPr>
+          <w:rFonts w:hint="eastAsia" w:ascii="Times New Roman" w:hAnsi="Times New Roman" w:eastAsia="FangSong" w:cs="Times New Roman"/>
+        </w:rPr>
+        <w:t>和修改后的</w:t>
+      </w:r>
+      <w:r>
+        <w:rPr>
+          <w:rFonts w:hint="eastAsia" w:ascii="Times New Roman" w:hAnsi="Times New Roman" w:eastAsia="Times New Roman" w:cs="Times New Roman"/>
+        </w:rPr>
+        <w:t>《</w:t>
+      </w:r>
+      <w:r>
+        <w:rPr>
+          <w:rFonts w:hint="eastAsia" w:ascii="Times New Roman" w:hAnsi="Times New Roman" w:eastAsia="FangSong" w:cs="Times New Roman"/>
+        </w:rPr>
+        <w:t>道路交通安全法</w:t>
+      </w:r>
+      <w:r>
+        <w:rPr>
+          <w:rFonts w:hint="eastAsia" w:ascii="Times New Roman" w:hAnsi="Times New Roman" w:eastAsia="Times New Roman" w:cs="Times New Roman"/>
+        </w:rPr>
+        <w:t>》，</w:t>
+      </w:r>
+      <w:r>
+        <w:rPr>
+          <w:rFonts w:hint="eastAsia" w:ascii="Times New Roman" w:hAnsi="Times New Roman" w:eastAsia="FangSong" w:cs="Times New Roman"/>
+        </w:rPr>
+        <w:t>加大了对醉酒驾车的处罚力度</w:t>
+      </w:r>
+      <w:r>
+        <w:rPr>
+          <w:rFonts w:hint="eastAsia" w:ascii="Times New Roman" w:hAnsi="Times New Roman" w:eastAsia="Times New Roman" w:cs="Times New Roman"/>
+        </w:rPr>
+        <w:t>。</w:t>
+      </w:r>
+      <w:r>
+        <w:rPr>
+          <w:rFonts w:hint="eastAsia" w:ascii="Times New Roman" w:hAnsi="Times New Roman" w:eastAsia="FangSong" w:cs="Times New Roman"/>
+        </w:rPr>
+        <w:t>我国交通法规定</w:t>
+      </w:r>
+      <w:r>
+        <w:rPr>
+          <w:rFonts w:hint="eastAsia" w:ascii="Times New Roman" w:hAnsi="Times New Roman" w:eastAsia="Times New Roman" w:cs="Times New Roman"/>
+        </w:rPr>
+        <w:t>，</w:t>
+      </w:r>
+      <w:r>
+        <w:rPr>
+          <w:rFonts w:hint="eastAsia" w:ascii="Times New Roman" w:hAnsi="Times New Roman" w:eastAsia="FangSong" w:cs="Times New Roman"/>
+        </w:rPr>
+        <w:t>以血液中酒精含量超过</w:t>
+      </w:r>
+      <w:r>
+        <w:rPr>
+          <w:rFonts w:ascii="Times New Roman" w:hAnsi="Times New Roman" w:eastAsia="Times New Roman" w:cs="Times New Roman"/>
+        </w:rPr>
+        <w:t xml:space="preserve"> 0.050% </w:t>
+      </w:r>
+      <w:r>
+        <w:rPr>
+          <w:rFonts w:hint="eastAsia" w:ascii="Times New Roman" w:hAnsi="Times New Roman" w:eastAsia="FangSong" w:cs="Times New Roman"/>
+        </w:rPr>
+        <w:t>为醉酒</w:t>
+      </w:r>
+      <w:r>
+        <w:rPr>
+          <w:rFonts w:hint="eastAsia" w:ascii="Times New Roman" w:hAnsi="Times New Roman" w:eastAsia="Times New Roman" w:cs="Times New Roman"/>
+        </w:rPr>
+        <w:t>。</w:t>
+      </w:r>
+      <w:r>
+        <w:rPr>
+          <w:rFonts w:hint="eastAsia" w:ascii="Times New Roman" w:hAnsi="Times New Roman" w:eastAsia="FangSong" w:cs="Times New Roman"/>
+        </w:rPr>
+        <w:t>呼气测醉分析方法为</w:t>
+      </w:r>
+      <w:r>
+        <w:rPr>
+          <w:rFonts w:hint="eastAsia" w:ascii="Times New Roman" w:hAnsi="Times New Roman" w:eastAsia="Times New Roman" w:cs="Times New Roman"/>
+        </w:rPr>
+        <w:t>：</w:t>
+      </w:r>
+      <w:r>
+        <w:rPr>
+          <w:rFonts w:hint="eastAsia" w:ascii="Times New Roman" w:hAnsi="Times New Roman" w:eastAsia="FangSong" w:cs="Times New Roman"/>
+        </w:rPr>
+        <w:t>在</w:t>
+      </w:r>
+      <w:r>
+        <w:rPr>
+          <w:rFonts w:ascii="Times New Roman" w:hAnsi="Times New Roman" w:eastAsia="Times New Roman" w:cs="Times New Roman"/>
+        </w:rPr>
+        <w:t xml:space="preserve"> </w:t>
+      </w:r>
+      <m:oMath>
+        <m:sSup>
+          <m:e>
+            <m:r>
+              <m:t>20</m:t>
+            </m:r>
+          </m:e>
+          <m:sup>
+            <m:r>
+              <m:rPr>
+                <m:sty m:val="p"/>
+              </m:rPr>
+              <m:t>∘</m:t>
+            </m:r>
+          </m:sup>
+        </m:sSup>
+        <m:r>
+          <m:rPr>
+            <m:sty m:val="p"/>
+          </m:rPr>
+          <m:t>C</m:t>
+        </m:r>
+      </m:oMath>
+      <w:r>
+        <w:rPr>
+          <w:rFonts w:ascii="Times New Roman" w:hAnsi="Times New Roman" w:eastAsia="Times New Roman" w:cs="Times New Roman"/>
+        </w:rPr>
+        <w:t xml:space="preserve"> </w:t>
+      </w:r>
+      <w:r>
+        <w:rPr>
+          <w:rFonts w:hint="eastAsia" w:ascii="Times New Roman" w:hAnsi="Times New Roman" w:eastAsia="FangSong" w:cs="Times New Roman"/>
+        </w:rPr>
+        <w:t xml:space="preserve">时取一定量某饮酒司机的呼气样品立即鼓泡通过酸性</w:t>
       </w:r>
       <w:r>
         <w:rPr>
@@ -28468,30 +29708,12 @@
               <m:rPr>
                 <m:sty m:val="p"/>
               </m:rPr>
-              <m:t>B</m:t>
-            </m:r>
-            <m:r>
-              <m:rPr>
-                <m:sty m:val="p"/>
-              </m:rPr>
-              <m:t>a</m:t>
-            </m:r>
-            <m:r>
-              <m:rPr>
-                <m:sty m:val="p"/>
-              </m:rPr>
-              <m:t>I</m:t>
-            </m:r>
-            <m:r>
-              <m:rPr>
-                <m:sty m:val="p"/>
-              </m:rPr>
-              <m:t>n</m:t>
+              <m:t>K</m:t>
             </m:r>
           </m:e>
           <m:sub>
             <m:r>
-              <m:t>0.55</m:t>
+              <m:t>2</m:t>
             </m:r>
           </m:sub>
         </m:sSub>
@@ -28507,12 +29729,12 @@
               <m:rPr>
                 <m:sty m:val="p"/>
               </m:rPr>
-              <m:t>o</m:t>
+              <m:t>r</m:t>
             </m:r>
           </m:e>
           <m:sub>
             <m:r>
-              <m:t>0.45</m:t>
+              <m:t>2</m:t>
             </m:r>
           </m:sub>
         </m:sSub>
@@ -28527,16 +29749,7 @@
           </m:e>
           <m:sub>
             <m:r>
-              <m:t>3</m:t>
-            </m:r>
-            <m:r>
-              <m:rPr>
-                <m:sty m:val="p"/>
-              </m:rPr>
-              <m:t>−</m:t>
-            </m:r>
-            <m:r>
-              <m:t>δ</m:t>
+              <m:t>7</m:t>
             </m:r>
           </m:sub>
         </m:sSub>
@@ -28551,92 +29764,8 @@
         <w:rPr>
           <w:rFonts w:hint="eastAsia" w:ascii="Times New Roman" w:hAnsi="Times New Roman" w:eastAsia="FangSong" w:cs="Times New Roman"/>
         </w:rPr>
-        <w:t xml:space="preserve">样品中</w:t>
-      </w:r>
-      <w:r>
-        <w:rPr>
-          <w:rFonts w:ascii="Times New Roman" w:hAnsi="Times New Roman" w:eastAsia="Times New Roman" w:cs="Times New Roman"/>
-        </w:rPr>
-        <w:t xml:space="preserve"> </w:t>
-      </w:r>
-      <m:oMath>
-        <m:r>
-          <m:rPr>
-            <m:sty m:val="p"/>
-          </m:rPr>
-          <m:t>C</m:t>
-        </m:r>
-        <m:r>
-          <m:rPr>
-            <m:sty m:val="p"/>
-          </m:rPr>
-          <m:t>o</m:t>
-        </m:r>
-      </m:oMath>
-      <w:r>
-        <w:rPr>
-          <w:rFonts w:ascii="Times New Roman" w:hAnsi="Times New Roman" w:eastAsia="Times New Roman" w:cs="Times New Roman"/>
-        </w:rPr>
-        <w:t xml:space="preserve"> </w:t>
-      </w:r>
-      <w:r>
-        <w:rPr>
-          <w:rFonts w:hint="eastAsia" w:ascii="Times New Roman" w:hAnsi="Times New Roman" w:eastAsia="FangSong" w:cs="Times New Roman"/>
-        </w:rPr>
-        <w:t xml:space="preserve">的氧化数</w:t>
-      </w:r>
-      <w:r>
-        <w:rPr>
-          <w:rFonts w:ascii="Times New Roman" w:hAnsi="Times New Roman" w:eastAsia="Times New Roman" w:cs="Times New Roman"/>
-        </w:rPr>
-        <w:t xml:space="preserve"> </w:t>
-      </w:r>
-      <m:oMath>
-        <m:sSub>
-          <m:e>
-            <m:r>
-              <m:t>S</m:t>
-            </m:r>
-          </m:e>
-          <m:sub>
-            <m:r>
-              <m:rPr>
-                <m:sty m:val="p"/>
-              </m:rPr>
-              <m:t>C</m:t>
-            </m:r>
-            <m:r>
-              <m:rPr>
-                <m:sty m:val="p"/>
-              </m:rPr>
-              <m:t>o</m:t>
-            </m:r>
-          </m:sub>
-        </m:sSub>
-      </m:oMath>
-      <w:r>
-        <w:rPr>
-          <w:rFonts w:ascii="Times New Roman" w:hAnsi="Times New Roman" w:eastAsia="Times New Roman" w:cs="Times New Roman"/>
-        </w:rPr>
-        <w:t xml:space="preserve"> </w:t>
-      </w:r>
-      <w:r>
-        <w:rPr>
-          <w:rFonts w:hint="eastAsia" w:ascii="Times New Roman" w:hAnsi="Times New Roman" w:eastAsia="FangSong" w:cs="Times New Roman"/>
-        </w:rPr>
-        <w:t xml:space="preserve">和氧缺陷的量</w:t>
-      </w:r>
-      <w:r>
-        <w:rPr>
-          <w:rFonts w:ascii="Times New Roman" w:hAnsi="Times New Roman" w:eastAsia="Times New Roman" w:cs="Times New Roman"/>
-        </w:rPr>
-        <w:t xml:space="preserve"> </w:t>
-      </w:r>
-      <m:oMath>
-        <m:r>
-          <m:t>δ</m:t>
-        </m:r>
-      </m:oMath>
+        <w:t>溶液</w:t>
+      </w:r>
       <w:r>
         <w:rPr>
           <w:rFonts w:hint="eastAsia" w:ascii="Times New Roman" w:hAnsi="Times New Roman" w:eastAsia="Times New Roman" w:cs="Times New Roman"/>
@@ -28647,868 +29776,19 @@
         <w:rPr>
           <w:rFonts w:hint="eastAsia" w:ascii="Times New Roman" w:hAnsi="Times New Roman" w:eastAsia="FangSong" w:cs="Times New Roman"/>
         </w:rPr>
-        <w:t>保留到小数点后两位</w:t>
-      </w:r>
-      <w:r>
-        <w:rPr>
-          <w:rFonts w:hint="eastAsia" w:ascii="Times New Roman" w:hAnsi="Times New Roman" w:eastAsia="Times New Roman" w:cs="Times New Roman"/>
-        </w:rPr>
-        <w:t>）。</w:t>
-      </w:r>
-    </w:p>
-    <w:p>
-      <w:pPr>
-        <w:pStyle w:val="BodyText"/>
-      </w:pPr>
-      <w:r>
-        <w:rPr>
-          <w:rFonts w:hint="eastAsia" w:ascii="Times New Roman" w:hAnsi="Times New Roman" w:eastAsia="FangSong" w:cs="Times New Roman"/>
-          <w:b/>
-          <w:bCs/>
-        </w:rPr>
-        <w:t xml:space="preserve">已知</w:t>
-      </w:r>
-      <w:r>
-        <w:rPr>
-          <w:rFonts w:hint="eastAsia" w:ascii="Times New Roman" w:hAnsi="Times New Roman" w:eastAsia="Times New Roman" w:cs="Times New Roman"/>
-        </w:rPr>
-        <w:t>：</w:t>
-      </w:r>
-      <w:r>
-        <w:rPr>
-          <w:rFonts w:hint="eastAsia" w:ascii="Times New Roman" w:hAnsi="Times New Roman" w:eastAsia="FangSong" w:cs="Times New Roman"/>
-        </w:rPr>
-        <w:t>称取</w:t>
-      </w:r>
-      <w:r>
-        <w:rPr>
-          <w:rFonts w:ascii="Times New Roman" w:hAnsi="Times New Roman" w:eastAsia="Times New Roman" w:cs="Times New Roman"/>
-        </w:rPr>
-        <w:t xml:space="preserve"> 0.2034 g </w:t>
-      </w:r>
-      <w:r>
-        <w:rPr>
-          <w:rFonts w:hint="eastAsia" w:ascii="Times New Roman" w:hAnsi="Times New Roman" w:eastAsia="FangSong" w:cs="Times New Roman"/>
-        </w:rPr>
-        <w:t>样品</w:t>
-      </w:r>
-      <w:r>
-        <w:rPr>
-          <w:rFonts w:hint="eastAsia" w:ascii="Times New Roman" w:hAnsi="Times New Roman" w:eastAsia="Times New Roman" w:cs="Times New Roman"/>
-        </w:rPr>
-        <w:t>，</w:t>
-      </w:r>
-      <w:r>
-        <w:rPr>
-          <w:rFonts w:hint="eastAsia" w:ascii="Times New Roman" w:hAnsi="Times New Roman" w:eastAsia="FangSong" w:cs="Times New Roman"/>
-        </w:rPr>
-        <w:t>用</w:t>
-      </w:r>
-      <w:r>
-        <w:rPr>
-          <w:rFonts w:ascii="Times New Roman" w:hAnsi="Times New Roman" w:eastAsia="Times New Roman" w:cs="Times New Roman"/>
-        </w:rPr>
-        <w:t xml:space="preserve"> 0.05000 mol/L Na</w:t>
-      </w:r>
-      <w:r>
-        <w:rPr>
-          <w:rFonts w:ascii="Times New Roman" w:hAnsi="Times New Roman" w:eastAsia="Times New Roman" w:cs="Times New Roman"/>
-          <w:vertAlign w:val="subscript"/>
-        </w:rPr>
-        <w:t>2</w:t>
-      </w:r>
-      <w:r>
-        <w:rPr>
-          <w:rFonts w:ascii="Times New Roman" w:hAnsi="Times New Roman" w:eastAsia="Times New Roman" w:cs="Times New Roman"/>
-        </w:rPr>
-        <w:t>S</w:t>
-      </w:r>
-      <w:r>
-        <w:rPr>
-          <w:rFonts w:ascii="Times New Roman" w:hAnsi="Times New Roman" w:eastAsia="Times New Roman" w:cs="Times New Roman"/>
-          <w:vertAlign w:val="subscript"/>
-        </w:rPr>
-        <w:t>2</w:t>
-      </w:r>
-      <w:r>
-        <w:rPr>
-          <w:rFonts w:ascii="Times New Roman" w:hAnsi="Times New Roman" w:eastAsia="Times New Roman" w:cs="Times New Roman"/>
-        </w:rPr>
-        <w:t>O</w:t>
-      </w:r>
-      <w:r>
-        <w:rPr>
-          <w:rFonts w:ascii="Times New Roman" w:hAnsi="Times New Roman" w:eastAsia="Times New Roman" w:cs="Times New Roman"/>
-          <w:vertAlign w:val="subscript"/>
-        </w:rPr>
-        <w:t>3</w:t>
-      </w:r>
-      <w:r>
-        <w:rPr>
-          <w:rFonts w:ascii="Times New Roman" w:hAnsi="Times New Roman" w:eastAsia="Times New Roman" w:cs="Times New Roman"/>
-        </w:rPr>
-        <w:t xml:space="preserve"> </w:t>
-      </w:r>
-      <w:r>
-        <w:rPr>
-          <w:rFonts w:hint="eastAsia" w:ascii="Times New Roman" w:hAnsi="Times New Roman" w:eastAsia="FangSong" w:cs="Times New Roman"/>
-        </w:rPr>
-        <w:t>标准溶液滴定</w:t>
-      </w:r>
-      <w:r>
-        <w:rPr>
-          <w:rFonts w:hint="eastAsia" w:ascii="Times New Roman" w:hAnsi="Times New Roman" w:eastAsia="Times New Roman" w:cs="Times New Roman"/>
-        </w:rPr>
-        <w:t>，</w:t>
-      </w:r>
-      <w:r>
-        <w:rPr>
-          <w:rFonts w:hint="eastAsia" w:ascii="Times New Roman" w:hAnsi="Times New Roman" w:eastAsia="FangSong" w:cs="Times New Roman"/>
-        </w:rPr>
-        <w:t>消耗</w:t>
-      </w:r>
-      <w:r>
-        <w:rPr>
-          <w:rFonts w:ascii="Times New Roman" w:hAnsi="Times New Roman" w:eastAsia="Times New Roman" w:cs="Times New Roman"/>
-        </w:rPr>
-        <w:t xml:space="preserve"> 10.85 mL。</w:t>
-      </w:r>
-    </w:p>
-    <w:p>
-      <w:pPr>
-        <w:spacing w:before="160" w:after="80"/>
-      </w:pPr>
-      <w:r>
-        <w:pict>
-          <v:rect style="width:0;height:1.5pt" o:hralign="center" o:hrstd="t" o:hr="t"/>
-        </w:pict>
-      </w:r>
-    </w:p>
-    <w:bookmarkEnd w:id="47"/>
-    <w:bookmarkStart w:id="48" w:name="硫化物氧化反应方程式第28届初赛"/>
-    <w:p>
-      <w:pPr>
-        <w:pStyle w:val="Heading2"/>
-        <w:spacing w:before="280" w:after="80"/>
-        <w:keepNext/>
-      </w:pPr>
-      <w:r>
-        <w:rPr>
-          <w:rFonts w:ascii="Times New Roman" w:hAnsi="Times New Roman" w:eastAsia="Times New Roman" w:cs="Times New Roman"/>
-        </w:rPr>
-        <w:t xml:space="preserve">6.36 </w:t>
-      </w:r>
-      <w:r>
-        <w:rPr>
-          <w:rFonts w:hint="eastAsia" w:ascii="Times New Roman" w:hAnsi="Times New Roman" w:eastAsia="SimHei" w:cs="Times New Roman"/>
-        </w:rPr>
-        <w:t>硫化物氧化反应方程式</w:t>
-      </w:r>
-      <w:r>
-        <w:rPr>
-          <w:rFonts w:hint="eastAsia" w:ascii="Times New Roman" w:hAnsi="Times New Roman" w:eastAsia="Times New Roman" w:cs="Times New Roman"/>
-        </w:rPr>
-        <w:t>（</w:t>
-      </w:r>
-      <w:r>
-        <w:rPr>
-          <w:rFonts w:hint="eastAsia" w:ascii="Times New Roman" w:hAnsi="Times New Roman" w:eastAsia="SimHei" w:cs="Times New Roman"/>
-        </w:rPr>
-        <w:t>第</w:t>
-      </w:r>
-      <w:r>
-        <w:rPr>
-          <w:rFonts w:hint="eastAsia" w:ascii="Times New Roman" w:hAnsi="Times New Roman" w:eastAsia="Times New Roman" w:cs="Times New Roman"/>
-        </w:rPr>
-        <w:t>28</w:t>
-      </w:r>
-      <w:r>
-        <w:rPr>
-          <w:rFonts w:hint="eastAsia" w:ascii="Times New Roman" w:hAnsi="Times New Roman" w:eastAsia="SimHei" w:cs="Times New Roman"/>
-        </w:rPr>
-        <w:t>届初赛</w:t>
-      </w:r>
-      <w:r>
-        <w:rPr>
-          <w:rFonts w:hint="eastAsia" w:ascii="Times New Roman" w:hAnsi="Times New Roman" w:eastAsia="Times New Roman" w:cs="Times New Roman"/>
-        </w:rPr>
-        <w:t>）</w:t>
-      </w:r>
-    </w:p>
-    <w:p>
-      <w:pPr>
-        <w:pStyle w:val="FirstParagraph"/>
-      </w:pPr>
-      <w:r>
-        <w:rPr>
-          <w:rFonts w:hint="eastAsia" w:ascii="Times New Roman" w:hAnsi="Times New Roman" w:eastAsia="FangSong" w:cs="Times New Roman"/>
-        </w:rPr>
-        <w:t xml:space="preserve">在</w:t>
-      </w:r>
-      <w:r>
-        <w:rPr>
-          <w:rFonts w:ascii="Times New Roman" w:hAnsi="Times New Roman" w:eastAsia="Times New Roman" w:cs="Times New Roman"/>
-        </w:rPr>
-        <w:t xml:space="preserve"> </w:t>
-      </w:r>
-      <m:oMath>
-        <m:oMathPr>
-          <m:ctrlPr>
-            <w:rPr>
-              <w:sz w:val="28"/>
-              <w:szCs w:val="28"/>
-            </w:rPr>
-          </m:ctrlPr>
-        </m:oMathPr>
-        <m:r>
-          <m:t>0.7520</m:t>
-        </m:r>
-        <m:r>
-          <m:t> </m:t>
-        </m:r>
-        <m:r>
-          <m:rPr>
-            <m:sty m:val="p"/>
-          </m:rPr>
-          <m:t>g</m:t>
-        </m:r>
-        <m:r>
-          <m:t> </m:t>
-        </m:r>
-        <m:sSub>
-          <m:e>
-            <m:r>
-              <m:rPr>
-                <m:sty m:val="p"/>
-              </m:rPr>
-              <m:t>C</m:t>
-            </m:r>
-            <m:r>
-              <m:rPr>
-                <m:sty m:val="p"/>
-              </m:rPr>
-              <m:t>u</m:t>
-            </m:r>
-          </m:e>
-          <m:sub>
-            <m:r>
-              <m:t>2</m:t>
-            </m:r>
-          </m:sub>
-        </m:sSub>
-        <m:r>
-          <m:rPr>
-            <m:sty m:val="p"/>
-          </m:rPr>
-          <m:t>S</m:t>
-        </m:r>
-      </m:oMath>
-      <w:r>
-        <w:rPr>
-          <w:rFonts w:ascii="Times New Roman" w:hAnsi="Times New Roman" w:eastAsia="Times New Roman" w:cs="Times New Roman"/>
-        </w:rPr>
-        <w:t xml:space="preserve"> </w:t>
-      </w:r>
-      <w:r>
-        <w:rPr>
-          <w:rFonts w:hint="eastAsia" w:ascii="Times New Roman" w:hAnsi="Times New Roman" w:eastAsia="FangSong" w:cs="Times New Roman"/>
-        </w:rPr>
-        <w:t xml:space="preserve">和</w:t>
-      </w:r>
-      <w:r>
-        <w:rPr>
-          <w:rFonts w:ascii="Times New Roman" w:hAnsi="Times New Roman" w:eastAsia="Times New Roman" w:cs="Times New Roman"/>
-        </w:rPr>
-        <w:t xml:space="preserve"> </w:t>
-      </w:r>
-      <m:oMath>
-        <m:r>
-          <m:rPr>
-            <m:sty m:val="p"/>
-          </m:rPr>
-          <m:t>C</m:t>
-        </m:r>
-        <m:r>
-          <m:rPr>
-            <m:sty m:val="p"/>
-          </m:rPr>
-          <m:t>u</m:t>
-        </m:r>
-        <m:r>
-          <m:rPr>
-            <m:sty m:val="p"/>
-          </m:rPr>
-          <m:t>S</m:t>
-        </m:r>
-      </m:oMath>
-      <w:r>
-        <w:rPr>
-          <w:rFonts w:ascii="Times New Roman" w:hAnsi="Times New Roman" w:eastAsia="Times New Roman" w:cs="Times New Roman"/>
-        </w:rPr>
-        <w:t xml:space="preserve"> </w:t>
-      </w:r>
-      <w:r>
-        <w:rPr>
-          <w:rFonts w:hint="eastAsia" w:ascii="Times New Roman" w:hAnsi="Times New Roman" w:eastAsia="FangSong" w:cs="Times New Roman"/>
-        </w:rPr>
-        <w:t xml:space="preserve">与惰性杂质的混合样品中加入</w:t>
-      </w:r>
-      <w:r>
-        <w:rPr>
-          <w:rFonts w:ascii="Times New Roman" w:hAnsi="Times New Roman" w:eastAsia="Times New Roman" w:cs="Times New Roman"/>
-        </w:rPr>
-        <w:t xml:space="preserve"> </w:t>
-      </w:r>
-      <m:oMath>
-        <m:oMathPr>
-          <m:ctrlPr>
-            <w:rPr>
-              <w:sz w:val="28"/>
-              <w:szCs w:val="28"/>
-            </w:rPr>
-          </m:ctrlPr>
-        </m:oMathPr>
-        <m:r>
-          <m:t>100.0</m:t>
-        </m:r>
-        <m:r>
-          <m:t> </m:t>
-        </m:r>
-        <m:r>
-          <m:rPr>
-            <m:sty m:val="p"/>
-          </m:rPr>
-          <m:t>m</m:t>
-        </m:r>
-        <m:r>
-          <m:rPr>
-            <m:sty m:val="p"/>
-          </m:rPr>
-          <m:t>L</m:t>
-        </m:r>
-        <m:r>
-          <m:t> </m:t>
-        </m:r>
-        <m:r>
-          <m:t>0.1209</m:t>
-        </m:r>
-        <m:r>
-          <m:t> </m:t>
-        </m:r>
-        <m:sSup>
-          <m:e>
-            <m:r>
-              <m:rPr>
-                <m:sty m:val="p"/>
-              </m:rPr>
-              <m:t>m</m:t>
-            </m:r>
-            <m:r>
-              <m:rPr>
-                <m:sty m:val="p"/>
-              </m:rPr>
-              <m:t>o</m:t>
-            </m:r>
-            <m:r>
-              <m:rPr>
-                <m:sty m:val="p"/>
-              </m:rPr>
-              <m:t>l</m:t>
-            </m:r>
-            <m:r>
-              <m:rPr>
-                <m:sty m:val="p"/>
-              </m:rPr>
-              <m:t> </m:t>
-            </m:r>
-            <m:r>
-              <m:rPr>
-                <m:sty m:val="p"/>
-              </m:rPr>
-              <m:t>L</m:t>
-            </m:r>
-          </m:e>
-          <m:sup>
-            <m:r>
-              <m:rPr>
-                <m:sty m:val="p"/>
-              </m:rPr>
-              <m:t>−</m:t>
-            </m:r>
-            <m:r>
-              <m:t>1</m:t>
-            </m:r>
-          </m:sup>
-        </m:sSup>
-        <m:r>
-          <m:t> </m:t>
-        </m:r>
-        <m:sSub>
-          <m:e>
-            <m:r>
-              <m:rPr>
-                <m:sty m:val="p"/>
-              </m:rPr>
-              <m:t>K</m:t>
-            </m:r>
-            <m:r>
-              <m:rPr>
-                <m:sty m:val="p"/>
-              </m:rPr>
-              <m:t>M</m:t>
-            </m:r>
-            <m:r>
-              <m:rPr>
-                <m:sty m:val="p"/>
-              </m:rPr>
-              <m:t>n</m:t>
-            </m:r>
-            <m:r>
-              <m:rPr>
-                <m:sty m:val="p"/>
-              </m:rPr>
-              <m:t>O</m:t>
-            </m:r>
-          </m:e>
-          <m:sub>
-            <m:r>
-              <m:t>4</m:t>
-            </m:r>
-          </m:sub>
-        </m:sSub>
-      </m:oMath>
-      <w:r>
-        <w:rPr>
-          <w:rFonts w:ascii="Times New Roman" w:hAnsi="Times New Roman" w:eastAsia="Times New Roman" w:cs="Times New Roman"/>
-        </w:rPr>
-        <w:t xml:space="preserve"> </w:t>
-      </w:r>
-      <w:r>
-        <w:rPr>
-          <w:rFonts w:hint="eastAsia" w:ascii="Times New Roman" w:hAnsi="Times New Roman" w:eastAsia="FangSong" w:cs="Times New Roman"/>
-        </w:rPr>
-        <w:t>的酸性溶液</w:t>
-      </w:r>
-      <w:r>
-        <w:rPr>
-          <w:rFonts w:hint="eastAsia" w:ascii="Times New Roman" w:hAnsi="Times New Roman" w:eastAsia="Times New Roman" w:cs="Times New Roman"/>
-        </w:rPr>
-        <w:t>，</w:t>
-      </w:r>
-      <w:r>
-        <w:rPr>
-          <w:rFonts w:hint="eastAsia" w:ascii="Times New Roman" w:hAnsi="Times New Roman" w:eastAsia="FangSong" w:cs="Times New Roman"/>
-        </w:rPr>
-        <w:t>加热</w:t>
-      </w:r>
-      <w:r>
-        <w:rPr>
-          <w:rFonts w:hint="eastAsia" w:ascii="Times New Roman" w:hAnsi="Times New Roman" w:eastAsia="Times New Roman" w:cs="Times New Roman"/>
-        </w:rPr>
-        <w:t>，</w:t>
-      </w:r>
-      <w:r>
-        <w:rPr>
-          <w:rFonts w:hint="eastAsia" w:ascii="Times New Roman" w:hAnsi="Times New Roman" w:eastAsia="FangSong" w:cs="Times New Roman"/>
-        </w:rPr>
-        <w:t>硫全部转化为</w:t>
-      </w:r>
-      <w:r>
-        <w:rPr>
-          <w:rFonts w:ascii="Times New Roman" w:hAnsi="Times New Roman" w:eastAsia="Times New Roman" w:cs="Times New Roman"/>
-        </w:rPr>
-        <w:t xml:space="preserve"> </w:t>
-      </w:r>
-      <m:oMath>
-        <m:sSubSup>
-          <m:e>
-            <m:r>
-              <m:rPr>
-                <m:sty m:val="p"/>
-              </m:rPr>
-              <m:t>S</m:t>
-            </m:r>
-            <m:r>
-              <m:rPr>
-                <m:sty m:val="p"/>
-              </m:rPr>
-              <m:t>O</m:t>
-            </m:r>
-          </m:e>
-          <m:sub>
-            <m:r>
-              <m:t>4</m:t>
-            </m:r>
-          </m:sub>
-          <m:sup>
-            <m:r>
-              <m:t>2</m:t>
-            </m:r>
-            <m:r>
-              <m:rPr>
-                <m:sty m:val="p"/>
-              </m:rPr>
-              <m:t>−</m:t>
-            </m:r>
-          </m:sup>
-        </m:sSubSup>
-      </m:oMath>
-      <w:r>
-        <w:rPr>
-          <w:rFonts w:hint="eastAsia" w:ascii="Times New Roman" w:hAnsi="Times New Roman" w:eastAsia="Times New Roman" w:cs="Times New Roman"/>
-        </w:rPr>
-        <w:t>，</w:t>
-      </w:r>
-      <w:r>
-        <w:rPr>
-          <w:rFonts w:hint="eastAsia" w:ascii="Times New Roman" w:hAnsi="Times New Roman" w:eastAsia="FangSong" w:cs="Times New Roman"/>
-        </w:rPr>
-        <w:t>滤去不溶杂质</w:t>
-      </w:r>
-      <w:r>
-        <w:rPr>
-          <w:rFonts w:hint="eastAsia" w:ascii="Times New Roman" w:hAnsi="Times New Roman" w:eastAsia="Times New Roman" w:cs="Times New Roman"/>
-        </w:rPr>
-        <w:t>。</w:t>
-      </w:r>
-    </w:p>
-    <w:p>
-      <w:pPr>
-        <w:pStyle w:val="BodyText"/>
-      </w:pPr>
-      <w:r>
-        <w:rPr>
-          <w:rFonts w:ascii="Times New Roman" w:hAnsi="Times New Roman" w:eastAsia="Times New Roman" w:cs="Times New Roman"/>
-        </w:rPr>
-        <w:t xml:space="preserve">7-1 </w:t>
-      </w:r>
-      <w:r>
-        <w:rPr>
-          <w:rFonts w:hint="eastAsia" w:ascii="Times New Roman" w:hAnsi="Times New Roman" w:eastAsia="FangSong" w:cs="Times New Roman"/>
-        </w:rPr>
-        <w:t>写出硫化物溶于酸性高锰酸钾溶液的反应方程式</w:t>
-      </w:r>
-      <w:r>
-        <w:rPr>
-          <w:rFonts w:hint="eastAsia" w:ascii="Times New Roman" w:hAnsi="Times New Roman" w:eastAsia="Times New Roman" w:cs="Times New Roman"/>
-        </w:rPr>
-        <w:t>。</w:t>
-      </w:r>
-    </w:p>
-    <w:p>
-      <w:pPr>
-        <w:pStyle w:val="BodyText"/>
-      </w:pPr>
-      <w:r>
-        <w:rPr>
-          <w:rFonts w:hint="eastAsia" w:ascii="Times New Roman" w:hAnsi="Times New Roman" w:eastAsia="FangSong" w:cs="Times New Roman"/>
-        </w:rPr>
-        <w:t xml:space="preserve">收集滤液至</w:t>
-      </w:r>
-      <w:r>
-        <w:rPr>
-          <w:rFonts w:ascii="Times New Roman" w:hAnsi="Times New Roman" w:eastAsia="Times New Roman" w:cs="Times New Roman"/>
-        </w:rPr>
-        <w:t xml:space="preserve"> </w:t>
-      </w:r>
-      <m:oMath>
-        <m:r>
-          <m:t>250</m:t>
-        </m:r>
-        <m:r>
-          <m:t> </m:t>
-        </m:r>
-        <m:r>
-          <m:rPr>
-            <m:sty m:val="p"/>
-          </m:rPr>
-          <m:t>m</m:t>
-        </m:r>
-        <m:r>
-          <m:rPr>
-            <m:sty m:val="p"/>
-          </m:rPr>
-          <m:t>L</m:t>
-        </m:r>
-      </m:oMath>
-      <w:r>
-        <w:rPr>
-          <w:rFonts w:ascii="Times New Roman" w:hAnsi="Times New Roman" w:eastAsia="Times New Roman" w:cs="Times New Roman"/>
-        </w:rPr>
-        <w:t xml:space="preserve"> </w:t>
-      </w:r>
-      <w:r>
-        <w:rPr>
-          <w:rFonts w:hint="eastAsia" w:ascii="Times New Roman" w:hAnsi="Times New Roman" w:eastAsia="FangSong" w:cs="Times New Roman"/>
-        </w:rPr>
-        <w:t>容量瓶中</w:t>
-      </w:r>
-      <w:r>
-        <w:rPr>
-          <w:rFonts w:hint="eastAsia" w:ascii="Times New Roman" w:hAnsi="Times New Roman" w:eastAsia="Times New Roman" w:cs="Times New Roman"/>
-        </w:rPr>
-        <w:t>，</w:t>
-      </w:r>
-      <w:r>
-        <w:rPr>
-          <w:rFonts w:hint="eastAsia" w:ascii="Times New Roman" w:hAnsi="Times New Roman" w:eastAsia="FangSong" w:cs="Times New Roman"/>
-        </w:rPr>
-        <w:t>定容</w:t>
-      </w:r>
-      <w:r>
-        <w:rPr>
-          <w:rFonts w:hint="eastAsia" w:ascii="Times New Roman" w:hAnsi="Times New Roman" w:eastAsia="Times New Roman" w:cs="Times New Roman"/>
-        </w:rPr>
-        <w:t>。</w:t>
-      </w:r>
-      <w:r>
-        <w:rPr>
-          <w:rFonts w:hint="eastAsia" w:ascii="Times New Roman" w:hAnsi="Times New Roman" w:eastAsia="FangSong" w:cs="Times New Roman"/>
-        </w:rPr>
-        <w:t>取</w:t>
-      </w:r>
-      <w:r>
-        <w:rPr>
-          <w:rFonts w:ascii="Times New Roman" w:hAnsi="Times New Roman" w:eastAsia="Times New Roman" w:cs="Times New Roman"/>
-        </w:rPr>
-        <w:t xml:space="preserve"> </w:t>
-      </w:r>
-      <m:oMath>
-        <m:oMathPr>
-          <m:ctrlPr>
-            <w:rPr>
-              <w:sz w:val="28"/>
-              <w:szCs w:val="28"/>
-            </w:rPr>
-          </m:ctrlPr>
-        </m:oMathPr>
-        <m:r>
-          <m:t>25.00</m:t>
-        </m:r>
-        <m:r>
-          <m:t> </m:t>
-        </m:r>
-        <m:r>
-          <m:rPr>
-            <m:sty m:val="p"/>
-          </m:rPr>
-          <m:t>m</m:t>
-        </m:r>
-        <m:r>
-          <m:rPr>
-            <m:sty m:val="p"/>
-          </m:rPr>
-          <m:t>L</m:t>
-        </m:r>
-      </m:oMath>
-      <w:r>
-        <w:rPr>
-          <w:rFonts w:ascii="Times New Roman" w:hAnsi="Times New Roman" w:eastAsia="Times New Roman" w:cs="Times New Roman"/>
-        </w:rPr>
-        <w:t xml:space="preserve"> </w:t>
-      </w:r>
-      <w:r>
-        <w:rPr>
-          <w:rFonts w:hint="eastAsia" w:ascii="Times New Roman" w:hAnsi="Times New Roman" w:eastAsia="FangSong" w:cs="Times New Roman"/>
-        </w:rPr>
-        <w:t>溶液</w:t>
-      </w:r>
-      <w:r>
-        <w:rPr>
-          <w:rFonts w:hint="eastAsia" w:ascii="Times New Roman" w:hAnsi="Times New Roman" w:eastAsia="Times New Roman" w:cs="Times New Roman"/>
-        </w:rPr>
-        <w:t>，</w:t>
-      </w:r>
-      <w:r>
-        <w:rPr>
-          <w:rFonts w:hint="eastAsia" w:ascii="Times New Roman" w:hAnsi="Times New Roman" w:eastAsia="FangSong" w:cs="Times New Roman"/>
-        </w:rPr>
-        <w:t>用</w:t>
-      </w:r>
-      <w:r>
-        <w:rPr>
-          <w:rFonts w:ascii="Times New Roman" w:hAnsi="Times New Roman" w:eastAsia="Times New Roman" w:cs="Times New Roman"/>
-        </w:rPr>
-        <w:t xml:space="preserve"> </w:t>
-      </w:r>
-      <m:oMath>
-        <m:oMathPr>
-          <m:ctrlPr>
-            <w:rPr>
-              <w:sz w:val="28"/>
-              <w:szCs w:val="28"/>
-            </w:rPr>
-          </m:ctrlPr>
-        </m:oMathPr>
-        <m:r>
-          <m:t>0.1000</m:t>
-        </m:r>
-        <m:r>
-          <m:t> </m:t>
-        </m:r>
-        <m:sSup>
-          <m:e>
-            <m:r>
-              <m:rPr>
-                <m:sty m:val="p"/>
-              </m:rPr>
-              <m:t>m</m:t>
-            </m:r>
-            <m:r>
-              <m:rPr>
-                <m:sty m:val="p"/>
-              </m:rPr>
-              <m:t>o</m:t>
-            </m:r>
-            <m:r>
-              <m:rPr>
-                <m:sty m:val="p"/>
-              </m:rPr>
-              <m:t>l</m:t>
-            </m:r>
-            <m:r>
-              <m:rPr>
-                <m:sty m:val="p"/>
-              </m:rPr>
-              <m:t> </m:t>
-            </m:r>
-            <m:r>
-              <m:rPr>
-                <m:sty m:val="p"/>
-              </m:rPr>
-              <m:t>L</m:t>
-            </m:r>
-          </m:e>
-          <m:sup>
-            <m:r>
-              <m:rPr>
-                <m:sty m:val="p"/>
-              </m:rPr>
-              <m:t>−</m:t>
-            </m:r>
-            <m:r>
-              <m:t>1</m:t>
-            </m:r>
-          </m:sup>
-        </m:sSup>
-        <m:r>
-          <m:t> </m:t>
-        </m:r>
-        <m:sSub>
-          <m:e>
-            <m:r>
-              <m:rPr>
-                <m:sty m:val="p"/>
-              </m:rPr>
-              <m:t>F</m:t>
-            </m:r>
-            <m:r>
-              <m:rPr>
-                <m:sty m:val="p"/>
-              </m:rPr>
-              <m:t>e</m:t>
-            </m:r>
-            <m:r>
-              <m:rPr>
-                <m:sty m:val="p"/>
-              </m:rPr>
-              <m:t>S</m:t>
-            </m:r>
-            <m:r>
-              <m:rPr>
-                <m:sty m:val="p"/>
-              </m:rPr>
-              <m:t>O</m:t>
-            </m:r>
-          </m:e>
-          <m:sub>
-            <m:r>
-              <m:t>4</m:t>
-            </m:r>
-          </m:sub>
-        </m:sSub>
-      </m:oMath>
-      <w:r>
-        <w:rPr>
-          <w:rFonts w:ascii="Times New Roman" w:hAnsi="Times New Roman" w:eastAsia="Times New Roman" w:cs="Times New Roman"/>
-        </w:rPr>
-        <w:t xml:space="preserve"> </w:t>
-      </w:r>
-      <w:r>
-        <w:rPr>
-          <w:rFonts w:hint="eastAsia" w:ascii="Times New Roman" w:hAnsi="Times New Roman" w:eastAsia="FangSong" w:cs="Times New Roman"/>
-        </w:rPr>
-        <w:t>溶液滴定</w:t>
-      </w:r>
-      <w:r>
-        <w:rPr>
-          <w:rFonts w:hint="eastAsia" w:ascii="Times New Roman" w:hAnsi="Times New Roman" w:eastAsia="Times New Roman" w:cs="Times New Roman"/>
-        </w:rPr>
-        <w:t>，</w:t>
-      </w:r>
-      <w:r>
-        <w:rPr>
-          <w:rFonts w:hint="eastAsia" w:ascii="Times New Roman" w:hAnsi="Times New Roman" w:eastAsia="FangSong" w:cs="Times New Roman"/>
-        </w:rPr>
-        <w:t>消耗</w:t>
-      </w:r>
-      <w:r>
-        <w:rPr>
-          <w:rFonts w:ascii="Times New Roman" w:hAnsi="Times New Roman" w:eastAsia="Times New Roman" w:cs="Times New Roman"/>
-        </w:rPr>
-        <w:t xml:space="preserve"> </w:t>
-      </w:r>
-      <m:oMath>
-        <m:oMathPr>
-          <m:ctrlPr>
-            <w:rPr>
-              <w:sz w:val="28"/>
-              <w:szCs w:val="28"/>
-            </w:rPr>
-          </m:ctrlPr>
-        </m:oMathPr>
-        <m:r>
-          <m:t>15.10</m:t>
-        </m:r>
-        <m:r>
-          <m:t> </m:t>
-        </m:r>
-        <m:r>
-          <m:rPr>
-            <m:sty m:val="p"/>
-          </m:rPr>
-          <m:t>m</m:t>
-        </m:r>
-        <m:r>
-          <m:rPr>
-            <m:sty m:val="p"/>
-          </m:rPr>
-          <m:t>L</m:t>
-        </m:r>
-      </m:oMath>
-      <w:r>
-        <w:rPr>
-          <w:rFonts w:hint="eastAsia" w:ascii="Times New Roman" w:hAnsi="Times New Roman" w:eastAsia="Times New Roman" w:cs="Times New Roman"/>
-        </w:rPr>
-        <w:t>。</w:t>
-      </w:r>
-      <w:r>
-        <w:rPr>
-          <w:rFonts w:hint="eastAsia" w:ascii="Times New Roman" w:hAnsi="Times New Roman" w:eastAsia="FangSong" w:cs="Times New Roman"/>
-        </w:rPr>
-        <w:t>在滴定所得溶液中滴加氨水至出现沉淀</w:t>
-      </w:r>
-      <w:r>
-        <w:rPr>
-          <w:rFonts w:hint="eastAsia" w:ascii="Times New Roman" w:hAnsi="Times New Roman" w:eastAsia="Times New Roman" w:cs="Times New Roman"/>
-        </w:rPr>
-        <w:t>，</w:t>
-      </w:r>
-      <w:r>
-        <w:rPr>
-          <w:rFonts w:hint="eastAsia" w:ascii="Times New Roman" w:hAnsi="Times New Roman" w:eastAsia="FangSong" w:cs="Times New Roman"/>
-        </w:rPr>
-        <w:t>然后加入适量</w:t>
+        <w:t>橙红色</w:t>
+      </w:r>
+      <w:r>
+        <w:rPr>
+          <w:rFonts w:hint="eastAsia" w:ascii="Times New Roman" w:hAnsi="Times New Roman" w:eastAsia="Times New Roman" w:cs="Times New Roman"/>
+        </w:rPr>
+        <w:t>），</w:t>
+      </w:r>
+      <w:r>
+        <w:rPr>
+          <w:rFonts w:hint="eastAsia" w:ascii="Times New Roman" w:hAnsi="Times New Roman" w:eastAsia="FangSong" w:cs="Times New Roman"/>
+        </w:rPr>
+        <w:t>将</w:t>
       </w:r>
       <w:r>
         <w:rPr>
@@ -29531,18 +29811,12 @@
               <m:rPr>
                 <m:sty m:val="p"/>
               </m:rPr>
-              <m:t>N</m:t>
-            </m:r>
-            <m:r>
-              <m:rPr>
-                <m:sty m:val="p"/>
-              </m:rPr>
-              <m:t>H</m:t>
+              <m:t>C</m:t>
             </m:r>
           </m:e>
           <m:sub>
             <m:r>
-              <m:t>4</m:t>
+              <m:t>2</m:t>
             </m:r>
           </m:sub>
         </m:sSub>
@@ -29554,19 +29828,25 @@
               </m:rPr>
               <m:t>H</m:t>
             </m:r>
-            <m:r>
-              <m:rPr>
-                <m:sty m:val="p"/>
-              </m:rPr>
-              <m:t>F</m:t>
-            </m:r>
           </m:e>
           <m:sub>
             <m:r>
-              <m:t>2</m:t>
+              <m:t>5</m:t>
             </m:r>
           </m:sub>
         </m:sSub>
+        <m:r>
+          <m:rPr>
+            <m:sty m:val="p"/>
+          </m:rPr>
+          <m:t>O</m:t>
+        </m:r>
+        <m:r>
+          <m:rPr>
+            <m:sty m:val="p"/>
+          </m:rPr>
+          <m:t>H</m:t>
+        </m:r>
       </m:oMath>
       <w:r>
         <w:rPr>
@@ -29578,202 +29858,13 @@
         <w:rPr>
           <w:rFonts w:hint="eastAsia" w:ascii="Times New Roman" w:hAnsi="Times New Roman" w:eastAsia="FangSong" w:cs="Times New Roman"/>
         </w:rPr>
-        <w:t>溶液</w:t>
+        <w:t>氧化成乙酸</w:t>
       </w:r>
       <w:r>
         <w:rPr>
           <w:rFonts w:hint="eastAsia" w:ascii="Times New Roman" w:hAnsi="Times New Roman" w:eastAsia="Times New Roman" w:cs="Times New Roman"/>
         </w:rPr>
         <w:t>（</w:t>
-      </w:r>
-      <w:r>
-        <w:rPr>
-          <w:rFonts w:hint="eastAsia" w:ascii="Times New Roman" w:hAnsi="Times New Roman" w:eastAsia="FangSong" w:cs="Times New Roman"/>
-        </w:rPr>
-        <w:t>掩蔽</w:t>
-      </w:r>
-      <w:r>
-        <w:rPr>
-          <w:rFonts w:ascii="Times New Roman" w:hAnsi="Times New Roman" w:eastAsia="Times New Roman" w:cs="Times New Roman"/>
-        </w:rPr>
-        <w:t xml:space="preserve"> </w:t>
-      </w:r>
-      <m:oMath>
-        <m:sSup>
-          <m:e>
-            <m:r>
-              <m:rPr>
-                <m:sty m:val="p"/>
-              </m:rPr>
-              <m:t>F</m:t>
-            </m:r>
-            <m:r>
-              <m:rPr>
-                <m:sty m:val="p"/>
-              </m:rPr>
-              <m:t>e</m:t>
-            </m:r>
-          </m:e>
-          <m:sup>
-            <m:r>
-              <m:t>3</m:t>
-            </m:r>
-            <m:r>
-              <m:rPr>
-                <m:sty m:val="p"/>
-              </m:rPr>
-              <m:t>+</m:t>
-            </m:r>
-          </m:sup>
-        </m:sSup>
-      </m:oMath>
-      <w:r>
-        <w:rPr>
-          <w:rFonts w:ascii="Times New Roman" w:hAnsi="Times New Roman" w:eastAsia="Times New Roman" w:cs="Times New Roman"/>
-        </w:rPr>
-        <w:t xml:space="preserve"> </w:t>
-      </w:r>
-      <w:r>
-        <w:rPr>
-          <w:rFonts w:hint="eastAsia" w:ascii="Times New Roman" w:hAnsi="Times New Roman" w:eastAsia="FangSong" w:cs="Times New Roman"/>
-        </w:rPr>
-        <w:t xml:space="preserve">和</w:t>
-      </w:r>
-      <w:r>
-        <w:rPr>
-          <w:rFonts w:ascii="Times New Roman" w:hAnsi="Times New Roman" w:eastAsia="Times New Roman" w:cs="Times New Roman"/>
-        </w:rPr>
-        <w:t xml:space="preserve"> </w:t>
-      </w:r>
-      <m:oMath>
-        <m:sSup>
-          <m:e>
-            <m:r>
-              <m:rPr>
-                <m:sty m:val="p"/>
-              </m:rPr>
-              <m:t>M</m:t>
-            </m:r>
-            <m:r>
-              <m:rPr>
-                <m:sty m:val="p"/>
-              </m:rPr>
-              <m:t>n</m:t>
-            </m:r>
-          </m:e>
-          <m:sup>
-            <m:r>
-              <m:t>2</m:t>
-            </m:r>
-            <m:r>
-              <m:rPr>
-                <m:sty m:val="p"/>
-              </m:rPr>
-              <m:t>+</m:t>
-            </m:r>
-          </m:sup>
-        </m:sSup>
-      </m:oMath>
-      <w:r>
-        <w:rPr>
-          <w:rFonts w:hint="eastAsia" w:ascii="Times New Roman" w:hAnsi="Times New Roman" w:eastAsia="Times New Roman" w:cs="Times New Roman"/>
-        </w:rPr>
-        <w:t>），</w:t>
-      </w:r>
-      <w:r>
-        <w:rPr>
-          <w:rFonts w:hint="eastAsia" w:ascii="Times New Roman" w:hAnsi="Times New Roman" w:eastAsia="FangSong" w:cs="Times New Roman"/>
-        </w:rPr>
-        <w:t>至沉淀溶解后</w:t>
-      </w:r>
-      <w:r>
-        <w:rPr>
-          <w:rFonts w:hint="eastAsia" w:ascii="Times New Roman" w:hAnsi="Times New Roman" w:eastAsia="Times New Roman" w:cs="Times New Roman"/>
-        </w:rPr>
-        <w:t>，</w:t>
-      </w:r>
-      <w:r>
-        <w:rPr>
-          <w:rFonts w:hint="eastAsia" w:ascii="Times New Roman" w:hAnsi="Times New Roman" w:eastAsia="FangSong" w:cs="Times New Roman"/>
-        </w:rPr>
-        <w:t>加入约</w:t>
-      </w:r>
-      <w:r>
-        <w:rPr>
-          <w:rFonts w:ascii="Times New Roman" w:hAnsi="Times New Roman" w:eastAsia="Times New Roman" w:cs="Times New Roman"/>
-        </w:rPr>
-        <w:t xml:space="preserve"> </w:t>
-      </w:r>
-      <m:oMath>
-        <m:r>
-          <m:t>1</m:t>
-        </m:r>
-        <m:r>
-          <m:t> </m:t>
-        </m:r>
-        <m:r>
-          <m:rPr>
-            <m:sty m:val="p"/>
-          </m:rPr>
-          <m:t>g</m:t>
-        </m:r>
-        <m:r>
-          <m:t> </m:t>
-        </m:r>
-        <m:r>
-          <m:rPr>
-            <m:sty m:val="p"/>
-          </m:rPr>
-          <m:t>K</m:t>
-        </m:r>
-        <m:r>
-          <m:rPr>
-            <m:sty m:val="p"/>
-          </m:rPr>
-          <m:t>I</m:t>
-        </m:r>
-      </m:oMath>
-      <w:r>
-        <w:rPr>
-          <w:rFonts w:ascii="Times New Roman" w:hAnsi="Times New Roman" w:eastAsia="Times New Roman" w:cs="Times New Roman"/>
-        </w:rPr>
-        <w:t xml:space="preserve"> </w:t>
-      </w:r>
-      <w:r>
-        <w:rPr>
-          <w:rFonts w:hint="eastAsia" w:ascii="Times New Roman" w:hAnsi="Times New Roman" w:eastAsia="FangSong" w:cs="Times New Roman"/>
-        </w:rPr>
-        <w:t>固体</w:t>
-      </w:r>
-      <w:r>
-        <w:rPr>
-          <w:rFonts w:hint="eastAsia" w:ascii="Times New Roman" w:hAnsi="Times New Roman" w:eastAsia="Times New Roman" w:cs="Times New Roman"/>
-        </w:rPr>
-        <w:t>，</w:t>
-      </w:r>
-      <w:r>
-        <w:rPr>
-          <w:rFonts w:hint="eastAsia" w:ascii="Times New Roman" w:hAnsi="Times New Roman" w:eastAsia="FangSong" w:cs="Times New Roman"/>
-        </w:rPr>
-        <w:t>轻摇使之溶解并反应</w:t>
-      </w:r>
-      <w:r>
-        <w:rPr>
-          <w:rFonts w:hint="eastAsia" w:ascii="Times New Roman" w:hAnsi="Times New Roman" w:eastAsia="Times New Roman" w:cs="Times New Roman"/>
-        </w:rPr>
-        <w:t>。</w:t>
-      </w:r>
-      <w:r>
-        <w:rPr>
-          <w:rFonts w:hint="eastAsia" w:ascii="Times New Roman" w:hAnsi="Times New Roman" w:eastAsia="FangSong" w:cs="Times New Roman"/>
-        </w:rPr>
-        <w:t>用</w:t>
-      </w:r>
-      <w:r>
-        <w:rPr>
-          <w:rFonts w:ascii="Times New Roman" w:hAnsi="Times New Roman" w:eastAsia="Times New Roman" w:cs="Times New Roman"/>
-        </w:rPr>
-        <w:t xml:space="preserve"> </w:t>
       </w:r>
       <m:oMath>
         <m:oMathPr>
@@ -29784,73 +29875,13 @@
             </w:rPr>
           </m:ctrlPr>
         </m:oMathPr>
-        <m:r>
-          <m:t>0.05000</m:t>
-        </m:r>
-        <m:r>
-          <m:t> </m:t>
-        </m:r>
-        <m:sSup>
-          <m:e>
-            <m:r>
-              <m:rPr>
-                <m:sty m:val="p"/>
-              </m:rPr>
-              <m:t>m</m:t>
-            </m:r>
-            <m:r>
-              <m:rPr>
-                <m:sty m:val="p"/>
-              </m:rPr>
-              <m:t>o</m:t>
-            </m:r>
-            <m:r>
-              <m:rPr>
-                <m:sty m:val="p"/>
-              </m:rPr>
-              <m:t>l</m:t>
-            </m:r>
-            <m:r>
-              <m:rPr>
-                <m:sty m:val="p"/>
-              </m:rPr>
-              <m:t> </m:t>
-            </m:r>
-            <m:r>
-              <m:rPr>
-                <m:sty m:val="p"/>
-              </m:rPr>
-              <m:t>L</m:t>
-            </m:r>
-          </m:e>
-          <m:sup>
-            <m:r>
-              <m:rPr>
-                <m:sty m:val="p"/>
-              </m:rPr>
-              <m:t>−</m:t>
-            </m:r>
-            <m:r>
-              <m:t>1</m:t>
-            </m:r>
-          </m:sup>
-        </m:sSup>
-        <m:r>
-          <m:t> </m:t>
-        </m:r>
         <m:sSub>
           <m:e>
             <m:r>
               <m:rPr>
                 <m:sty m:val="p"/>
               </m:rPr>
-              <m:t>N</m:t>
-            </m:r>
-            <m:r>
-              <m:rPr>
-                <m:sty m:val="p"/>
-              </m:rPr>
-              <m:t>a</m:t>
+              <m:t>K</m:t>
             </m:r>
           </m:e>
           <m:sub>
@@ -29865,7 +29896,13 @@
               <m:rPr>
                 <m:sty m:val="p"/>
               </m:rPr>
-              <m:t>S</m:t>
+              <m:t>C</m:t>
+            </m:r>
+            <m:r>
+              <m:rPr>
+                <m:sty m:val="p"/>
+              </m:rPr>
+              <m:t>r</m:t>
             </m:r>
           </m:e>
           <m:sub>
@@ -29885,7 +29922,7 @@
           </m:e>
           <m:sub>
             <m:r>
-              <m:t>3</m:t>
+              <m:t>7</m:t>
             </m:r>
           </m:sub>
         </m:sSub>
@@ -29900,26 +29937,69 @@
         <w:rPr>
           <w:rFonts w:hint="eastAsia" w:ascii="Times New Roman" w:hAnsi="Times New Roman" w:eastAsia="FangSong" w:cs="Times New Roman"/>
         </w:rPr>
-        <w:t>溶液滴定</w:t>
-      </w:r>
-      <w:r>
-        <w:rPr>
-          <w:rFonts w:hint="eastAsia" w:ascii="Times New Roman" w:hAnsi="Times New Roman" w:eastAsia="Times New Roman" w:cs="Times New Roman"/>
-        </w:rPr>
-        <w:t>，</w:t>
-      </w:r>
-      <w:r>
-        <w:rPr>
-          <w:rFonts w:hint="eastAsia" w:ascii="Times New Roman" w:hAnsi="Times New Roman" w:eastAsia="FangSong" w:cs="Times New Roman"/>
-        </w:rPr>
-        <w:t>消耗</w:t>
-      </w:r>
-      <w:r>
-        <w:rPr>
-          <w:rFonts w:ascii="Times New Roman" w:hAnsi="Times New Roman" w:eastAsia="Times New Roman" w:cs="Times New Roman"/>
-        </w:rPr>
-        <w:t xml:space="preserve"> </w:t>
-      </w:r>
+        <w:t xml:space="preserve">被还原成</w:t>
+      </w:r>
+      <w:r>
+        <w:rPr>
+          <w:rFonts w:ascii="Times New Roman" w:hAnsi="Times New Roman" w:eastAsia="Times New Roman" w:cs="Times New Roman"/>
+        </w:rPr>
+        <w:t xml:space="preserve"> </w:t>
+      </w:r>
+      <m:oMath>
+        <m:sSup>
+          <m:e>
+            <m:r>
+              <m:rPr>
+                <m:sty m:val="p"/>
+              </m:rPr>
+              <m:t>C</m:t>
+            </m:r>
+            <m:r>
+              <m:rPr>
+                <m:sty m:val="p"/>
+              </m:rPr>
+              <m:t>r</m:t>
+            </m:r>
+          </m:e>
+          <m:sup>
+            <m:r>
+              <m:t>3</m:t>
+            </m:r>
+            <m:r>
+              <m:rPr>
+                <m:sty m:val="p"/>
+              </m:rPr>
+              <m:t>+</m:t>
+            </m:r>
+          </m:sup>
+        </m:sSup>
+      </m:oMath>
+      <w:r>
+        <w:rPr>
+          <w:rFonts w:hint="eastAsia" w:ascii="Times New Roman" w:hAnsi="Times New Roman" w:eastAsia="Times New Roman" w:cs="Times New Roman"/>
+        </w:rPr>
+        <w:t>）</w:t>
+      </w:r>
+      <w:r>
+        <w:rPr>
+          <w:rFonts w:hint="eastAsia" w:ascii="Times New Roman" w:hAnsi="Times New Roman" w:eastAsia="FangSong" w:cs="Times New Roman"/>
+        </w:rPr>
+        <w:t>的方法进行测定</w:t>
+      </w:r>
+      <w:r>
+        <w:rPr>
+          <w:rFonts w:hint="eastAsia" w:ascii="Times New Roman" w:hAnsi="Times New Roman" w:eastAsia="Times New Roman" w:cs="Times New Roman"/>
+        </w:rPr>
+        <w:t>。</w:t>
+      </w:r>
+    </w:p>
+    <w:p>
+      <w:pPr>
+        <w:numPr>
+          <w:ilvl w:val="0"/>
+          <w:numId w:val="1011"/>
+        </w:numPr>
+      </w:pPr>
       <m:oMath>
         <m:oMathPr>
           <m:ctrlPr>
@@ -29929,47 +30009,218 @@
             </w:rPr>
           </m:ctrlPr>
         </m:oMathPr>
-        <m:r>
-          <m:t>14.56</m:t>
-        </m:r>
-        <m:r>
-          <m:t> </m:t>
-        </m:r>
-        <m:r>
-          <m:rPr>
-            <m:sty m:val="p"/>
-          </m:rPr>
-          <m:t>m</m:t>
-        </m:r>
-        <m:r>
-          <m:rPr>
-            <m:sty m:val="p"/>
-          </m:rPr>
-          <m:t>L</m:t>
+        <m:sSub>
+          <m:e>
+            <m:r>
+              <m:t>C</m:t>
+            </m:r>
+          </m:e>
+          <m:sub>
+            <m:r>
+              <m:t>2</m:t>
+            </m:r>
+          </m:sub>
+        </m:sSub>
+        <m:sSub>
+          <m:e>
+            <m:r>
+              <m:t>H</m:t>
+            </m:r>
+          </m:e>
+          <m:sub>
+            <m:r>
+              <m:t>5</m:t>
+            </m:r>
+          </m:sub>
+        </m:sSub>
+        <m:r>
+          <m:t>O</m:t>
+        </m:r>
+        <m:r>
+          <m:t>H</m:t>
         </m:r>
       </m:oMath>
       <w:r>
         <w:rPr>
           <w:rFonts w:ascii="Times New Roman" w:hAnsi="Times New Roman" w:eastAsia="Times New Roman" w:cs="Times New Roman"/>
         </w:rPr>
-        <w:t xml:space="preserve">。</w:t>
+        <w:t xml:space="preserve"> </w:t>
+      </w:r>
+      <w:r>
+        <w:rPr>
+          <w:rFonts w:hint="eastAsia" w:ascii="Times New Roman" w:hAnsi="Times New Roman" w:eastAsia="FangSong" w:cs="Times New Roman"/>
+        </w:rPr>
+        <w:t xml:space="preserve">与</w:t>
+      </w:r>
+      <w:r>
+        <w:rPr>
+          <w:rFonts w:ascii="Times New Roman" w:hAnsi="Times New Roman" w:eastAsia="Times New Roman" w:cs="Times New Roman"/>
+        </w:rPr>
+        <w:t xml:space="preserve"> </w:t>
+      </w:r>
+      <m:oMath>
+        <m:oMathPr>
+          <m:ctrlPr>
+            <w:rPr>
+              <w:sz w:val="28"/>
+              <w:szCs w:val="28"/>
+            </w:rPr>
+          </m:ctrlPr>
+        </m:oMathPr>
+        <m:sSub>
+          <m:e>
+            <m:r>
+              <m:t>K</m:t>
+            </m:r>
+          </m:e>
+          <m:sub>
+            <m:r>
+              <m:t>2</m:t>
+            </m:r>
+          </m:sub>
+        </m:sSub>
+        <m:r>
+          <m:t>C</m:t>
+        </m:r>
+        <m:sSub>
+          <m:e>
+            <m:r>
+              <m:t>r</m:t>
+            </m:r>
+          </m:e>
+          <m:sub>
+            <m:r>
+              <m:t>2</m:t>
+            </m:r>
+          </m:sub>
+        </m:sSub>
+        <m:sSub>
+          <m:e>
+            <m:r>
+              <m:t>O</m:t>
+            </m:r>
+          </m:e>
+          <m:sub>
+            <m:r>
+              <m:t>7</m:t>
+            </m:r>
+          </m:sub>
+        </m:sSub>
+      </m:oMath>
+      <w:r>
+        <w:rPr>
+          <w:rFonts w:ascii="Times New Roman" w:hAnsi="Times New Roman" w:eastAsia="Times New Roman" w:cs="Times New Roman"/>
+        </w:rPr>
+        <w:t xml:space="preserve"> </w:t>
+      </w:r>
+      <w:r>
+        <w:rPr>
+          <w:rFonts w:hint="eastAsia" w:ascii="Times New Roman" w:hAnsi="Times New Roman" w:eastAsia="FangSong" w:cs="Times New Roman"/>
+        </w:rPr>
+        <w:t>反应的离子方程式为</w:t>
+      </w:r>
+      <w:r>
+        <w:rPr>
+          <w:rFonts w:hint="eastAsia" w:ascii="Times New Roman" w:hAnsi="Times New Roman" w:eastAsia="Times New Roman" w:cs="Times New Roman"/>
+        </w:rPr>
+        <w:t>____。</w:t>
       </w:r>
     </w:p>
     <w:p>
       <w:pPr>
-        <w:pStyle w:val="BodyText"/>
+        <w:numPr>
+          <w:ilvl w:val="0"/>
+          <w:numId w:val="1011"/>
+        </w:numPr>
       </w:pPr>
       <w:r>
         <w:rPr>
-          <w:rFonts w:ascii="Times New Roman" w:hAnsi="Times New Roman" w:eastAsia="Times New Roman" w:cs="Times New Roman"/>
-        </w:rPr>
-        <w:t xml:space="preserve">7-2 </w:t>
-      </w:r>
-      <w:r>
-        <w:rPr>
-          <w:rFonts w:hint="eastAsia" w:ascii="Times New Roman" w:hAnsi="Times New Roman" w:eastAsia="FangSong" w:cs="Times New Roman"/>
-        </w:rPr>
-        <w:t xml:space="preserve">计算混合样品中</w:t>
+          <w:rFonts w:hint="eastAsia" w:ascii="Times New Roman" w:hAnsi="Times New Roman" w:eastAsia="FangSong" w:cs="Times New Roman"/>
+        </w:rPr>
+        <w:t xml:space="preserve">已知</w:t>
+      </w:r>
+      <w:r>
+        <w:rPr>
+          <w:rFonts w:ascii="Times New Roman" w:hAnsi="Times New Roman" w:eastAsia="Times New Roman" w:cs="Times New Roman"/>
+        </w:rPr>
+        <w:t xml:space="preserve"> </w:t>
+      </w:r>
+      <m:oMath>
+        <m:sSup>
+          <m:e>
+            <m:r>
+              <m:rPr>
+                <m:sty m:val="p"/>
+              </m:rPr>
+              <m:t>C</m:t>
+            </m:r>
+            <m:r>
+              <m:rPr>
+                <m:sty m:val="p"/>
+              </m:rPr>
+              <m:t>r</m:t>
+            </m:r>
+          </m:e>
+          <m:sup>
+            <m:r>
+              <m:t>3</m:t>
+            </m:r>
+            <m:r>
+              <m:rPr>
+                <m:sty m:val="p"/>
+              </m:rPr>
+              <m:t>+</m:t>
+            </m:r>
+          </m:sup>
+        </m:sSup>
+      </m:oMath>
+      <w:r>
+        <w:rPr>
+          <w:rFonts w:ascii="Times New Roman" w:hAnsi="Times New Roman" w:eastAsia="Times New Roman" w:cs="Times New Roman"/>
+        </w:rPr>
+        <w:t xml:space="preserve"> </w:t>
+      </w:r>
+      <w:r>
+        <w:rPr>
+          <w:rFonts w:hint="eastAsia" w:ascii="Times New Roman" w:hAnsi="Times New Roman" w:eastAsia="FangSong" w:cs="Times New Roman"/>
+        </w:rPr>
+        <w:t>离子</w:t>
+      </w:r>
+      <w:r>
+        <w:rPr>
+          <w:rFonts w:hint="eastAsia" w:ascii="Times New Roman" w:hAnsi="Times New Roman" w:eastAsia="Times New Roman" w:cs="Times New Roman"/>
+        </w:rPr>
+        <w:t>（</w:t>
+      </w:r>
+      <w:r>
+        <w:rPr>
+          <w:rFonts w:hint="eastAsia" w:ascii="Times New Roman" w:hAnsi="Times New Roman" w:eastAsia="FangSong" w:cs="Times New Roman"/>
+        </w:rPr>
+        <w:t>蓝绿色</w:t>
+      </w:r>
+      <w:r>
+        <w:rPr>
+          <w:rFonts w:hint="eastAsia" w:ascii="Times New Roman" w:hAnsi="Times New Roman" w:eastAsia="Times New Roman" w:cs="Times New Roman"/>
+        </w:rPr>
+        <w:t>）</w:t>
+      </w:r>
+      <w:r>
+        <w:rPr>
+          <w:rFonts w:hint="eastAsia" w:ascii="Times New Roman" w:hAnsi="Times New Roman" w:eastAsia="FangSong" w:cs="Times New Roman"/>
+        </w:rPr>
+        <w:t>在弱酸性或碱性热溶液中</w:t>
+      </w:r>
+      <w:r>
+        <w:rPr>
+          <w:rFonts w:hint="eastAsia" w:ascii="Times New Roman" w:hAnsi="Times New Roman" w:eastAsia="Times New Roman" w:cs="Times New Roman"/>
+        </w:rPr>
+        <w:t>，</w:t>
+      </w:r>
+      <w:r>
+        <w:rPr>
+          <w:rFonts w:hint="eastAsia" w:ascii="Times New Roman" w:hAnsi="Times New Roman" w:eastAsia="FangSong" w:cs="Times New Roman"/>
+        </w:rPr>
+        <w:t>被</w:t>
       </w:r>
       <w:r>
         <w:rPr>
@@ -29984,27 +30235,33 @@
               <m:rPr>
                 <m:sty m:val="p"/>
               </m:rPr>
-              <m:t>C</m:t>
-            </m:r>
-            <m:r>
-              <m:rPr>
-                <m:sty m:val="p"/>
-              </m:rPr>
-              <m:t>u</m:t>
+              <m:t>K</m:t>
+            </m:r>
+            <m:r>
+              <m:rPr>
+                <m:sty m:val="p"/>
+              </m:rPr>
+              <m:t>M</m:t>
+            </m:r>
+            <m:r>
+              <m:rPr>
+                <m:sty m:val="p"/>
+              </m:rPr>
+              <m:t>n</m:t>
+            </m:r>
+            <m:r>
+              <m:rPr>
+                <m:sty m:val="p"/>
+              </m:rPr>
+              <m:t>O</m:t>
             </m:r>
           </m:e>
           <m:sub>
             <m:r>
-              <m:t>2</m:t>
+              <m:t>4</m:t>
             </m:r>
           </m:sub>
         </m:sSub>
-        <m:r>
-          <m:rPr>
-            <m:sty m:val="p"/>
-          </m:rPr>
-          <m:t>S</m:t>
-        </m:r>
       </m:oMath>
       <w:r>
         <w:rPr>
@@ -30016,7 +30273,43 @@
         <w:rPr>
           <w:rFonts w:hint="eastAsia" w:ascii="Times New Roman" w:hAnsi="Times New Roman" w:eastAsia="FangSong" w:cs="Times New Roman"/>
         </w:rPr>
-        <w:t xml:space="preserve">和</w:t>
+        <w:t>所氧化</w:t>
+      </w:r>
+      <w:r>
+        <w:rPr>
+          <w:rFonts w:hint="eastAsia" w:ascii="Times New Roman" w:hAnsi="Times New Roman" w:eastAsia="Times New Roman" w:cs="Times New Roman"/>
+        </w:rPr>
+        <w:t>，</w:t>
+      </w:r>
+      <w:r>
+        <w:rPr>
+          <w:rFonts w:hint="eastAsia" w:ascii="Times New Roman" w:hAnsi="Times New Roman" w:eastAsia="FangSong" w:cs="Times New Roman"/>
+        </w:rPr>
+        <w:t>其颜色由蓝绿色变为橙红色</w:t>
+      </w:r>
+      <w:r>
+        <w:rPr>
+          <w:rFonts w:hint="eastAsia" w:ascii="Times New Roman" w:hAnsi="Times New Roman" w:eastAsia="Times New Roman" w:cs="Times New Roman"/>
+        </w:rPr>
+        <w:t>，</w:t>
+      </w:r>
+      <w:r>
+        <w:rPr>
+          <w:rFonts w:hint="eastAsia" w:ascii="Times New Roman" w:hAnsi="Times New Roman" w:eastAsia="FangSong" w:cs="Times New Roman"/>
+        </w:rPr>
+        <w:t>并产生二氧化锰黑褐色沉淀</w:t>
+      </w:r>
+      <w:r>
+        <w:rPr>
+          <w:rFonts w:hint="eastAsia" w:ascii="Times New Roman" w:hAnsi="Times New Roman" w:eastAsia="Times New Roman" w:cs="Times New Roman"/>
+        </w:rPr>
+        <w:t>。</w:t>
+      </w:r>
+      <w:r>
+        <w:rPr>
+          <w:rFonts w:hint="eastAsia" w:ascii="Times New Roman" w:hAnsi="Times New Roman" w:eastAsia="FangSong" w:cs="Times New Roman"/>
+        </w:rPr>
+        <w:t>试写出</w:t>
       </w:r>
       <w:r>
         <w:rPr>
@@ -30025,24 +30318,39 @@
         <w:t xml:space="preserve"> </w:t>
       </w:r>
       <m:oMath>
-        <m:r>
-          <m:rPr>
-            <m:sty m:val="p"/>
-          </m:rPr>
-          <m:t>C</m:t>
-        </m:r>
-        <m:r>
-          <m:rPr>
-            <m:sty m:val="p"/>
-          </m:rPr>
-          <m:t>u</m:t>
-        </m:r>
-        <m:r>
-          <m:rPr>
-            <m:sty m:val="p"/>
-          </m:rPr>
-          <m:t>S</m:t>
-        </m:r>
+        <m:sSub>
+          <m:e>
+            <m:r>
+              <m:rPr>
+                <m:sty m:val="p"/>
+              </m:rPr>
+              <m:t>K</m:t>
+            </m:r>
+            <m:r>
+              <m:rPr>
+                <m:sty m:val="p"/>
+              </m:rPr>
+              <m:t>M</m:t>
+            </m:r>
+            <m:r>
+              <m:rPr>
+                <m:sty m:val="p"/>
+              </m:rPr>
+              <m:t>n</m:t>
+            </m:r>
+            <m:r>
+              <m:rPr>
+                <m:sty m:val="p"/>
+              </m:rPr>
+              <m:t>O</m:t>
+            </m:r>
+          </m:e>
+          <m:sub>
+            <m:r>
+              <m:t>4</m:t>
+            </m:r>
+          </m:sub>
+        </m:sSub>
       </m:oMath>
       <w:r>
         <w:rPr>
@@ -30054,7 +30362,650 @@
         <w:rPr>
           <w:rFonts w:hint="eastAsia" w:ascii="Times New Roman" w:hAnsi="Times New Roman" w:eastAsia="FangSong" w:cs="Times New Roman"/>
         </w:rPr>
-        <w:t>的含量</w:t>
+        <w:t>在中性溶液中反应的离子反应方程式为</w:t>
+      </w:r>
+      <w:r>
+        <w:rPr>
+          <w:rFonts w:hint="eastAsia" w:ascii="Times New Roman" w:hAnsi="Times New Roman" w:eastAsia="Times New Roman" w:cs="Times New Roman"/>
+        </w:rPr>
+        <w:t>____。</w:t>
+      </w:r>
+    </w:p>
+    <w:p>
+      <w:pPr>
+        <w:pStyle w:val="FirstParagraph"/>
+      </w:pPr>
+      <w:r>
+        <w:rPr>
+          <w:rFonts w:hint="eastAsia" w:ascii="Times New Roman" w:hAnsi="Times New Roman" w:eastAsia="FangSong" w:cs="Times New Roman"/>
+        </w:rPr>
+        <w:t>从原理上看</w:t>
+      </w:r>
+      <w:r>
+        <w:rPr>
+          <w:rFonts w:hint="eastAsia" w:ascii="Times New Roman" w:hAnsi="Times New Roman" w:eastAsia="Times New Roman" w:cs="Times New Roman"/>
+        </w:rPr>
+        <w:t>，____（</w:t>
+      </w:r>
+      <w:r>
+        <w:rPr>
+          <w:rFonts w:hint="eastAsia" w:ascii="Times New Roman" w:hAnsi="Times New Roman" w:eastAsia="FangSong" w:cs="Times New Roman"/>
+        </w:rPr>
+        <w:t>填</w:t>
+      </w:r>
+      <w:r>
+        <w:rPr>
+          <w:rFonts w:hint="eastAsia" w:ascii="Times New Roman" w:hAnsi="Times New Roman" w:eastAsia="Times New Roman" w:cs="Times New Roman"/>
+        </w:rPr>
+        <w:t>”</w:t>
+      </w:r>
+      <w:r>
+        <w:rPr>
+          <w:rFonts w:hint="eastAsia" w:ascii="Times New Roman" w:hAnsi="Times New Roman" w:eastAsia="FangSong" w:cs="Times New Roman"/>
+        </w:rPr>
+        <w:t>能</w:t>
+      </w:r>
+      <w:r>
+        <w:rPr>
+          <w:rFonts w:hint="eastAsia" w:ascii="Times New Roman" w:hAnsi="Times New Roman" w:eastAsia="Times New Roman" w:cs="Times New Roman"/>
+        </w:rPr>
+        <w:t>”</w:t>
+      </w:r>
+      <w:r>
+        <w:rPr>
+          <w:rFonts w:hint="eastAsia" w:ascii="Times New Roman" w:hAnsi="Times New Roman" w:eastAsia="FangSong" w:cs="Times New Roman"/>
+        </w:rPr>
+        <w:t>或</w:t>
+      </w:r>
+      <w:r>
+        <w:rPr>
+          <w:rFonts w:hint="eastAsia" w:ascii="Times New Roman" w:hAnsi="Times New Roman" w:eastAsia="Times New Roman" w:cs="Times New Roman"/>
+        </w:rPr>
+        <w:t>”</w:t>
+      </w:r>
+      <w:r>
+        <w:rPr>
+          <w:rFonts w:hint="eastAsia" w:ascii="Times New Roman" w:hAnsi="Times New Roman" w:eastAsia="FangSong" w:cs="Times New Roman"/>
+        </w:rPr>
+        <w:t>不能</w:t>
+      </w:r>
+      <w:r>
+        <w:rPr>
+          <w:rFonts w:hint="eastAsia" w:ascii="Times New Roman" w:hAnsi="Times New Roman" w:eastAsia="Times New Roman" w:cs="Times New Roman"/>
+        </w:rPr>
+        <w:t>”）</w:t>
+      </w:r>
+      <w:r>
+        <w:rPr>
+          <w:rFonts w:hint="eastAsia" w:ascii="Times New Roman" w:hAnsi="Times New Roman" w:eastAsia="FangSong" w:cs="Times New Roman"/>
+        </w:rPr>
+        <w:t>用</w:t>
+      </w:r>
+      <w:r>
+        <w:rPr>
+          <w:rFonts w:ascii="Times New Roman" w:hAnsi="Times New Roman" w:eastAsia="Times New Roman" w:cs="Times New Roman"/>
+        </w:rPr>
+        <w:t xml:space="preserve"> </w:t>
+      </w:r>
+      <m:oMath>
+        <m:sSub>
+          <m:e>
+            <m:r>
+              <m:rPr>
+                <m:sty m:val="p"/>
+              </m:rPr>
+              <m:t>K</m:t>
+            </m:r>
+            <m:r>
+              <m:rPr>
+                <m:sty m:val="p"/>
+              </m:rPr>
+              <m:t>M</m:t>
+            </m:r>
+            <m:r>
+              <m:rPr>
+                <m:sty m:val="p"/>
+              </m:rPr>
+              <m:t>n</m:t>
+            </m:r>
+            <m:r>
+              <m:rPr>
+                <m:sty m:val="p"/>
+              </m:rPr>
+              <m:t>O</m:t>
+            </m:r>
+          </m:e>
+          <m:sub>
+            <m:r>
+              <m:t>4</m:t>
+            </m:r>
+          </m:sub>
+        </m:sSub>
+      </m:oMath>
+      <w:r>
+        <w:rPr>
+          <w:rFonts w:ascii="Times New Roman" w:hAnsi="Times New Roman" w:eastAsia="Times New Roman" w:cs="Times New Roman"/>
+        </w:rPr>
+        <w:t xml:space="preserve"> </w:t>
+      </w:r>
+      <w:r>
+        <w:rPr>
+          <w:rFonts w:hint="eastAsia" w:ascii="Times New Roman" w:hAnsi="Times New Roman" w:eastAsia="FangSong" w:cs="Times New Roman"/>
+        </w:rPr>
+        <w:t xml:space="preserve">代替</w:t>
+      </w:r>
+      <w:r>
+        <w:rPr>
+          <w:rFonts w:ascii="Times New Roman" w:hAnsi="Times New Roman" w:eastAsia="Times New Roman" w:cs="Times New Roman"/>
+        </w:rPr>
+        <w:t xml:space="preserve"> </w:t>
+      </w:r>
+      <m:oMath>
+        <m:oMathPr>
+          <m:ctrlPr>
+            <w:rPr>
+              <w:sz w:val="28"/>
+              <w:szCs w:val="28"/>
+            </w:rPr>
+          </m:ctrlPr>
+        </m:oMathPr>
+        <m:sSub>
+          <m:e>
+            <m:r>
+              <m:rPr>
+                <m:sty m:val="p"/>
+              </m:rPr>
+              <m:t>K</m:t>
+            </m:r>
+          </m:e>
+          <m:sub>
+            <m:r>
+              <m:t>2</m:t>
+            </m:r>
+          </m:sub>
+        </m:sSub>
+        <m:sSub>
+          <m:e>
+            <m:r>
+              <m:rPr>
+                <m:sty m:val="p"/>
+              </m:rPr>
+              <m:t>C</m:t>
+            </m:r>
+            <m:r>
+              <m:rPr>
+                <m:sty m:val="p"/>
+              </m:rPr>
+              <m:t>r</m:t>
+            </m:r>
+          </m:e>
+          <m:sub>
+            <m:r>
+              <m:t>2</m:t>
+            </m:r>
+          </m:sub>
+        </m:sSub>
+        <m:sSub>
+          <m:e>
+            <m:r>
+              <m:rPr>
+                <m:sty m:val="p"/>
+              </m:rPr>
+              <m:t>O</m:t>
+            </m:r>
+          </m:e>
+          <m:sub>
+            <m:r>
+              <m:t>7</m:t>
+            </m:r>
+          </m:sub>
+        </m:sSub>
+      </m:oMath>
+      <w:r>
+        <w:rPr>
+          <w:rFonts w:ascii="Times New Roman" w:hAnsi="Times New Roman" w:eastAsia="Times New Roman" w:cs="Times New Roman"/>
+        </w:rPr>
+        <w:t xml:space="preserve"> </w:t>
+      </w:r>
+      <w:r>
+        <w:rPr>
+          <w:rFonts w:hint="eastAsia" w:ascii="Times New Roman" w:hAnsi="Times New Roman" w:eastAsia="FangSong" w:cs="Times New Roman"/>
+        </w:rPr>
+        <w:t>测定司机是否醉酒驾驶</w:t>
+      </w:r>
+      <w:r>
+        <w:rPr>
+          <w:rFonts w:hint="eastAsia" w:ascii="Times New Roman" w:hAnsi="Times New Roman" w:eastAsia="Times New Roman" w:cs="Times New Roman"/>
+        </w:rPr>
+        <w:t>，</w:t>
+      </w:r>
+      <w:r>
+        <w:rPr>
+          <w:rFonts w:hint="eastAsia" w:ascii="Times New Roman" w:hAnsi="Times New Roman" w:eastAsia="FangSong" w:cs="Times New Roman"/>
+        </w:rPr>
+        <w:t>原因是</w:t>
+      </w:r>
+      <w:r>
+        <w:rPr>
+          <w:rFonts w:hint="eastAsia" w:ascii="Times New Roman" w:hAnsi="Times New Roman" w:eastAsia="Times New Roman" w:cs="Times New Roman"/>
+        </w:rPr>
+        <w:t>____。</w:t>
+      </w:r>
+    </w:p>
+    <w:p>
+      <w:pPr>
+        <w:pStyle w:val="Compact"/>
+        <w:numPr>
+          <w:ilvl w:val="0"/>
+          <w:numId w:val="1012"/>
+        </w:numPr>
+      </w:pPr>
+      <m:oMath>
+        <m:sSub>
+          <m:e>
+            <m:r>
+              <m:rPr>
+                <m:sty m:val="p"/>
+              </m:rPr>
+              <m:t>K</m:t>
+            </m:r>
+            <m:r>
+              <m:rPr>
+                <m:sty m:val="p"/>
+              </m:rPr>
+              <m:t>M</m:t>
+            </m:r>
+            <m:r>
+              <m:rPr>
+                <m:sty m:val="p"/>
+              </m:rPr>
+              <m:t>n</m:t>
+            </m:r>
+            <m:r>
+              <m:rPr>
+                <m:sty m:val="p"/>
+              </m:rPr>
+              <m:t>O</m:t>
+            </m:r>
+          </m:e>
+          <m:sub>
+            <m:r>
+              <m:t>4</m:t>
+            </m:r>
+          </m:sub>
+        </m:sSub>
+      </m:oMath>
+      <w:r>
+        <w:rPr>
+          <w:rFonts w:ascii="Times New Roman" w:hAnsi="Times New Roman" w:eastAsia="Times New Roman" w:cs="Times New Roman"/>
+        </w:rPr>
+        <w:t xml:space="preserve"> </w:t>
+      </w:r>
+      <w:r>
+        <w:rPr>
+          <w:rFonts w:hint="eastAsia" w:ascii="Times New Roman" w:hAnsi="Times New Roman" w:eastAsia="FangSong" w:cs="Times New Roman"/>
+        </w:rPr>
+        <w:t>溶液不能储存时间太长</w:t>
+      </w:r>
+      <w:r>
+        <w:rPr>
+          <w:rFonts w:hint="eastAsia" w:ascii="Times New Roman" w:hAnsi="Times New Roman" w:eastAsia="Times New Roman" w:cs="Times New Roman"/>
+        </w:rPr>
+        <w:t>。</w:t>
+      </w:r>
+      <w:r>
+        <w:rPr>
+          <w:rFonts w:hint="eastAsia" w:ascii="Times New Roman" w:hAnsi="Times New Roman" w:eastAsia="FangSong" w:cs="Times New Roman"/>
+        </w:rPr>
+        <w:t>若一周时间内</w:t>
+      </w:r>
+      <w:r>
+        <w:rPr>
+          <w:rFonts w:hint="eastAsia" w:ascii="Times New Roman" w:hAnsi="Times New Roman" w:eastAsia="Times New Roman" w:cs="Times New Roman"/>
+        </w:rPr>
+        <w:t>，</w:t>
+      </w:r>
+      <m:oMath>
+        <m:sSub>
+          <m:e>
+            <m:r>
+              <m:rPr>
+                <m:sty m:val="p"/>
+              </m:rPr>
+              <m:t>K</m:t>
+            </m:r>
+            <m:r>
+              <m:rPr>
+                <m:sty m:val="p"/>
+              </m:rPr>
+              <m:t>M</m:t>
+            </m:r>
+            <m:r>
+              <m:rPr>
+                <m:sty m:val="p"/>
+              </m:rPr>
+              <m:t>n</m:t>
+            </m:r>
+            <m:r>
+              <m:rPr>
+                <m:sty m:val="p"/>
+              </m:rPr>
+              <m:t>O</m:t>
+            </m:r>
+          </m:e>
+          <m:sub>
+            <m:r>
+              <m:t>4</m:t>
+            </m:r>
+          </m:sub>
+        </m:sSub>
+      </m:oMath>
+      <w:r>
+        <w:rPr>
+          <w:rFonts w:ascii="Times New Roman" w:hAnsi="Times New Roman" w:eastAsia="Times New Roman" w:cs="Times New Roman"/>
+        </w:rPr>
+        <w:t xml:space="preserve"> </w:t>
+      </w:r>
+      <w:r>
+        <w:rPr>
+          <w:rFonts w:hint="eastAsia" w:ascii="Times New Roman" w:hAnsi="Times New Roman" w:eastAsia="FangSong" w:cs="Times New Roman"/>
+        </w:rPr>
+        <w:t>溶液在酸性条件下明显分解</w:t>
+      </w:r>
+      <w:r>
+        <w:rPr>
+          <w:rFonts w:hint="eastAsia" w:ascii="Times New Roman" w:hAnsi="Times New Roman" w:eastAsia="Times New Roman" w:cs="Times New Roman"/>
+        </w:rPr>
+        <w:t>，</w:t>
+      </w:r>
+      <w:r>
+        <w:rPr>
+          <w:rFonts w:hint="eastAsia" w:ascii="Times New Roman" w:hAnsi="Times New Roman" w:eastAsia="FangSong" w:cs="Times New Roman"/>
+        </w:rPr>
+        <w:t>能沉淀出二氧化锰黑褐色沉淀</w:t>
+      </w:r>
+      <w:r>
+        <w:rPr>
+          <w:rFonts w:hint="eastAsia" w:ascii="Times New Roman" w:hAnsi="Times New Roman" w:eastAsia="Times New Roman" w:cs="Times New Roman"/>
+        </w:rPr>
+        <w:t>，</w:t>
+      </w:r>
+      <w:r>
+        <w:rPr>
+          <w:rFonts w:hint="eastAsia" w:ascii="Times New Roman" w:hAnsi="Times New Roman" w:eastAsia="FangSong" w:cs="Times New Roman"/>
+        </w:rPr>
+        <w:t>则</w:t>
+      </w:r>
+      <w:r>
+        <w:rPr>
+          <w:rFonts w:ascii="Times New Roman" w:hAnsi="Times New Roman" w:eastAsia="Times New Roman" w:cs="Times New Roman"/>
+        </w:rPr>
+        <w:t xml:space="preserve"> </w:t>
+      </w:r>
+      <m:oMath>
+        <m:sSub>
+          <m:e>
+            <m:r>
+              <m:rPr>
+                <m:sty m:val="p"/>
+              </m:rPr>
+              <m:t>K</m:t>
+            </m:r>
+            <m:r>
+              <m:rPr>
+                <m:sty m:val="p"/>
+              </m:rPr>
+              <m:t>M</m:t>
+            </m:r>
+            <m:r>
+              <m:rPr>
+                <m:sty m:val="p"/>
+              </m:rPr>
+              <m:t>n</m:t>
+            </m:r>
+            <m:r>
+              <m:rPr>
+                <m:sty m:val="p"/>
+              </m:rPr>
+              <m:t>O</m:t>
+            </m:r>
+          </m:e>
+          <m:sub>
+            <m:r>
+              <m:t>4</m:t>
+            </m:r>
+          </m:sub>
+        </m:sSub>
+      </m:oMath>
+      <w:r>
+        <w:rPr>
+          <w:rFonts w:ascii="Times New Roman" w:hAnsi="Times New Roman" w:eastAsia="Times New Roman" w:cs="Times New Roman"/>
+        </w:rPr>
+        <w:t xml:space="preserve"> </w:t>
+      </w:r>
+      <w:r>
+        <w:rPr>
+          <w:rFonts w:hint="eastAsia" w:ascii="Times New Roman" w:hAnsi="Times New Roman" w:eastAsia="FangSong" w:cs="Times New Roman"/>
+        </w:rPr>
+        <w:t>酸性条件下分解的离子反应方程式为</w:t>
+      </w:r>
+      <w:r>
+        <w:rPr>
+          <w:rFonts w:hint="eastAsia" w:ascii="Times New Roman" w:hAnsi="Times New Roman" w:eastAsia="Times New Roman" w:cs="Times New Roman"/>
+        </w:rPr>
+        <w:t>_</w:t>
+      </w:r>
+      <w:r>
+        <w:rPr>
+          <w:rFonts w:hint="eastAsia" w:ascii="Times New Roman" w:hAnsi="Times New Roman" w:eastAsia="Times New Roman" w:cs="Times New Roman"/>
+          <w:b/>
+          <w:bCs/>
+          <w:i/>
+          <w:iCs/>
+        </w:rPr>
+        <w:t>，</w:t>
+      </w:r>
+      <w:r>
+        <w:rPr>
+          <w:rFonts w:hint="eastAsia" w:ascii="Times New Roman" w:hAnsi="Times New Roman" w:eastAsia="FangSong" w:cs="Times New Roman"/>
+          <w:b/>
+          <w:bCs/>
+          <w:i/>
+          <w:iCs/>
+        </w:rPr>
+        <w:t>因此不难得出</w:t>
+      </w:r>
+      <w:r>
+        <w:rPr>
+          <w:rFonts w:hint="eastAsia" w:ascii="Times New Roman" w:hAnsi="Times New Roman" w:eastAsia="Times New Roman" w:cs="Times New Roman"/>
+        </w:rPr>
+        <w:t>_（</w:t>
+      </w:r>
+      <w:r>
+        <w:rPr>
+          <w:rFonts w:hint="eastAsia" w:ascii="Times New Roman" w:hAnsi="Times New Roman" w:eastAsia="FangSong" w:cs="Times New Roman"/>
+        </w:rPr>
+        <w:t>填</w:t>
+      </w:r>
+      <w:r>
+        <w:rPr>
+          <w:rFonts w:hint="eastAsia" w:ascii="Times New Roman" w:hAnsi="Times New Roman" w:eastAsia="Times New Roman" w:cs="Times New Roman"/>
+        </w:rPr>
+        <w:t>”</w:t>
+      </w:r>
+      <w:r>
+        <w:rPr>
+          <w:rFonts w:hint="eastAsia" w:ascii="Times New Roman" w:hAnsi="Times New Roman" w:eastAsia="FangSong" w:cs="Times New Roman"/>
+        </w:rPr>
+        <w:t>能</w:t>
+      </w:r>
+      <w:r>
+        <w:rPr>
+          <w:rFonts w:hint="eastAsia" w:ascii="Times New Roman" w:hAnsi="Times New Roman" w:eastAsia="Times New Roman" w:cs="Times New Roman"/>
+        </w:rPr>
+        <w:t>”</w:t>
+      </w:r>
+      <w:r>
+        <w:rPr>
+          <w:rFonts w:hint="eastAsia" w:ascii="Times New Roman" w:hAnsi="Times New Roman" w:eastAsia="FangSong" w:cs="Times New Roman"/>
+        </w:rPr>
+        <w:t>或</w:t>
+      </w:r>
+      <w:r>
+        <w:rPr>
+          <w:rFonts w:hint="eastAsia" w:ascii="Times New Roman" w:hAnsi="Times New Roman" w:eastAsia="Times New Roman" w:cs="Times New Roman"/>
+        </w:rPr>
+        <w:t>”</w:t>
+      </w:r>
+      <w:r>
+        <w:rPr>
+          <w:rFonts w:hint="eastAsia" w:ascii="Times New Roman" w:hAnsi="Times New Roman" w:eastAsia="FangSong" w:cs="Times New Roman"/>
+        </w:rPr>
+        <w:t>不能</w:t>
+      </w:r>
+      <w:r>
+        <w:rPr>
+          <w:rFonts w:hint="eastAsia" w:ascii="Times New Roman" w:hAnsi="Times New Roman" w:eastAsia="Times New Roman" w:cs="Times New Roman"/>
+        </w:rPr>
+        <w:t>”）</w:t>
+      </w:r>
+      <w:r>
+        <w:rPr>
+          <w:rFonts w:hint="eastAsia" w:ascii="Times New Roman" w:hAnsi="Times New Roman" w:eastAsia="FangSong" w:cs="Times New Roman"/>
+        </w:rPr>
+        <w:t>用</w:t>
+      </w:r>
+      <w:r>
+        <w:rPr>
+          <w:rFonts w:ascii="Times New Roman" w:hAnsi="Times New Roman" w:eastAsia="Times New Roman" w:cs="Times New Roman"/>
+        </w:rPr>
+        <w:t xml:space="preserve"> </w:t>
+      </w:r>
+      <m:oMath>
+        <m:sSub>
+          <m:e>
+            <m:r>
+              <m:rPr>
+                <m:sty m:val="p"/>
+              </m:rPr>
+              <m:t>K</m:t>
+            </m:r>
+            <m:r>
+              <m:rPr>
+                <m:sty m:val="p"/>
+              </m:rPr>
+              <m:t>M</m:t>
+            </m:r>
+            <m:r>
+              <m:rPr>
+                <m:sty m:val="p"/>
+              </m:rPr>
+              <m:t>n</m:t>
+            </m:r>
+            <m:r>
+              <m:rPr>
+                <m:sty m:val="p"/>
+              </m:rPr>
+              <m:t>O</m:t>
+            </m:r>
+          </m:e>
+          <m:sub>
+            <m:r>
+              <m:t>4</m:t>
+            </m:r>
+          </m:sub>
+        </m:sSub>
+      </m:oMath>
+      <w:r>
+        <w:rPr>
+          <w:rFonts w:ascii="Times New Roman" w:hAnsi="Times New Roman" w:eastAsia="Times New Roman" w:cs="Times New Roman"/>
+        </w:rPr>
+        <w:t xml:space="preserve"> </w:t>
+      </w:r>
+      <w:r>
+        <w:rPr>
+          <w:rFonts w:hint="eastAsia" w:ascii="Times New Roman" w:hAnsi="Times New Roman" w:eastAsia="FangSong" w:cs="Times New Roman"/>
+        </w:rPr>
+        <w:t xml:space="preserve">代替</w:t>
+      </w:r>
+      <w:r>
+        <w:rPr>
+          <w:rFonts w:ascii="Times New Roman" w:hAnsi="Times New Roman" w:eastAsia="Times New Roman" w:cs="Times New Roman"/>
+        </w:rPr>
+        <w:t xml:space="preserve"> </w:t>
+      </w:r>
+      <m:oMath>
+        <m:oMathPr>
+          <m:ctrlPr>
+            <w:rPr>
+              <w:sz w:val="28"/>
+              <w:szCs w:val="28"/>
+            </w:rPr>
+          </m:ctrlPr>
+        </m:oMathPr>
+        <m:sSub>
+          <m:e>
+            <m:r>
+              <m:rPr>
+                <m:sty m:val="p"/>
+              </m:rPr>
+              <m:t>K</m:t>
+            </m:r>
+          </m:e>
+          <m:sub>
+            <m:r>
+              <m:t>2</m:t>
+            </m:r>
+          </m:sub>
+        </m:sSub>
+        <m:sSub>
+          <m:e>
+            <m:r>
+              <m:rPr>
+                <m:sty m:val="p"/>
+              </m:rPr>
+              <m:t>C</m:t>
+            </m:r>
+            <m:r>
+              <m:rPr>
+                <m:sty m:val="p"/>
+              </m:rPr>
+              <m:t>r</m:t>
+            </m:r>
+          </m:e>
+          <m:sub>
+            <m:r>
+              <m:t>2</m:t>
+            </m:r>
+          </m:sub>
+        </m:sSub>
+        <m:sSub>
+          <m:e>
+            <m:r>
+              <m:rPr>
+                <m:sty m:val="p"/>
+              </m:rPr>
+              <m:t>O</m:t>
+            </m:r>
+          </m:e>
+          <m:sub>
+            <m:r>
+              <m:t>7</m:t>
+            </m:r>
+          </m:sub>
+        </m:sSub>
+      </m:oMath>
+      <w:r>
+        <w:rPr>
+          <w:rFonts w:ascii="Times New Roman" w:hAnsi="Times New Roman" w:eastAsia="Times New Roman" w:cs="Times New Roman"/>
+        </w:rPr>
+        <w:t xml:space="preserve"> </w:t>
+      </w:r>
+      <w:r>
+        <w:rPr>
+          <w:rFonts w:hint="eastAsia" w:ascii="Times New Roman" w:hAnsi="Times New Roman" w:eastAsia="FangSong" w:cs="Times New Roman"/>
+        </w:rPr>
+        <w:t>检验司机是否醉酒驾驶的原因</w:t>
       </w:r>
       <w:r>
         <w:rPr>
@@ -30073,8 +31024,8 @@
         </w:pict>
       </w:r>
     </w:p>
-    <w:bookmarkEnd w:id="48"/>
-    <w:bookmarkStart w:id="52" w:name="乙酸银溶度积测定第34届初赛"/>
+    <w:bookmarkEnd w:id="51"/>
+    <w:bookmarkStart w:id="52" w:name="固溶体溶解反应第25届初赛"/>
     <w:p>
       <w:pPr>
         <w:pStyle w:val="Heading2"/>
@@ -30086,6 +31037,1857 @@
           <w:rFonts w:ascii="Times New Roman" w:hAnsi="Times New Roman" w:eastAsia="Times New Roman" w:cs="Times New Roman"/>
         </w:rPr>
         <w:t xml:space="preserve">6.37 </w:t>
+      </w:r>
+      <w:r>
+        <w:rPr>
+          <w:rFonts w:hint="eastAsia" w:ascii="Times New Roman" w:hAnsi="Times New Roman" w:eastAsia="SimHei" w:cs="Times New Roman"/>
+        </w:rPr>
+        <w:t>固溶体溶解反应</w:t>
+      </w:r>
+      <w:r>
+        <w:rPr>
+          <w:rFonts w:hint="eastAsia" w:ascii="Times New Roman" w:hAnsi="Times New Roman" w:eastAsia="Times New Roman" w:cs="Times New Roman"/>
+        </w:rPr>
+        <w:t>（</w:t>
+      </w:r>
+      <w:r>
+        <w:rPr>
+          <w:rFonts w:hint="eastAsia" w:ascii="Times New Roman" w:hAnsi="Times New Roman" w:eastAsia="SimHei" w:cs="Times New Roman"/>
+        </w:rPr>
+        <w:t>第</w:t>
+      </w:r>
+      <w:r>
+        <w:rPr>
+          <w:rFonts w:hint="eastAsia" w:ascii="Times New Roman" w:hAnsi="Times New Roman" w:eastAsia="Times New Roman" w:cs="Times New Roman"/>
+        </w:rPr>
+        <w:t>25</w:t>
+      </w:r>
+      <w:r>
+        <w:rPr>
+          <w:rFonts w:hint="eastAsia" w:ascii="Times New Roman" w:hAnsi="Times New Roman" w:eastAsia="SimHei" w:cs="Times New Roman"/>
+        </w:rPr>
+        <w:t>届初赛</w:t>
+      </w:r>
+      <w:r>
+        <w:rPr>
+          <w:rFonts w:hint="eastAsia" w:ascii="Times New Roman" w:hAnsi="Times New Roman" w:eastAsia="Times New Roman" w:cs="Times New Roman"/>
+        </w:rPr>
+        <w:t>）</w:t>
+      </w:r>
+    </w:p>
+    <w:p>
+      <w:pPr>
+        <w:pStyle w:val="FirstParagraph"/>
+      </w:pPr>
+      <w:r>
+        <w:rPr>
+          <w:rFonts w:hint="eastAsia" w:ascii="Times New Roman" w:hAnsi="Times New Roman" w:eastAsia="FangSong" w:cs="Times New Roman"/>
+        </w:rPr>
+        <w:t xml:space="preserve">写出</w:t>
+      </w:r>
+      <w:r>
+        <w:rPr>
+          <w:rFonts w:ascii="Times New Roman" w:hAnsi="Times New Roman" w:eastAsia="Times New Roman" w:cs="Times New Roman"/>
+        </w:rPr>
+        <w:t xml:space="preserve"> </w:t>
+      </w:r>
+      <m:oMath>
+        <m:oMathPr>
+          <m:ctrlPr>
+            <w:rPr>
+              <w:sz w:val="28"/>
+              <w:szCs w:val="28"/>
+            </w:rPr>
+          </m:ctrlPr>
+        </m:oMathPr>
+        <m:sSub>
+          <m:e>
+            <m:r>
+              <m:rPr>
+                <m:sty m:val="p"/>
+              </m:rPr>
+              <m:t>B</m:t>
+            </m:r>
+            <m:r>
+              <m:rPr>
+                <m:sty m:val="p"/>
+              </m:rPr>
+              <m:t>a</m:t>
+            </m:r>
+            <m:r>
+              <m:rPr>
+                <m:sty m:val="p"/>
+              </m:rPr>
+              <m:t>I</m:t>
+            </m:r>
+            <m:r>
+              <m:rPr>
+                <m:sty m:val="p"/>
+              </m:rPr>
+              <m:t>n</m:t>
+            </m:r>
+          </m:e>
+          <m:sub>
+            <m:r>
+              <m:t>0.55</m:t>
+            </m:r>
+          </m:sub>
+        </m:sSub>
+        <m:sSub>
+          <m:e>
+            <m:r>
+              <m:rPr>
+                <m:sty m:val="p"/>
+              </m:rPr>
+              <m:t>C</m:t>
+            </m:r>
+            <m:r>
+              <m:rPr>
+                <m:sty m:val="p"/>
+              </m:rPr>
+              <m:t>o</m:t>
+            </m:r>
+          </m:e>
+          <m:sub>
+            <m:r>
+              <m:t>0.45</m:t>
+            </m:r>
+          </m:sub>
+        </m:sSub>
+        <m:sSub>
+          <m:e>
+            <m:r>
+              <m:rPr>
+                <m:sty m:val="p"/>
+              </m:rPr>
+              <m:t>O</m:t>
+            </m:r>
+          </m:e>
+          <m:sub>
+            <m:r>
+              <m:t>3</m:t>
+            </m:r>
+            <m:r>
+              <m:rPr>
+                <m:sty m:val="p"/>
+              </m:rPr>
+              <m:t>−</m:t>
+            </m:r>
+            <m:r>
+              <m:t>δ</m:t>
+            </m:r>
+          </m:sub>
+        </m:sSub>
+      </m:oMath>
+      <w:r>
+        <w:rPr>
+          <w:rFonts w:ascii="Times New Roman" w:hAnsi="Times New Roman" w:eastAsia="Times New Roman" w:cs="Times New Roman"/>
+        </w:rPr>
+        <w:t xml:space="preserve"> </w:t>
+      </w:r>
+      <w:r>
+        <w:rPr>
+          <w:rFonts w:hint="eastAsia" w:ascii="Times New Roman" w:hAnsi="Times New Roman" w:eastAsia="FangSong" w:cs="Times New Roman"/>
+        </w:rPr>
+        <w:t xml:space="preserve">与</w:t>
+      </w:r>
+      <w:r>
+        <w:rPr>
+          <w:rFonts w:ascii="Times New Roman" w:hAnsi="Times New Roman" w:eastAsia="Times New Roman" w:cs="Times New Roman"/>
+        </w:rPr>
+        <w:t xml:space="preserve"> KI </w:t>
+      </w:r>
+      <w:r>
+        <w:rPr>
+          <w:rFonts w:hint="eastAsia" w:ascii="Times New Roman" w:hAnsi="Times New Roman" w:eastAsia="FangSong" w:cs="Times New Roman"/>
+        </w:rPr>
+        <w:t xml:space="preserve">和</w:t>
+      </w:r>
+      <w:r>
+        <w:rPr>
+          <w:rFonts w:ascii="Times New Roman" w:hAnsi="Times New Roman" w:eastAsia="Times New Roman" w:cs="Times New Roman"/>
+        </w:rPr>
+        <w:t xml:space="preserve"> HCl </w:t>
+      </w:r>
+      <w:r>
+        <w:rPr>
+          <w:rFonts w:hint="eastAsia" w:ascii="Times New Roman" w:hAnsi="Times New Roman" w:eastAsia="FangSong" w:cs="Times New Roman"/>
+        </w:rPr>
+        <w:t>反应的离子方程式</w:t>
+      </w:r>
+      <w:r>
+        <w:rPr>
+          <w:rFonts w:hint="eastAsia" w:ascii="Times New Roman" w:hAnsi="Times New Roman" w:eastAsia="Times New Roman" w:cs="Times New Roman"/>
+        </w:rPr>
+        <w:t>。</w:t>
+      </w:r>
+    </w:p>
+    <w:p>
+      <w:pPr>
+        <w:pStyle w:val="BodyText"/>
+      </w:pPr>
+      <w:r>
+        <w:rPr>
+          <w:rFonts w:hint="eastAsia" w:ascii="Times New Roman" w:hAnsi="Times New Roman" w:eastAsia="FangSong" w:cs="Times New Roman"/>
+        </w:rPr>
+        <w:t>写出滴定反应的离子方程式</w:t>
+      </w:r>
+      <w:r>
+        <w:rPr>
+          <w:rFonts w:hint="eastAsia" w:ascii="Times New Roman" w:hAnsi="Times New Roman" w:eastAsia="Times New Roman" w:cs="Times New Roman"/>
+        </w:rPr>
+        <w:t>。</w:t>
+      </w:r>
+    </w:p>
+    <w:p>
+      <w:pPr>
+        <w:pStyle w:val="BodyText"/>
+      </w:pPr>
+      <w:r>
+        <w:rPr>
+          <w:rFonts w:hint="eastAsia" w:ascii="Times New Roman" w:hAnsi="Times New Roman" w:eastAsia="FangSong" w:cs="Times New Roman"/>
+        </w:rPr>
+        <w:t xml:space="preserve">计算</w:t>
+      </w:r>
+      <w:r>
+        <w:rPr>
+          <w:rFonts w:ascii="Times New Roman" w:hAnsi="Times New Roman" w:eastAsia="Times New Roman" w:cs="Times New Roman"/>
+        </w:rPr>
+        <w:t xml:space="preserve"> </w:t>
+      </w:r>
+      <m:oMath>
+        <m:oMathPr>
+          <m:ctrlPr>
+            <w:rPr>
+              <w:sz w:val="28"/>
+              <w:szCs w:val="28"/>
+            </w:rPr>
+          </m:ctrlPr>
+        </m:oMathPr>
+        <m:sSub>
+          <m:e>
+            <m:r>
+              <m:rPr>
+                <m:sty m:val="p"/>
+              </m:rPr>
+              <m:t>B</m:t>
+            </m:r>
+            <m:r>
+              <m:rPr>
+                <m:sty m:val="p"/>
+              </m:rPr>
+              <m:t>a</m:t>
+            </m:r>
+            <m:r>
+              <m:rPr>
+                <m:sty m:val="p"/>
+              </m:rPr>
+              <m:t>I</m:t>
+            </m:r>
+            <m:r>
+              <m:rPr>
+                <m:sty m:val="p"/>
+              </m:rPr>
+              <m:t>n</m:t>
+            </m:r>
+          </m:e>
+          <m:sub>
+            <m:r>
+              <m:t>0.55</m:t>
+            </m:r>
+          </m:sub>
+        </m:sSub>
+        <m:sSub>
+          <m:e>
+            <m:r>
+              <m:rPr>
+                <m:sty m:val="p"/>
+              </m:rPr>
+              <m:t>C</m:t>
+            </m:r>
+            <m:r>
+              <m:rPr>
+                <m:sty m:val="p"/>
+              </m:rPr>
+              <m:t>o</m:t>
+            </m:r>
+          </m:e>
+          <m:sub>
+            <m:r>
+              <m:t>0.45</m:t>
+            </m:r>
+          </m:sub>
+        </m:sSub>
+        <m:sSub>
+          <m:e>
+            <m:r>
+              <m:rPr>
+                <m:sty m:val="p"/>
+              </m:rPr>
+              <m:t>O</m:t>
+            </m:r>
+          </m:e>
+          <m:sub>
+            <m:r>
+              <m:t>3</m:t>
+            </m:r>
+            <m:r>
+              <m:rPr>
+                <m:sty m:val="p"/>
+              </m:rPr>
+              <m:t>−</m:t>
+            </m:r>
+            <m:r>
+              <m:t>δ</m:t>
+            </m:r>
+          </m:sub>
+        </m:sSub>
+      </m:oMath>
+      <w:r>
+        <w:rPr>
+          <w:rFonts w:ascii="Times New Roman" w:hAnsi="Times New Roman" w:eastAsia="Times New Roman" w:cs="Times New Roman"/>
+        </w:rPr>
+        <w:t xml:space="preserve"> </w:t>
+      </w:r>
+      <w:r>
+        <w:rPr>
+          <w:rFonts w:hint="eastAsia" w:ascii="Times New Roman" w:hAnsi="Times New Roman" w:eastAsia="FangSong" w:cs="Times New Roman"/>
+        </w:rPr>
+        <w:t xml:space="preserve">样品中</w:t>
+      </w:r>
+      <w:r>
+        <w:rPr>
+          <w:rFonts w:ascii="Times New Roman" w:hAnsi="Times New Roman" w:eastAsia="Times New Roman" w:cs="Times New Roman"/>
+        </w:rPr>
+        <w:t xml:space="preserve"> </w:t>
+      </w:r>
+      <m:oMath>
+        <m:r>
+          <m:rPr>
+            <m:sty m:val="p"/>
+          </m:rPr>
+          <m:t>C</m:t>
+        </m:r>
+        <m:r>
+          <m:rPr>
+            <m:sty m:val="p"/>
+          </m:rPr>
+          <m:t>o</m:t>
+        </m:r>
+      </m:oMath>
+      <w:r>
+        <w:rPr>
+          <w:rFonts w:ascii="Times New Roman" w:hAnsi="Times New Roman" w:eastAsia="Times New Roman" w:cs="Times New Roman"/>
+        </w:rPr>
+        <w:t xml:space="preserve"> </w:t>
+      </w:r>
+      <w:r>
+        <w:rPr>
+          <w:rFonts w:hint="eastAsia" w:ascii="Times New Roman" w:hAnsi="Times New Roman" w:eastAsia="FangSong" w:cs="Times New Roman"/>
+        </w:rPr>
+        <w:t xml:space="preserve">的氧化数</w:t>
+      </w:r>
+      <w:r>
+        <w:rPr>
+          <w:rFonts w:ascii="Times New Roman" w:hAnsi="Times New Roman" w:eastAsia="Times New Roman" w:cs="Times New Roman"/>
+        </w:rPr>
+        <w:t xml:space="preserve"> </w:t>
+      </w:r>
+      <m:oMath>
+        <m:sSub>
+          <m:e>
+            <m:r>
+              <m:t>S</m:t>
+            </m:r>
+          </m:e>
+          <m:sub>
+            <m:r>
+              <m:rPr>
+                <m:sty m:val="p"/>
+              </m:rPr>
+              <m:t>C</m:t>
+            </m:r>
+            <m:r>
+              <m:rPr>
+                <m:sty m:val="p"/>
+              </m:rPr>
+              <m:t>o</m:t>
+            </m:r>
+          </m:sub>
+        </m:sSub>
+      </m:oMath>
+      <w:r>
+        <w:rPr>
+          <w:rFonts w:ascii="Times New Roman" w:hAnsi="Times New Roman" w:eastAsia="Times New Roman" w:cs="Times New Roman"/>
+        </w:rPr>
+        <w:t xml:space="preserve"> </w:t>
+      </w:r>
+      <w:r>
+        <w:rPr>
+          <w:rFonts w:hint="eastAsia" w:ascii="Times New Roman" w:hAnsi="Times New Roman" w:eastAsia="FangSong" w:cs="Times New Roman"/>
+        </w:rPr>
+        <w:t xml:space="preserve">和氧缺陷的量</w:t>
+      </w:r>
+      <w:r>
+        <w:rPr>
+          <w:rFonts w:ascii="Times New Roman" w:hAnsi="Times New Roman" w:eastAsia="Times New Roman" w:cs="Times New Roman"/>
+        </w:rPr>
+        <w:t xml:space="preserve"> </w:t>
+      </w:r>
+      <m:oMath>
+        <m:r>
+          <m:t>δ</m:t>
+        </m:r>
+      </m:oMath>
+      <w:r>
+        <w:rPr>
+          <w:rFonts w:hint="eastAsia" w:ascii="Times New Roman" w:hAnsi="Times New Roman" w:eastAsia="Times New Roman" w:cs="Times New Roman"/>
+        </w:rPr>
+        <w:t>（</w:t>
+      </w:r>
+      <w:r>
+        <w:rPr>
+          <w:rFonts w:hint="eastAsia" w:ascii="Times New Roman" w:hAnsi="Times New Roman" w:eastAsia="FangSong" w:cs="Times New Roman"/>
+        </w:rPr>
+        <w:t>保留到小数点后两位</w:t>
+      </w:r>
+      <w:r>
+        <w:rPr>
+          <w:rFonts w:hint="eastAsia" w:ascii="Times New Roman" w:hAnsi="Times New Roman" w:eastAsia="Times New Roman" w:cs="Times New Roman"/>
+        </w:rPr>
+        <w:t>）。</w:t>
+      </w:r>
+    </w:p>
+    <w:p>
+      <w:pPr>
+        <w:pStyle w:val="BodyText"/>
+      </w:pPr>
+      <w:r>
+        <w:rPr>
+          <w:rFonts w:hint="eastAsia" w:ascii="Times New Roman" w:hAnsi="Times New Roman" w:eastAsia="FangSong" w:cs="Times New Roman"/>
+          <w:b/>
+          <w:bCs/>
+        </w:rPr>
+        <w:t xml:space="preserve">已知</w:t>
+      </w:r>
+      <w:r>
+        <w:rPr>
+          <w:rFonts w:hint="eastAsia" w:ascii="Times New Roman" w:hAnsi="Times New Roman" w:eastAsia="Times New Roman" w:cs="Times New Roman"/>
+        </w:rPr>
+        <w:t>：</w:t>
+      </w:r>
+      <w:r>
+        <w:rPr>
+          <w:rFonts w:hint="eastAsia" w:ascii="Times New Roman" w:hAnsi="Times New Roman" w:eastAsia="FangSong" w:cs="Times New Roman"/>
+        </w:rPr>
+        <w:t>称取</w:t>
+      </w:r>
+      <w:r>
+        <w:rPr>
+          <w:rFonts w:ascii="Times New Roman" w:hAnsi="Times New Roman" w:eastAsia="Times New Roman" w:cs="Times New Roman"/>
+        </w:rPr>
+        <w:t xml:space="preserve"> 0.2034 g </w:t>
+      </w:r>
+      <w:r>
+        <w:rPr>
+          <w:rFonts w:hint="eastAsia" w:ascii="Times New Roman" w:hAnsi="Times New Roman" w:eastAsia="FangSong" w:cs="Times New Roman"/>
+        </w:rPr>
+        <w:t>样品</w:t>
+      </w:r>
+      <w:r>
+        <w:rPr>
+          <w:rFonts w:hint="eastAsia" w:ascii="Times New Roman" w:hAnsi="Times New Roman" w:eastAsia="Times New Roman" w:cs="Times New Roman"/>
+        </w:rPr>
+        <w:t>，</w:t>
+      </w:r>
+      <w:r>
+        <w:rPr>
+          <w:rFonts w:hint="eastAsia" w:ascii="Times New Roman" w:hAnsi="Times New Roman" w:eastAsia="FangSong" w:cs="Times New Roman"/>
+        </w:rPr>
+        <w:t>用</w:t>
+      </w:r>
+      <w:r>
+        <w:rPr>
+          <w:rFonts w:ascii="Times New Roman" w:hAnsi="Times New Roman" w:eastAsia="Times New Roman" w:cs="Times New Roman"/>
+        </w:rPr>
+        <w:t xml:space="preserve"> 0.05000 mol/L Na</w:t>
+      </w:r>
+      <w:r>
+        <w:rPr>
+          <w:rFonts w:ascii="Times New Roman" w:hAnsi="Times New Roman" w:eastAsia="Times New Roman" w:cs="Times New Roman"/>
+          <w:vertAlign w:val="subscript"/>
+        </w:rPr>
+        <w:t>2</w:t>
+      </w:r>
+      <w:r>
+        <w:rPr>
+          <w:rFonts w:ascii="Times New Roman" w:hAnsi="Times New Roman" w:eastAsia="Times New Roman" w:cs="Times New Roman"/>
+        </w:rPr>
+        <w:t>S</w:t>
+      </w:r>
+      <w:r>
+        <w:rPr>
+          <w:rFonts w:ascii="Times New Roman" w:hAnsi="Times New Roman" w:eastAsia="Times New Roman" w:cs="Times New Roman"/>
+          <w:vertAlign w:val="subscript"/>
+        </w:rPr>
+        <w:t>2</w:t>
+      </w:r>
+      <w:r>
+        <w:rPr>
+          <w:rFonts w:ascii="Times New Roman" w:hAnsi="Times New Roman" w:eastAsia="Times New Roman" w:cs="Times New Roman"/>
+        </w:rPr>
+        <w:t>O</w:t>
+      </w:r>
+      <w:r>
+        <w:rPr>
+          <w:rFonts w:ascii="Times New Roman" w:hAnsi="Times New Roman" w:eastAsia="Times New Roman" w:cs="Times New Roman"/>
+          <w:vertAlign w:val="subscript"/>
+        </w:rPr>
+        <w:t>3</w:t>
+      </w:r>
+      <w:r>
+        <w:rPr>
+          <w:rFonts w:ascii="Times New Roman" w:hAnsi="Times New Roman" w:eastAsia="Times New Roman" w:cs="Times New Roman"/>
+        </w:rPr>
+        <w:t xml:space="preserve"> </w:t>
+      </w:r>
+      <w:r>
+        <w:rPr>
+          <w:rFonts w:hint="eastAsia" w:ascii="Times New Roman" w:hAnsi="Times New Roman" w:eastAsia="FangSong" w:cs="Times New Roman"/>
+        </w:rPr>
+        <w:t>标准溶液滴定</w:t>
+      </w:r>
+      <w:r>
+        <w:rPr>
+          <w:rFonts w:hint="eastAsia" w:ascii="Times New Roman" w:hAnsi="Times New Roman" w:eastAsia="Times New Roman" w:cs="Times New Roman"/>
+        </w:rPr>
+        <w:t>，</w:t>
+      </w:r>
+      <w:r>
+        <w:rPr>
+          <w:rFonts w:hint="eastAsia" w:ascii="Times New Roman" w:hAnsi="Times New Roman" w:eastAsia="FangSong" w:cs="Times New Roman"/>
+        </w:rPr>
+        <w:t>消耗</w:t>
+      </w:r>
+      <w:r>
+        <w:rPr>
+          <w:rFonts w:ascii="Times New Roman" w:hAnsi="Times New Roman" w:eastAsia="Times New Roman" w:cs="Times New Roman"/>
+        </w:rPr>
+        <w:t xml:space="preserve"> 10.85 mL。</w:t>
+      </w:r>
+    </w:p>
+    <w:p>
+      <w:pPr>
+        <w:spacing w:before="160" w:after="80"/>
+      </w:pPr>
+      <w:r>
+        <w:pict>
+          <v:rect style="width:0;height:1.5pt" o:hralign="center" o:hrstd="t" o:hr="t"/>
+        </w:pict>
+      </w:r>
+    </w:p>
+    <w:bookmarkEnd w:id="52"/>
+    <w:bookmarkStart w:id="53" w:name="硫化物氧化反应方程式第28届初赛"/>
+    <w:p>
+      <w:pPr>
+        <w:pStyle w:val="Heading2"/>
+        <w:spacing w:before="280" w:after="80"/>
+        <w:keepNext/>
+      </w:pPr>
+      <w:r>
+        <w:rPr>
+          <w:rFonts w:ascii="Times New Roman" w:hAnsi="Times New Roman" w:eastAsia="Times New Roman" w:cs="Times New Roman"/>
+        </w:rPr>
+        <w:t xml:space="preserve">6.38 </w:t>
+      </w:r>
+      <w:r>
+        <w:rPr>
+          <w:rFonts w:hint="eastAsia" w:ascii="Times New Roman" w:hAnsi="Times New Roman" w:eastAsia="SimHei" w:cs="Times New Roman"/>
+        </w:rPr>
+        <w:t>硫化物氧化反应方程式</w:t>
+      </w:r>
+      <w:r>
+        <w:rPr>
+          <w:rFonts w:hint="eastAsia" w:ascii="Times New Roman" w:hAnsi="Times New Roman" w:eastAsia="Times New Roman" w:cs="Times New Roman"/>
+        </w:rPr>
+        <w:t>（</w:t>
+      </w:r>
+      <w:r>
+        <w:rPr>
+          <w:rFonts w:hint="eastAsia" w:ascii="Times New Roman" w:hAnsi="Times New Roman" w:eastAsia="SimHei" w:cs="Times New Roman"/>
+        </w:rPr>
+        <w:t>第</w:t>
+      </w:r>
+      <w:r>
+        <w:rPr>
+          <w:rFonts w:hint="eastAsia" w:ascii="Times New Roman" w:hAnsi="Times New Roman" w:eastAsia="Times New Roman" w:cs="Times New Roman"/>
+        </w:rPr>
+        <w:t>28</w:t>
+      </w:r>
+      <w:r>
+        <w:rPr>
+          <w:rFonts w:hint="eastAsia" w:ascii="Times New Roman" w:hAnsi="Times New Roman" w:eastAsia="SimHei" w:cs="Times New Roman"/>
+        </w:rPr>
+        <w:t>届初赛</w:t>
+      </w:r>
+      <w:r>
+        <w:rPr>
+          <w:rFonts w:hint="eastAsia" w:ascii="Times New Roman" w:hAnsi="Times New Roman" w:eastAsia="Times New Roman" w:cs="Times New Roman"/>
+        </w:rPr>
+        <w:t>）</w:t>
+      </w:r>
+    </w:p>
+    <w:p>
+      <w:pPr>
+        <w:pStyle w:val="FirstParagraph"/>
+      </w:pPr>
+      <w:r>
+        <w:rPr>
+          <w:rFonts w:hint="eastAsia" w:ascii="Times New Roman" w:hAnsi="Times New Roman" w:eastAsia="FangSong" w:cs="Times New Roman"/>
+        </w:rPr>
+        <w:t xml:space="preserve">在</w:t>
+      </w:r>
+      <w:r>
+        <w:rPr>
+          <w:rFonts w:ascii="Times New Roman" w:hAnsi="Times New Roman" w:eastAsia="Times New Roman" w:cs="Times New Roman"/>
+        </w:rPr>
+        <w:t xml:space="preserve"> </w:t>
+      </w:r>
+      <m:oMath>
+        <m:oMathPr>
+          <m:ctrlPr>
+            <w:rPr>
+              <w:sz w:val="28"/>
+              <w:szCs w:val="28"/>
+            </w:rPr>
+          </m:ctrlPr>
+        </m:oMathPr>
+        <m:r>
+          <m:t>0.7520</m:t>
+        </m:r>
+        <m:r>
+          <m:t> </m:t>
+        </m:r>
+        <m:r>
+          <m:rPr>
+            <m:sty m:val="p"/>
+          </m:rPr>
+          <m:t>g</m:t>
+        </m:r>
+        <m:r>
+          <m:t> </m:t>
+        </m:r>
+        <m:sSub>
+          <m:e>
+            <m:r>
+              <m:rPr>
+                <m:sty m:val="p"/>
+              </m:rPr>
+              <m:t>C</m:t>
+            </m:r>
+            <m:r>
+              <m:rPr>
+                <m:sty m:val="p"/>
+              </m:rPr>
+              <m:t>u</m:t>
+            </m:r>
+          </m:e>
+          <m:sub>
+            <m:r>
+              <m:t>2</m:t>
+            </m:r>
+          </m:sub>
+        </m:sSub>
+        <m:r>
+          <m:rPr>
+            <m:sty m:val="p"/>
+          </m:rPr>
+          <m:t>S</m:t>
+        </m:r>
+      </m:oMath>
+      <w:r>
+        <w:rPr>
+          <w:rFonts w:ascii="Times New Roman" w:hAnsi="Times New Roman" w:eastAsia="Times New Roman" w:cs="Times New Roman"/>
+        </w:rPr>
+        <w:t xml:space="preserve"> </w:t>
+      </w:r>
+      <w:r>
+        <w:rPr>
+          <w:rFonts w:hint="eastAsia" w:ascii="Times New Roman" w:hAnsi="Times New Roman" w:eastAsia="FangSong" w:cs="Times New Roman"/>
+        </w:rPr>
+        <w:t xml:space="preserve">和</w:t>
+      </w:r>
+      <w:r>
+        <w:rPr>
+          <w:rFonts w:ascii="Times New Roman" w:hAnsi="Times New Roman" w:eastAsia="Times New Roman" w:cs="Times New Roman"/>
+        </w:rPr>
+        <w:t xml:space="preserve"> </w:t>
+      </w:r>
+      <m:oMath>
+        <m:r>
+          <m:rPr>
+            <m:sty m:val="p"/>
+          </m:rPr>
+          <m:t>C</m:t>
+        </m:r>
+        <m:r>
+          <m:rPr>
+            <m:sty m:val="p"/>
+          </m:rPr>
+          <m:t>u</m:t>
+        </m:r>
+        <m:r>
+          <m:rPr>
+            <m:sty m:val="p"/>
+          </m:rPr>
+          <m:t>S</m:t>
+        </m:r>
+      </m:oMath>
+      <w:r>
+        <w:rPr>
+          <w:rFonts w:ascii="Times New Roman" w:hAnsi="Times New Roman" w:eastAsia="Times New Roman" w:cs="Times New Roman"/>
+        </w:rPr>
+        <w:t xml:space="preserve"> </w:t>
+      </w:r>
+      <w:r>
+        <w:rPr>
+          <w:rFonts w:hint="eastAsia" w:ascii="Times New Roman" w:hAnsi="Times New Roman" w:eastAsia="FangSong" w:cs="Times New Roman"/>
+        </w:rPr>
+        <w:t xml:space="preserve">与惰性杂质的混合样品中加入</w:t>
+      </w:r>
+      <w:r>
+        <w:rPr>
+          <w:rFonts w:ascii="Times New Roman" w:hAnsi="Times New Roman" w:eastAsia="Times New Roman" w:cs="Times New Roman"/>
+        </w:rPr>
+        <w:t xml:space="preserve"> </w:t>
+      </w:r>
+      <m:oMath>
+        <m:oMathPr>
+          <m:ctrlPr>
+            <w:rPr>
+              <w:sz w:val="28"/>
+              <w:szCs w:val="28"/>
+            </w:rPr>
+          </m:ctrlPr>
+        </m:oMathPr>
+        <m:r>
+          <m:t>100.0</m:t>
+        </m:r>
+        <m:r>
+          <m:t> </m:t>
+        </m:r>
+        <m:r>
+          <m:rPr>
+            <m:sty m:val="p"/>
+          </m:rPr>
+          <m:t>m</m:t>
+        </m:r>
+        <m:r>
+          <m:rPr>
+            <m:sty m:val="p"/>
+          </m:rPr>
+          <m:t>L</m:t>
+        </m:r>
+        <m:r>
+          <m:t> </m:t>
+        </m:r>
+        <m:r>
+          <m:t>0.1209</m:t>
+        </m:r>
+        <m:r>
+          <m:t> </m:t>
+        </m:r>
+        <m:sSup>
+          <m:e>
+            <m:r>
+              <m:rPr>
+                <m:sty m:val="p"/>
+              </m:rPr>
+              <m:t>m</m:t>
+            </m:r>
+            <m:r>
+              <m:rPr>
+                <m:sty m:val="p"/>
+              </m:rPr>
+              <m:t>o</m:t>
+            </m:r>
+            <m:r>
+              <m:rPr>
+                <m:sty m:val="p"/>
+              </m:rPr>
+              <m:t>l</m:t>
+            </m:r>
+            <m:r>
+              <m:rPr>
+                <m:sty m:val="p"/>
+              </m:rPr>
+              <m:t> </m:t>
+            </m:r>
+            <m:r>
+              <m:rPr>
+                <m:sty m:val="p"/>
+              </m:rPr>
+              <m:t>L</m:t>
+            </m:r>
+          </m:e>
+          <m:sup>
+            <m:r>
+              <m:rPr>
+                <m:sty m:val="p"/>
+              </m:rPr>
+              <m:t>−</m:t>
+            </m:r>
+            <m:r>
+              <m:t>1</m:t>
+            </m:r>
+          </m:sup>
+        </m:sSup>
+        <m:r>
+          <m:t> </m:t>
+        </m:r>
+        <m:sSub>
+          <m:e>
+            <m:r>
+              <m:rPr>
+                <m:sty m:val="p"/>
+              </m:rPr>
+              <m:t>K</m:t>
+            </m:r>
+            <m:r>
+              <m:rPr>
+                <m:sty m:val="p"/>
+              </m:rPr>
+              <m:t>M</m:t>
+            </m:r>
+            <m:r>
+              <m:rPr>
+                <m:sty m:val="p"/>
+              </m:rPr>
+              <m:t>n</m:t>
+            </m:r>
+            <m:r>
+              <m:rPr>
+                <m:sty m:val="p"/>
+              </m:rPr>
+              <m:t>O</m:t>
+            </m:r>
+          </m:e>
+          <m:sub>
+            <m:r>
+              <m:t>4</m:t>
+            </m:r>
+          </m:sub>
+        </m:sSub>
+      </m:oMath>
+      <w:r>
+        <w:rPr>
+          <w:rFonts w:ascii="Times New Roman" w:hAnsi="Times New Roman" w:eastAsia="Times New Roman" w:cs="Times New Roman"/>
+        </w:rPr>
+        <w:t xml:space="preserve"> </w:t>
+      </w:r>
+      <w:r>
+        <w:rPr>
+          <w:rFonts w:hint="eastAsia" w:ascii="Times New Roman" w:hAnsi="Times New Roman" w:eastAsia="FangSong" w:cs="Times New Roman"/>
+        </w:rPr>
+        <w:t>的酸性溶液</w:t>
+      </w:r>
+      <w:r>
+        <w:rPr>
+          <w:rFonts w:hint="eastAsia" w:ascii="Times New Roman" w:hAnsi="Times New Roman" w:eastAsia="Times New Roman" w:cs="Times New Roman"/>
+        </w:rPr>
+        <w:t>，</w:t>
+      </w:r>
+      <w:r>
+        <w:rPr>
+          <w:rFonts w:hint="eastAsia" w:ascii="Times New Roman" w:hAnsi="Times New Roman" w:eastAsia="FangSong" w:cs="Times New Roman"/>
+        </w:rPr>
+        <w:t>加热</w:t>
+      </w:r>
+      <w:r>
+        <w:rPr>
+          <w:rFonts w:hint="eastAsia" w:ascii="Times New Roman" w:hAnsi="Times New Roman" w:eastAsia="Times New Roman" w:cs="Times New Roman"/>
+        </w:rPr>
+        <w:t>，</w:t>
+      </w:r>
+      <w:r>
+        <w:rPr>
+          <w:rFonts w:hint="eastAsia" w:ascii="Times New Roman" w:hAnsi="Times New Roman" w:eastAsia="FangSong" w:cs="Times New Roman"/>
+        </w:rPr>
+        <w:t>硫全部转化为</w:t>
+      </w:r>
+      <w:r>
+        <w:rPr>
+          <w:rFonts w:ascii="Times New Roman" w:hAnsi="Times New Roman" w:eastAsia="Times New Roman" w:cs="Times New Roman"/>
+        </w:rPr>
+        <w:t xml:space="preserve"> </w:t>
+      </w:r>
+      <m:oMath>
+        <m:sSubSup>
+          <m:e>
+            <m:r>
+              <m:rPr>
+                <m:sty m:val="p"/>
+              </m:rPr>
+              <m:t>S</m:t>
+            </m:r>
+            <m:r>
+              <m:rPr>
+                <m:sty m:val="p"/>
+              </m:rPr>
+              <m:t>O</m:t>
+            </m:r>
+          </m:e>
+          <m:sub>
+            <m:r>
+              <m:t>4</m:t>
+            </m:r>
+          </m:sub>
+          <m:sup>
+            <m:r>
+              <m:t>2</m:t>
+            </m:r>
+            <m:r>
+              <m:rPr>
+                <m:sty m:val="p"/>
+              </m:rPr>
+              <m:t>−</m:t>
+            </m:r>
+          </m:sup>
+        </m:sSubSup>
+      </m:oMath>
+      <w:r>
+        <w:rPr>
+          <w:rFonts w:hint="eastAsia" w:ascii="Times New Roman" w:hAnsi="Times New Roman" w:eastAsia="Times New Roman" w:cs="Times New Roman"/>
+        </w:rPr>
+        <w:t>，</w:t>
+      </w:r>
+      <w:r>
+        <w:rPr>
+          <w:rFonts w:hint="eastAsia" w:ascii="Times New Roman" w:hAnsi="Times New Roman" w:eastAsia="FangSong" w:cs="Times New Roman"/>
+        </w:rPr>
+        <w:t>滤去不溶杂质</w:t>
+      </w:r>
+      <w:r>
+        <w:rPr>
+          <w:rFonts w:hint="eastAsia" w:ascii="Times New Roman" w:hAnsi="Times New Roman" w:eastAsia="Times New Roman" w:cs="Times New Roman"/>
+        </w:rPr>
+        <w:t>。</w:t>
+      </w:r>
+    </w:p>
+    <w:p>
+      <w:pPr>
+        <w:pStyle w:val="BodyText"/>
+      </w:pPr>
+      <w:r>
+        <w:rPr>
+          <w:rFonts w:ascii="Times New Roman" w:hAnsi="Times New Roman" w:eastAsia="Times New Roman" w:cs="Times New Roman"/>
+        </w:rPr>
+        <w:t xml:space="preserve">7-1 </w:t>
+      </w:r>
+      <w:r>
+        <w:rPr>
+          <w:rFonts w:hint="eastAsia" w:ascii="Times New Roman" w:hAnsi="Times New Roman" w:eastAsia="FangSong" w:cs="Times New Roman"/>
+        </w:rPr>
+        <w:t>写出硫化物溶于酸性高锰酸钾溶液的反应方程式</w:t>
+      </w:r>
+      <w:r>
+        <w:rPr>
+          <w:rFonts w:hint="eastAsia" w:ascii="Times New Roman" w:hAnsi="Times New Roman" w:eastAsia="Times New Roman" w:cs="Times New Roman"/>
+        </w:rPr>
+        <w:t>。</w:t>
+      </w:r>
+    </w:p>
+    <w:p>
+      <w:pPr>
+        <w:pStyle w:val="BodyText"/>
+      </w:pPr>
+      <w:r>
+        <w:rPr>
+          <w:rFonts w:hint="eastAsia" w:ascii="Times New Roman" w:hAnsi="Times New Roman" w:eastAsia="FangSong" w:cs="Times New Roman"/>
+        </w:rPr>
+        <w:t xml:space="preserve">收集滤液至</w:t>
+      </w:r>
+      <w:r>
+        <w:rPr>
+          <w:rFonts w:ascii="Times New Roman" w:hAnsi="Times New Roman" w:eastAsia="Times New Roman" w:cs="Times New Roman"/>
+        </w:rPr>
+        <w:t xml:space="preserve"> </w:t>
+      </w:r>
+      <m:oMath>
+        <m:r>
+          <m:t>250</m:t>
+        </m:r>
+        <m:r>
+          <m:t> </m:t>
+        </m:r>
+        <m:r>
+          <m:rPr>
+            <m:sty m:val="p"/>
+          </m:rPr>
+          <m:t>m</m:t>
+        </m:r>
+        <m:r>
+          <m:rPr>
+            <m:sty m:val="p"/>
+          </m:rPr>
+          <m:t>L</m:t>
+        </m:r>
+      </m:oMath>
+      <w:r>
+        <w:rPr>
+          <w:rFonts w:ascii="Times New Roman" w:hAnsi="Times New Roman" w:eastAsia="Times New Roman" w:cs="Times New Roman"/>
+        </w:rPr>
+        <w:t xml:space="preserve"> </w:t>
+      </w:r>
+      <w:r>
+        <w:rPr>
+          <w:rFonts w:hint="eastAsia" w:ascii="Times New Roman" w:hAnsi="Times New Roman" w:eastAsia="FangSong" w:cs="Times New Roman"/>
+        </w:rPr>
+        <w:t>容量瓶中</w:t>
+      </w:r>
+      <w:r>
+        <w:rPr>
+          <w:rFonts w:hint="eastAsia" w:ascii="Times New Roman" w:hAnsi="Times New Roman" w:eastAsia="Times New Roman" w:cs="Times New Roman"/>
+        </w:rPr>
+        <w:t>，</w:t>
+      </w:r>
+      <w:r>
+        <w:rPr>
+          <w:rFonts w:hint="eastAsia" w:ascii="Times New Roman" w:hAnsi="Times New Roman" w:eastAsia="FangSong" w:cs="Times New Roman"/>
+        </w:rPr>
+        <w:t>定容</w:t>
+      </w:r>
+      <w:r>
+        <w:rPr>
+          <w:rFonts w:hint="eastAsia" w:ascii="Times New Roman" w:hAnsi="Times New Roman" w:eastAsia="Times New Roman" w:cs="Times New Roman"/>
+        </w:rPr>
+        <w:t>。</w:t>
+      </w:r>
+      <w:r>
+        <w:rPr>
+          <w:rFonts w:hint="eastAsia" w:ascii="Times New Roman" w:hAnsi="Times New Roman" w:eastAsia="FangSong" w:cs="Times New Roman"/>
+        </w:rPr>
+        <w:t>取</w:t>
+      </w:r>
+      <w:r>
+        <w:rPr>
+          <w:rFonts w:ascii="Times New Roman" w:hAnsi="Times New Roman" w:eastAsia="Times New Roman" w:cs="Times New Roman"/>
+        </w:rPr>
+        <w:t xml:space="preserve"> </w:t>
+      </w:r>
+      <m:oMath>
+        <m:oMathPr>
+          <m:ctrlPr>
+            <w:rPr>
+              <w:sz w:val="28"/>
+              <w:szCs w:val="28"/>
+            </w:rPr>
+          </m:ctrlPr>
+        </m:oMathPr>
+        <m:r>
+          <m:t>25.00</m:t>
+        </m:r>
+        <m:r>
+          <m:t> </m:t>
+        </m:r>
+        <m:r>
+          <m:rPr>
+            <m:sty m:val="p"/>
+          </m:rPr>
+          <m:t>m</m:t>
+        </m:r>
+        <m:r>
+          <m:rPr>
+            <m:sty m:val="p"/>
+          </m:rPr>
+          <m:t>L</m:t>
+        </m:r>
+      </m:oMath>
+      <w:r>
+        <w:rPr>
+          <w:rFonts w:ascii="Times New Roman" w:hAnsi="Times New Roman" w:eastAsia="Times New Roman" w:cs="Times New Roman"/>
+        </w:rPr>
+        <w:t xml:space="preserve"> </w:t>
+      </w:r>
+      <w:r>
+        <w:rPr>
+          <w:rFonts w:hint="eastAsia" w:ascii="Times New Roman" w:hAnsi="Times New Roman" w:eastAsia="FangSong" w:cs="Times New Roman"/>
+        </w:rPr>
+        <w:t>溶液</w:t>
+      </w:r>
+      <w:r>
+        <w:rPr>
+          <w:rFonts w:hint="eastAsia" w:ascii="Times New Roman" w:hAnsi="Times New Roman" w:eastAsia="Times New Roman" w:cs="Times New Roman"/>
+        </w:rPr>
+        <w:t>，</w:t>
+      </w:r>
+      <w:r>
+        <w:rPr>
+          <w:rFonts w:hint="eastAsia" w:ascii="Times New Roman" w:hAnsi="Times New Roman" w:eastAsia="FangSong" w:cs="Times New Roman"/>
+        </w:rPr>
+        <w:t>用</w:t>
+      </w:r>
+      <w:r>
+        <w:rPr>
+          <w:rFonts w:ascii="Times New Roman" w:hAnsi="Times New Roman" w:eastAsia="Times New Roman" w:cs="Times New Roman"/>
+        </w:rPr>
+        <w:t xml:space="preserve"> </w:t>
+      </w:r>
+      <m:oMath>
+        <m:oMathPr>
+          <m:ctrlPr>
+            <w:rPr>
+              <w:sz w:val="28"/>
+              <w:szCs w:val="28"/>
+            </w:rPr>
+          </m:ctrlPr>
+        </m:oMathPr>
+        <m:r>
+          <m:t>0.1000</m:t>
+        </m:r>
+        <m:r>
+          <m:t> </m:t>
+        </m:r>
+        <m:sSup>
+          <m:e>
+            <m:r>
+              <m:rPr>
+                <m:sty m:val="p"/>
+              </m:rPr>
+              <m:t>m</m:t>
+            </m:r>
+            <m:r>
+              <m:rPr>
+                <m:sty m:val="p"/>
+              </m:rPr>
+              <m:t>o</m:t>
+            </m:r>
+            <m:r>
+              <m:rPr>
+                <m:sty m:val="p"/>
+              </m:rPr>
+              <m:t>l</m:t>
+            </m:r>
+            <m:r>
+              <m:rPr>
+                <m:sty m:val="p"/>
+              </m:rPr>
+              <m:t> </m:t>
+            </m:r>
+            <m:r>
+              <m:rPr>
+                <m:sty m:val="p"/>
+              </m:rPr>
+              <m:t>L</m:t>
+            </m:r>
+          </m:e>
+          <m:sup>
+            <m:r>
+              <m:rPr>
+                <m:sty m:val="p"/>
+              </m:rPr>
+              <m:t>−</m:t>
+            </m:r>
+            <m:r>
+              <m:t>1</m:t>
+            </m:r>
+          </m:sup>
+        </m:sSup>
+        <m:r>
+          <m:t> </m:t>
+        </m:r>
+        <m:sSub>
+          <m:e>
+            <m:r>
+              <m:rPr>
+                <m:sty m:val="p"/>
+              </m:rPr>
+              <m:t>F</m:t>
+            </m:r>
+            <m:r>
+              <m:rPr>
+                <m:sty m:val="p"/>
+              </m:rPr>
+              <m:t>e</m:t>
+            </m:r>
+            <m:r>
+              <m:rPr>
+                <m:sty m:val="p"/>
+              </m:rPr>
+              <m:t>S</m:t>
+            </m:r>
+            <m:r>
+              <m:rPr>
+                <m:sty m:val="p"/>
+              </m:rPr>
+              <m:t>O</m:t>
+            </m:r>
+          </m:e>
+          <m:sub>
+            <m:r>
+              <m:t>4</m:t>
+            </m:r>
+          </m:sub>
+        </m:sSub>
+      </m:oMath>
+      <w:r>
+        <w:rPr>
+          <w:rFonts w:ascii="Times New Roman" w:hAnsi="Times New Roman" w:eastAsia="Times New Roman" w:cs="Times New Roman"/>
+        </w:rPr>
+        <w:t xml:space="preserve"> </w:t>
+      </w:r>
+      <w:r>
+        <w:rPr>
+          <w:rFonts w:hint="eastAsia" w:ascii="Times New Roman" w:hAnsi="Times New Roman" w:eastAsia="FangSong" w:cs="Times New Roman"/>
+        </w:rPr>
+        <w:t>溶液滴定</w:t>
+      </w:r>
+      <w:r>
+        <w:rPr>
+          <w:rFonts w:hint="eastAsia" w:ascii="Times New Roman" w:hAnsi="Times New Roman" w:eastAsia="Times New Roman" w:cs="Times New Roman"/>
+        </w:rPr>
+        <w:t>，</w:t>
+      </w:r>
+      <w:r>
+        <w:rPr>
+          <w:rFonts w:hint="eastAsia" w:ascii="Times New Roman" w:hAnsi="Times New Roman" w:eastAsia="FangSong" w:cs="Times New Roman"/>
+        </w:rPr>
+        <w:t>消耗</w:t>
+      </w:r>
+      <w:r>
+        <w:rPr>
+          <w:rFonts w:ascii="Times New Roman" w:hAnsi="Times New Roman" w:eastAsia="Times New Roman" w:cs="Times New Roman"/>
+        </w:rPr>
+        <w:t xml:space="preserve"> </w:t>
+      </w:r>
+      <m:oMath>
+        <m:oMathPr>
+          <m:ctrlPr>
+            <w:rPr>
+              <w:sz w:val="28"/>
+              <w:szCs w:val="28"/>
+            </w:rPr>
+          </m:ctrlPr>
+        </m:oMathPr>
+        <m:r>
+          <m:t>15.10</m:t>
+        </m:r>
+        <m:r>
+          <m:t> </m:t>
+        </m:r>
+        <m:r>
+          <m:rPr>
+            <m:sty m:val="p"/>
+          </m:rPr>
+          <m:t>m</m:t>
+        </m:r>
+        <m:r>
+          <m:rPr>
+            <m:sty m:val="p"/>
+          </m:rPr>
+          <m:t>L</m:t>
+        </m:r>
+      </m:oMath>
+      <w:r>
+        <w:rPr>
+          <w:rFonts w:hint="eastAsia" w:ascii="Times New Roman" w:hAnsi="Times New Roman" w:eastAsia="Times New Roman" w:cs="Times New Roman"/>
+        </w:rPr>
+        <w:t>。</w:t>
+      </w:r>
+      <w:r>
+        <w:rPr>
+          <w:rFonts w:hint="eastAsia" w:ascii="Times New Roman" w:hAnsi="Times New Roman" w:eastAsia="FangSong" w:cs="Times New Roman"/>
+        </w:rPr>
+        <w:t>在滴定所得溶液中滴加氨水至出现沉淀</w:t>
+      </w:r>
+      <w:r>
+        <w:rPr>
+          <w:rFonts w:hint="eastAsia" w:ascii="Times New Roman" w:hAnsi="Times New Roman" w:eastAsia="Times New Roman" w:cs="Times New Roman"/>
+        </w:rPr>
+        <w:t>，</w:t>
+      </w:r>
+      <w:r>
+        <w:rPr>
+          <w:rFonts w:hint="eastAsia" w:ascii="Times New Roman" w:hAnsi="Times New Roman" w:eastAsia="FangSong" w:cs="Times New Roman"/>
+        </w:rPr>
+        <w:t>然后加入适量</w:t>
+      </w:r>
+      <w:r>
+        <w:rPr>
+          <w:rFonts w:ascii="Times New Roman" w:hAnsi="Times New Roman" w:eastAsia="Times New Roman" w:cs="Times New Roman"/>
+        </w:rPr>
+        <w:t xml:space="preserve"> </w:t>
+      </w:r>
+      <m:oMath>
+        <m:oMathPr>
+          <m:ctrlPr>
+            <w:rPr>
+              <w:sz w:val="28"/>
+              <w:szCs w:val="28"/>
+            </w:rPr>
+          </m:ctrlPr>
+        </m:oMathPr>
+        <m:sSub>
+          <m:e>
+            <m:r>
+              <m:rPr>
+                <m:sty m:val="p"/>
+              </m:rPr>
+              <m:t>N</m:t>
+            </m:r>
+            <m:r>
+              <m:rPr>
+                <m:sty m:val="p"/>
+              </m:rPr>
+              <m:t>H</m:t>
+            </m:r>
+          </m:e>
+          <m:sub>
+            <m:r>
+              <m:t>4</m:t>
+            </m:r>
+          </m:sub>
+        </m:sSub>
+        <m:sSub>
+          <m:e>
+            <m:r>
+              <m:rPr>
+                <m:sty m:val="p"/>
+              </m:rPr>
+              <m:t>H</m:t>
+            </m:r>
+            <m:r>
+              <m:rPr>
+                <m:sty m:val="p"/>
+              </m:rPr>
+              <m:t>F</m:t>
+            </m:r>
+          </m:e>
+          <m:sub>
+            <m:r>
+              <m:t>2</m:t>
+            </m:r>
+          </m:sub>
+        </m:sSub>
+      </m:oMath>
+      <w:r>
+        <w:rPr>
+          <w:rFonts w:ascii="Times New Roman" w:hAnsi="Times New Roman" w:eastAsia="Times New Roman" w:cs="Times New Roman"/>
+        </w:rPr>
+        <w:t xml:space="preserve"> </w:t>
+      </w:r>
+      <w:r>
+        <w:rPr>
+          <w:rFonts w:hint="eastAsia" w:ascii="Times New Roman" w:hAnsi="Times New Roman" w:eastAsia="FangSong" w:cs="Times New Roman"/>
+        </w:rPr>
+        <w:t>溶液</w:t>
+      </w:r>
+      <w:r>
+        <w:rPr>
+          <w:rFonts w:hint="eastAsia" w:ascii="Times New Roman" w:hAnsi="Times New Roman" w:eastAsia="Times New Roman" w:cs="Times New Roman"/>
+        </w:rPr>
+        <w:t>（</w:t>
+      </w:r>
+      <w:r>
+        <w:rPr>
+          <w:rFonts w:hint="eastAsia" w:ascii="Times New Roman" w:hAnsi="Times New Roman" w:eastAsia="FangSong" w:cs="Times New Roman"/>
+        </w:rPr>
+        <w:t>掩蔽</w:t>
+      </w:r>
+      <w:r>
+        <w:rPr>
+          <w:rFonts w:ascii="Times New Roman" w:hAnsi="Times New Roman" w:eastAsia="Times New Roman" w:cs="Times New Roman"/>
+        </w:rPr>
+        <w:t xml:space="preserve"> </w:t>
+      </w:r>
+      <m:oMath>
+        <m:sSup>
+          <m:e>
+            <m:r>
+              <m:rPr>
+                <m:sty m:val="p"/>
+              </m:rPr>
+              <m:t>F</m:t>
+            </m:r>
+            <m:r>
+              <m:rPr>
+                <m:sty m:val="p"/>
+              </m:rPr>
+              <m:t>e</m:t>
+            </m:r>
+          </m:e>
+          <m:sup>
+            <m:r>
+              <m:t>3</m:t>
+            </m:r>
+            <m:r>
+              <m:rPr>
+                <m:sty m:val="p"/>
+              </m:rPr>
+              <m:t>+</m:t>
+            </m:r>
+          </m:sup>
+        </m:sSup>
+      </m:oMath>
+      <w:r>
+        <w:rPr>
+          <w:rFonts w:ascii="Times New Roman" w:hAnsi="Times New Roman" w:eastAsia="Times New Roman" w:cs="Times New Roman"/>
+        </w:rPr>
+        <w:t xml:space="preserve"> </w:t>
+      </w:r>
+      <w:r>
+        <w:rPr>
+          <w:rFonts w:hint="eastAsia" w:ascii="Times New Roman" w:hAnsi="Times New Roman" w:eastAsia="FangSong" w:cs="Times New Roman"/>
+        </w:rPr>
+        <w:t xml:space="preserve">和</w:t>
+      </w:r>
+      <w:r>
+        <w:rPr>
+          <w:rFonts w:ascii="Times New Roman" w:hAnsi="Times New Roman" w:eastAsia="Times New Roman" w:cs="Times New Roman"/>
+        </w:rPr>
+        <w:t xml:space="preserve"> </w:t>
+      </w:r>
+      <m:oMath>
+        <m:sSup>
+          <m:e>
+            <m:r>
+              <m:rPr>
+                <m:sty m:val="p"/>
+              </m:rPr>
+              <m:t>M</m:t>
+            </m:r>
+            <m:r>
+              <m:rPr>
+                <m:sty m:val="p"/>
+              </m:rPr>
+              <m:t>n</m:t>
+            </m:r>
+          </m:e>
+          <m:sup>
+            <m:r>
+              <m:t>2</m:t>
+            </m:r>
+            <m:r>
+              <m:rPr>
+                <m:sty m:val="p"/>
+              </m:rPr>
+              <m:t>+</m:t>
+            </m:r>
+          </m:sup>
+        </m:sSup>
+      </m:oMath>
+      <w:r>
+        <w:rPr>
+          <w:rFonts w:hint="eastAsia" w:ascii="Times New Roman" w:hAnsi="Times New Roman" w:eastAsia="Times New Roman" w:cs="Times New Roman"/>
+        </w:rPr>
+        <w:t>），</w:t>
+      </w:r>
+      <w:r>
+        <w:rPr>
+          <w:rFonts w:hint="eastAsia" w:ascii="Times New Roman" w:hAnsi="Times New Roman" w:eastAsia="FangSong" w:cs="Times New Roman"/>
+        </w:rPr>
+        <w:t>至沉淀溶解后</w:t>
+      </w:r>
+      <w:r>
+        <w:rPr>
+          <w:rFonts w:hint="eastAsia" w:ascii="Times New Roman" w:hAnsi="Times New Roman" w:eastAsia="Times New Roman" w:cs="Times New Roman"/>
+        </w:rPr>
+        <w:t>，</w:t>
+      </w:r>
+      <w:r>
+        <w:rPr>
+          <w:rFonts w:hint="eastAsia" w:ascii="Times New Roman" w:hAnsi="Times New Roman" w:eastAsia="FangSong" w:cs="Times New Roman"/>
+        </w:rPr>
+        <w:t>加入约</w:t>
+      </w:r>
+      <w:r>
+        <w:rPr>
+          <w:rFonts w:ascii="Times New Roman" w:hAnsi="Times New Roman" w:eastAsia="Times New Roman" w:cs="Times New Roman"/>
+        </w:rPr>
+        <w:t xml:space="preserve"> </w:t>
+      </w:r>
+      <m:oMath>
+        <m:r>
+          <m:t>1</m:t>
+        </m:r>
+        <m:r>
+          <m:t> </m:t>
+        </m:r>
+        <m:r>
+          <m:rPr>
+            <m:sty m:val="p"/>
+          </m:rPr>
+          <m:t>g</m:t>
+        </m:r>
+        <m:r>
+          <m:t> </m:t>
+        </m:r>
+        <m:r>
+          <m:rPr>
+            <m:sty m:val="p"/>
+          </m:rPr>
+          <m:t>K</m:t>
+        </m:r>
+        <m:r>
+          <m:rPr>
+            <m:sty m:val="p"/>
+          </m:rPr>
+          <m:t>I</m:t>
+        </m:r>
+      </m:oMath>
+      <w:r>
+        <w:rPr>
+          <w:rFonts w:ascii="Times New Roman" w:hAnsi="Times New Roman" w:eastAsia="Times New Roman" w:cs="Times New Roman"/>
+        </w:rPr>
+        <w:t xml:space="preserve"> </w:t>
+      </w:r>
+      <w:r>
+        <w:rPr>
+          <w:rFonts w:hint="eastAsia" w:ascii="Times New Roman" w:hAnsi="Times New Roman" w:eastAsia="FangSong" w:cs="Times New Roman"/>
+        </w:rPr>
+        <w:t>固体</w:t>
+      </w:r>
+      <w:r>
+        <w:rPr>
+          <w:rFonts w:hint="eastAsia" w:ascii="Times New Roman" w:hAnsi="Times New Roman" w:eastAsia="Times New Roman" w:cs="Times New Roman"/>
+        </w:rPr>
+        <w:t>，</w:t>
+      </w:r>
+      <w:r>
+        <w:rPr>
+          <w:rFonts w:hint="eastAsia" w:ascii="Times New Roman" w:hAnsi="Times New Roman" w:eastAsia="FangSong" w:cs="Times New Roman"/>
+        </w:rPr>
+        <w:t>轻摇使之溶解并反应</w:t>
+      </w:r>
+      <w:r>
+        <w:rPr>
+          <w:rFonts w:hint="eastAsia" w:ascii="Times New Roman" w:hAnsi="Times New Roman" w:eastAsia="Times New Roman" w:cs="Times New Roman"/>
+        </w:rPr>
+        <w:t>。</w:t>
+      </w:r>
+      <w:r>
+        <w:rPr>
+          <w:rFonts w:hint="eastAsia" w:ascii="Times New Roman" w:hAnsi="Times New Roman" w:eastAsia="FangSong" w:cs="Times New Roman"/>
+        </w:rPr>
+        <w:t>用</w:t>
+      </w:r>
+      <w:r>
+        <w:rPr>
+          <w:rFonts w:ascii="Times New Roman" w:hAnsi="Times New Roman" w:eastAsia="Times New Roman" w:cs="Times New Roman"/>
+        </w:rPr>
+        <w:t xml:space="preserve"> </w:t>
+      </w:r>
+      <m:oMath>
+        <m:oMathPr>
+          <m:ctrlPr>
+            <w:rPr>
+              <w:sz w:val="28"/>
+              <w:szCs w:val="28"/>
+            </w:rPr>
+          </m:ctrlPr>
+        </m:oMathPr>
+        <m:r>
+          <m:t>0.05000</m:t>
+        </m:r>
+        <m:r>
+          <m:t> </m:t>
+        </m:r>
+        <m:sSup>
+          <m:e>
+            <m:r>
+              <m:rPr>
+                <m:sty m:val="p"/>
+              </m:rPr>
+              <m:t>m</m:t>
+            </m:r>
+            <m:r>
+              <m:rPr>
+                <m:sty m:val="p"/>
+              </m:rPr>
+              <m:t>o</m:t>
+            </m:r>
+            <m:r>
+              <m:rPr>
+                <m:sty m:val="p"/>
+              </m:rPr>
+              <m:t>l</m:t>
+            </m:r>
+            <m:r>
+              <m:rPr>
+                <m:sty m:val="p"/>
+              </m:rPr>
+              <m:t> </m:t>
+            </m:r>
+            <m:r>
+              <m:rPr>
+                <m:sty m:val="p"/>
+              </m:rPr>
+              <m:t>L</m:t>
+            </m:r>
+          </m:e>
+          <m:sup>
+            <m:r>
+              <m:rPr>
+                <m:sty m:val="p"/>
+              </m:rPr>
+              <m:t>−</m:t>
+            </m:r>
+            <m:r>
+              <m:t>1</m:t>
+            </m:r>
+          </m:sup>
+        </m:sSup>
+        <m:r>
+          <m:t> </m:t>
+        </m:r>
+        <m:sSub>
+          <m:e>
+            <m:r>
+              <m:rPr>
+                <m:sty m:val="p"/>
+              </m:rPr>
+              <m:t>N</m:t>
+            </m:r>
+            <m:r>
+              <m:rPr>
+                <m:sty m:val="p"/>
+              </m:rPr>
+              <m:t>a</m:t>
+            </m:r>
+          </m:e>
+          <m:sub>
+            <m:r>
+              <m:t>2</m:t>
+            </m:r>
+          </m:sub>
+        </m:sSub>
+        <m:sSub>
+          <m:e>
+            <m:r>
+              <m:rPr>
+                <m:sty m:val="p"/>
+              </m:rPr>
+              <m:t>S</m:t>
+            </m:r>
+          </m:e>
+          <m:sub>
+            <m:r>
+              <m:t>2</m:t>
+            </m:r>
+          </m:sub>
+        </m:sSub>
+        <m:sSub>
+          <m:e>
+            <m:r>
+              <m:rPr>
+                <m:sty m:val="p"/>
+              </m:rPr>
+              <m:t>O</m:t>
+            </m:r>
+          </m:e>
+          <m:sub>
+            <m:r>
+              <m:t>3</m:t>
+            </m:r>
+          </m:sub>
+        </m:sSub>
+      </m:oMath>
+      <w:r>
+        <w:rPr>
+          <w:rFonts w:ascii="Times New Roman" w:hAnsi="Times New Roman" w:eastAsia="Times New Roman" w:cs="Times New Roman"/>
+        </w:rPr>
+        <w:t xml:space="preserve"> </w:t>
+      </w:r>
+      <w:r>
+        <w:rPr>
+          <w:rFonts w:hint="eastAsia" w:ascii="Times New Roman" w:hAnsi="Times New Roman" w:eastAsia="FangSong" w:cs="Times New Roman"/>
+        </w:rPr>
+        <w:t>溶液滴定</w:t>
+      </w:r>
+      <w:r>
+        <w:rPr>
+          <w:rFonts w:hint="eastAsia" w:ascii="Times New Roman" w:hAnsi="Times New Roman" w:eastAsia="Times New Roman" w:cs="Times New Roman"/>
+        </w:rPr>
+        <w:t>，</w:t>
+      </w:r>
+      <w:r>
+        <w:rPr>
+          <w:rFonts w:hint="eastAsia" w:ascii="Times New Roman" w:hAnsi="Times New Roman" w:eastAsia="FangSong" w:cs="Times New Roman"/>
+        </w:rPr>
+        <w:t>消耗</w:t>
+      </w:r>
+      <w:r>
+        <w:rPr>
+          <w:rFonts w:ascii="Times New Roman" w:hAnsi="Times New Roman" w:eastAsia="Times New Roman" w:cs="Times New Roman"/>
+        </w:rPr>
+        <w:t xml:space="preserve"> </w:t>
+      </w:r>
+      <m:oMath>
+        <m:oMathPr>
+          <m:ctrlPr>
+            <w:rPr>
+              <w:sz w:val="28"/>
+              <w:szCs w:val="28"/>
+            </w:rPr>
+          </m:ctrlPr>
+        </m:oMathPr>
+        <m:r>
+          <m:t>14.56</m:t>
+        </m:r>
+        <m:r>
+          <m:t> </m:t>
+        </m:r>
+        <m:r>
+          <m:rPr>
+            <m:sty m:val="p"/>
+          </m:rPr>
+          <m:t>m</m:t>
+        </m:r>
+        <m:r>
+          <m:rPr>
+            <m:sty m:val="p"/>
+          </m:rPr>
+          <m:t>L</m:t>
+        </m:r>
+      </m:oMath>
+      <w:r>
+        <w:rPr>
+          <w:rFonts w:ascii="Times New Roman" w:hAnsi="Times New Roman" w:eastAsia="Times New Roman" w:cs="Times New Roman"/>
+        </w:rPr>
+        <w:t xml:space="preserve">。</w:t>
+      </w:r>
+    </w:p>
+    <w:p>
+      <w:pPr>
+        <w:pStyle w:val="BodyText"/>
+      </w:pPr>
+      <w:r>
+        <w:rPr>
+          <w:rFonts w:ascii="Times New Roman" w:hAnsi="Times New Roman" w:eastAsia="Times New Roman" w:cs="Times New Roman"/>
+        </w:rPr>
+        <w:t xml:space="preserve">7-2 </w:t>
+      </w:r>
+      <w:r>
+        <w:rPr>
+          <w:rFonts w:hint="eastAsia" w:ascii="Times New Roman" w:hAnsi="Times New Roman" w:eastAsia="FangSong" w:cs="Times New Roman"/>
+        </w:rPr>
+        <w:t xml:space="preserve">计算混合样品中</w:t>
+      </w:r>
+      <w:r>
+        <w:rPr>
+          <w:rFonts w:ascii="Times New Roman" w:hAnsi="Times New Roman" w:eastAsia="Times New Roman" w:cs="Times New Roman"/>
+        </w:rPr>
+        <w:t xml:space="preserve"> </w:t>
+      </w:r>
+      <m:oMath>
+        <m:sSub>
+          <m:e>
+            <m:r>
+              <m:rPr>
+                <m:sty m:val="p"/>
+              </m:rPr>
+              <m:t>C</m:t>
+            </m:r>
+            <m:r>
+              <m:rPr>
+                <m:sty m:val="p"/>
+              </m:rPr>
+              <m:t>u</m:t>
+            </m:r>
+          </m:e>
+          <m:sub>
+            <m:r>
+              <m:t>2</m:t>
+            </m:r>
+          </m:sub>
+        </m:sSub>
+        <m:r>
+          <m:rPr>
+            <m:sty m:val="p"/>
+          </m:rPr>
+          <m:t>S</m:t>
+        </m:r>
+      </m:oMath>
+      <w:r>
+        <w:rPr>
+          <w:rFonts w:ascii="Times New Roman" w:hAnsi="Times New Roman" w:eastAsia="Times New Roman" w:cs="Times New Roman"/>
+        </w:rPr>
+        <w:t xml:space="preserve"> </w:t>
+      </w:r>
+      <w:r>
+        <w:rPr>
+          <w:rFonts w:hint="eastAsia" w:ascii="Times New Roman" w:hAnsi="Times New Roman" w:eastAsia="FangSong" w:cs="Times New Roman"/>
+        </w:rPr>
+        <w:t xml:space="preserve">和</w:t>
+      </w:r>
+      <w:r>
+        <w:rPr>
+          <w:rFonts w:ascii="Times New Roman" w:hAnsi="Times New Roman" w:eastAsia="Times New Roman" w:cs="Times New Roman"/>
+        </w:rPr>
+        <w:t xml:space="preserve"> </w:t>
+      </w:r>
+      <m:oMath>
+        <m:r>
+          <m:rPr>
+            <m:sty m:val="p"/>
+          </m:rPr>
+          <m:t>C</m:t>
+        </m:r>
+        <m:r>
+          <m:rPr>
+            <m:sty m:val="p"/>
+          </m:rPr>
+          <m:t>u</m:t>
+        </m:r>
+        <m:r>
+          <m:rPr>
+            <m:sty m:val="p"/>
+          </m:rPr>
+          <m:t>S</m:t>
+        </m:r>
+      </m:oMath>
+      <w:r>
+        <w:rPr>
+          <w:rFonts w:ascii="Times New Roman" w:hAnsi="Times New Roman" w:eastAsia="Times New Roman" w:cs="Times New Roman"/>
+        </w:rPr>
+        <w:t xml:space="preserve"> </w:t>
+      </w:r>
+      <w:r>
+        <w:rPr>
+          <w:rFonts w:hint="eastAsia" w:ascii="Times New Roman" w:hAnsi="Times New Roman" w:eastAsia="FangSong" w:cs="Times New Roman"/>
+        </w:rPr>
+        <w:t>的含量</w:t>
+      </w:r>
+      <w:r>
+        <w:rPr>
+          <w:rFonts w:hint="eastAsia" w:ascii="Times New Roman" w:hAnsi="Times New Roman" w:eastAsia="Times New Roman" w:cs="Times New Roman"/>
+        </w:rPr>
+        <w:t>。</w:t>
+      </w:r>
+    </w:p>
+    <w:p>
+      <w:pPr>
+        <w:spacing w:before="160" w:after="80"/>
+      </w:pPr>
+      <w:r>
+        <w:pict>
+          <v:rect style="width:0;height:1.5pt" o:hralign="center" o:hrstd="t" o:hr="t"/>
+        </w:pict>
+      </w:r>
+    </w:p>
+    <w:bookmarkEnd w:id="53"/>
+    <w:bookmarkStart w:id="57" w:name="乙酸银溶度积测定第34届初赛"/>
+    <w:p>
+      <w:pPr>
+        <w:pStyle w:val="Heading2"/>
+        <w:spacing w:before="280" w:after="80"/>
+        <w:keepNext/>
+      </w:pPr>
+      <w:r>
+        <w:rPr>
+          <w:rFonts w:ascii="Times New Roman" w:hAnsi="Times New Roman" w:eastAsia="Times New Roman" w:cs="Times New Roman"/>
+        </w:rPr>
+        <w:t xml:space="preserve">6.39 </w:t>
       </w:r>
       <w:r>
         <w:rPr>
@@ -30161,18 +32963,18 @@
           <wp:inline>
             <wp:extent cx="3600000" cy="366212"/>
             <wp:effectExtent b="0" l="0" r="0" t="0"/>
-            <wp:docPr descr="" title="" id="50" name="Picture"/>
+            <wp:docPr descr="" title="" id="55" name="Picture"/>
             <a:graphic>
               <a:graphicData uri="http://schemas.openxmlformats.org/drawingml/2006/picture">
                 <pic:pic>
                   <pic:nvPicPr>
-                    <pic:cNvPr descr="cba51f318626093b67286f039e09df7eaef857d5fea8a8bee5d3d7e48204ee0d.jpg" id="51" name="Picture"/>
+                    <pic:cNvPr descr="cba51f318626093b67286f039e09df7eaef857d5fea8a8bee5d3d7e48204ee0d.jpg" id="56" name="Picture"/>
                     <pic:cNvPicPr>
                       <a:picLocks noChangeArrowheads="1" noChangeAspect="1"/>
                     </pic:cNvPicPr>
                   </pic:nvPicPr>
                   <pic:blipFill>
-                    <a:blip r:embed="rId49"/>
+                    <a:blip r:embed="rId54"/>
                     <a:stretch>
                       <a:fillRect/>
                     </a:stretch>
@@ -31645,8 +34447,8 @@
         </w:pict>
       </w:r>
     </w:p>
-    <w:bookmarkEnd w:id="52"/>
-    <w:bookmarkStart w:id="56" w:name="碘量法测定ki浓度第39届初赛"/>
+    <w:bookmarkEnd w:id="57"/>
+    <w:bookmarkStart w:id="61" w:name="碘量法测定ki浓度第39届初赛"/>
     <w:p>
       <w:pPr>
         <w:pStyle w:val="Heading2"/>
@@ -31657,7 +34459,7 @@
         <w:rPr>
           <w:rFonts w:ascii="Times New Roman" w:hAnsi="Times New Roman" w:eastAsia="Times New Roman" w:cs="Times New Roman"/>
         </w:rPr>
-        <w:t xml:space="preserve">6.38 </w:t>
+        <w:t xml:space="preserve">6.40 </w:t>
       </w:r>
       <w:r>
         <w:rPr>
@@ -32700,18 +35502,18 @@
           <wp:inline>
             <wp:extent cx="3073400" cy="2971800"/>
             <wp:effectExtent b="0" l="0" r="0" t="0"/>
-            <wp:docPr descr="" title="" id="54" name="Picture"/>
+            <wp:docPr descr="" title="" id="59" name="Picture"/>
             <a:graphic>
               <a:graphicData uri="http://schemas.openxmlformats.org/drawingml/2006/picture">
                 <pic:pic>
                   <pic:nvPicPr>
-                    <pic:cNvPr descr="f3b0929650ab11c2d9597a54df5b2cbb5e0c9cfd1a290d7df088812d2796fd91.jpg" id="55" name="Picture"/>
+                    <pic:cNvPr descr="f3b0929650ab11c2d9597a54df5b2cbb5e0c9cfd1a290d7df088812d2796fd91.jpg" id="60" name="Picture"/>
                     <pic:cNvPicPr>
                       <a:picLocks noChangeArrowheads="1" noChangeAspect="1"/>
                     </pic:cNvPicPr>
                   </pic:nvPicPr>
                   <pic:blipFill>
-                    <a:blip r:embed="rId53"/>
+                    <a:blip r:embed="rId58"/>
                     <a:stretch>
                       <a:fillRect/>
                     </a:stretch>
@@ -33509,8 +36311,8 @@
         </w:pict>
       </w:r>
     </w:p>
-    <w:bookmarkEnd w:id="56"/>
-    <w:bookmarkStart w:id="57" w:name="一分册测试-ch10a-11-i2o5综合"/>
+    <w:bookmarkEnd w:id="61"/>
+    <w:bookmarkStart w:id="62" w:name="一分册测试-ch10a-11-i2o5综合"/>
     <w:p>
       <w:pPr>
         <w:pStyle w:val="Heading2"/>
@@ -33521,7 +36323,7 @@
         <w:rPr>
           <w:rFonts w:ascii="Times New Roman" w:hAnsi="Times New Roman" w:eastAsia="Times New Roman" w:cs="Times New Roman"/>
         </w:rPr>
-        <w:t xml:space="preserve">6.39 </w:t>
+        <w:t xml:space="preserve">6.41 </w:t>
       </w:r>
       <w:r>
         <w:rPr>
@@ -35178,8 +37980,8 @@
         </w:pict>
       </w:r>
     </w:p>
-    <w:bookmarkEnd w:id="57"/>
-    <w:bookmarkStart w:id="58" w:name="化学能力测试-ch7a-5-草酸钙溶解度计算"/>
+    <w:bookmarkEnd w:id="62"/>
+    <w:bookmarkStart w:id="63" w:name="化学能力测试-ch7a-5-草酸钙溶解度计算"/>
     <w:p>
       <w:pPr>
         <w:pStyle w:val="Heading2"/>
@@ -35190,7 +37992,7 @@
         <w:rPr>
           <w:rFonts w:ascii="Times New Roman" w:hAnsi="Times New Roman" w:eastAsia="Times New Roman" w:cs="Times New Roman"/>
         </w:rPr>
-        <w:t xml:space="preserve">6.40 </w:t>
+        <w:t xml:space="preserve">6.42 </w:t>
       </w:r>
       <w:r>
         <w:rPr>
@@ -37766,8 +40568,8 @@
         </w:pict>
       </w:r>
     </w:p>
-    <w:bookmarkEnd w:id="58"/>
-    <w:bookmarkStart w:id="59" w:name="光度-03-双波长联立测定ti与v"/>
+    <w:bookmarkEnd w:id="63"/>
+    <w:bookmarkStart w:id="64" w:name="光度-03-双波长联立测定ti与v"/>
     <w:p>
       <w:pPr>
         <w:pStyle w:val="Heading2"/>
@@ -37778,7 +40580,7 @@
         <w:rPr>
           <w:rFonts w:ascii="Times New Roman" w:hAnsi="Times New Roman" w:eastAsia="Times New Roman" w:cs="Times New Roman"/>
         </w:rPr>
-        <w:t xml:space="preserve">6.41 </w:t>
+        <w:t xml:space="preserve">6.43 </w:t>
       </w:r>
       <w:r>
         <w:rPr>
@@ -38407,8 +41209,8 @@
         </w:pict>
       </w:r>
     </w:p>
-    <w:bookmarkEnd w:id="59"/>
-    <w:bookmarkStart w:id="60" w:name="硼酸甘露醇强化滴定"/>
+    <w:bookmarkEnd w:id="64"/>
+    <w:bookmarkStart w:id="65" w:name="硼酸甘露醇强化滴定"/>
     <w:p>
       <w:pPr>
         <w:pStyle w:val="Heading2"/>
@@ -38419,7 +41221,7 @@
         <w:rPr>
           <w:rFonts w:ascii="Times New Roman" w:hAnsi="Times New Roman" w:eastAsia="Times New Roman" w:cs="Times New Roman"/>
         </w:rPr>
-        <w:t xml:space="preserve">6.42 </w:t>
+        <w:t xml:space="preserve">6.44 </w:t>
       </w:r>
       <w:r>
         <w:rPr>
@@ -38876,8 +41678,8 @@
         </w:pict>
       </w:r>
     </w:p>
-    <w:bookmarkEnd w:id="60"/>
-    <w:bookmarkStart w:id="61" w:name="容量-02-混合碱双指示剂法"/>
+    <w:bookmarkEnd w:id="65"/>
+    <w:bookmarkStart w:id="66" w:name="容量-02-混合碱双指示剂法"/>
     <w:p>
       <w:pPr>
         <w:pStyle w:val="Heading2"/>
@@ -38888,7 +41690,7 @@
         <w:rPr>
           <w:rFonts w:ascii="Times New Roman" w:hAnsi="Times New Roman" w:eastAsia="Times New Roman" w:cs="Times New Roman"/>
         </w:rPr>
-        <w:t xml:space="preserve">6.43 </w:t>
+        <w:t xml:space="preserve">6.45 </w:t>
       </w:r>
       <w:r>
         <w:rPr>
@@ -39202,8 +42004,8 @@
         </w:pict>
       </w:r>
     </w:p>
-    <w:bookmarkEnd w:id="61"/>
-    <w:bookmarkStart w:id="62" w:name="容量-04-酸碱滴定终点误差计算"/>
+    <w:bookmarkEnd w:id="66"/>
+    <w:bookmarkStart w:id="67" w:name="容量-04-酸碱滴定终点误差计算"/>
     <w:p>
       <w:pPr>
         <w:pStyle w:val="Heading2"/>
@@ -39214,7 +42016,7 @@
         <w:rPr>
           <w:rFonts w:ascii="Times New Roman" w:hAnsi="Times New Roman" w:eastAsia="Times New Roman" w:cs="Times New Roman"/>
         </w:rPr>
-        <w:t xml:space="preserve">6.44 </w:t>
+        <w:t xml:space="preserve">6.46 </w:t>
       </w:r>
       <w:r>
         <w:rPr>
@@ -39347,8 +42149,8 @@
         </w:pict>
       </w:r>
     </w:p>
-    <w:bookmarkEnd w:id="62"/>
-    <w:bookmarkStart w:id="63" w:name="k2cr2o7法测铁中h3po4的作用"/>
+    <w:bookmarkEnd w:id="67"/>
+    <w:bookmarkStart w:id="68" w:name="k2cr2o7法测铁中h3po4的作用"/>
     <w:p>
       <w:pPr>
         <w:pStyle w:val="Heading2"/>
@@ -39359,7 +42161,7 @@
         <w:rPr>
           <w:rFonts w:ascii="Times New Roman" w:hAnsi="Times New Roman" w:eastAsia="Times New Roman" w:cs="Times New Roman"/>
         </w:rPr>
-        <w:t xml:space="preserve">6.45 </w:t>
+        <w:t xml:space="preserve">6.47 </w:t>
       </w:r>
       <w:r>
         <w:rPr>
@@ -39713,8 +42515,8 @@
         </w:pict>
       </w:r>
     </w:p>
-    <w:bookmarkEnd w:id="63"/>
-    <w:bookmarkStart w:id="64" w:name="碘量法测铜近终点加kscn"/>
+    <w:bookmarkEnd w:id="68"/>
+    <w:bookmarkStart w:id="69" w:name="碘量法测铜近终点加kscn"/>
     <w:p>
       <w:pPr>
         <w:pStyle w:val="Heading2"/>
@@ -39725,7 +42527,7 @@
         <w:rPr>
           <w:rFonts w:ascii="Times New Roman" w:hAnsi="Times New Roman" w:eastAsia="Times New Roman" w:cs="Times New Roman"/>
         </w:rPr>
-        <w:t xml:space="preserve">6.46 </w:t>
+        <w:t xml:space="preserve">6.48 </w:t>
       </w:r>
       <w:r>
         <w:rPr>
@@ -40003,8 +42805,8 @@
         </w:pict>
       </w:r>
     </w:p>
-    <w:bookmarkEnd w:id="64"/>
-    <w:bookmarkStart w:id="65" w:name="氧沉-02-碘量法测定铜合金"/>
+    <w:bookmarkEnd w:id="69"/>
+    <w:bookmarkStart w:id="70" w:name="氧沉-02-碘量法测定铜合金"/>
     <w:p>
       <w:pPr>
         <w:pStyle w:val="Heading2"/>
@@ -40015,7 +42817,7 @@
         <w:rPr>
           <w:rFonts w:ascii="Times New Roman" w:hAnsi="Times New Roman" w:eastAsia="Times New Roman" w:cs="Times New Roman"/>
         </w:rPr>
-        <w:t xml:space="preserve">6.47 </w:t>
+        <w:t xml:space="preserve">6.49 </w:t>
       </w:r>
       <w:r>
         <w:rPr>
@@ -40211,8 +43013,8 @@
         </w:pict>
       </w:r>
     </w:p>
-    <w:bookmarkEnd w:id="65"/>
-    <w:bookmarkStart w:id="66" w:name="edta络合滴定中酸效应系数的计算"/>
+    <w:bookmarkEnd w:id="70"/>
+    <w:bookmarkStart w:id="71" w:name="edta络合滴定中酸效应系数的计算"/>
     <w:p>
       <w:pPr>
         <w:pStyle w:val="Heading2"/>
@@ -40223,7 +43025,7 @@
         <w:rPr>
           <w:rFonts w:ascii="Times New Roman" w:hAnsi="Times New Roman" w:eastAsia="Times New Roman" w:cs="Times New Roman"/>
         </w:rPr>
-        <w:t xml:space="preserve">6.48 </w:t>
+        <w:t xml:space="preserve">6.50 </w:t>
       </w:r>
       <w:r>
         <w:rPr>
@@ -40887,8 +43689,8 @@
         </w:pict>
       </w:r>
     </w:p>
-    <w:bookmarkEnd w:id="66"/>
-    <w:bookmarkStart w:id="67" w:name="返滴定法测铝"/>
+    <w:bookmarkEnd w:id="71"/>
+    <w:bookmarkStart w:id="72" w:name="返滴定法测铝"/>
     <w:p>
       <w:pPr>
         <w:pStyle w:val="Heading2"/>
@@ -40899,7 +43701,7 @@
         <w:rPr>
           <w:rFonts w:ascii="Times New Roman" w:hAnsi="Times New Roman" w:eastAsia="Times New Roman" w:cs="Times New Roman"/>
         </w:rPr>
-        <w:t xml:space="preserve">6.49 </w:t>
+        <w:t xml:space="preserve">6.51 </w:t>
       </w:r>
       <w:r>
         <w:rPr>
@@ -41397,8 +44199,8 @@
         </w:pict>
       </w:r>
     </w:p>
-    <w:bookmarkEnd w:id="67"/>
-    <w:bookmarkStart w:id="68" w:name="络重-02-返滴定测铝含量"/>
+    <w:bookmarkEnd w:id="72"/>
+    <w:bookmarkStart w:id="73" w:name="络重-02-返滴定测铝含量"/>
     <w:p>
       <w:pPr>
         <w:pStyle w:val="Heading2"/>
@@ -41409,7 +44211,7 @@
         <w:rPr>
           <w:rFonts w:ascii="Times New Roman" w:hAnsi="Times New Roman" w:eastAsia="Times New Roman" w:cs="Times New Roman"/>
         </w:rPr>
-        <w:t xml:space="preserve">6.50 </w:t>
+        <w:t xml:space="preserve">6.52 </w:t>
       </w:r>
       <w:r>
         <w:rPr>
@@ -41666,8 +44468,8 @@
         </w:pict>
       </w:r>
     </w:p>
-    <w:bookmarkEnd w:id="68"/>
-    <w:bookmarkStart w:id="69" w:name="络重-03-选择性滴定判断"/>
+    <w:bookmarkEnd w:id="73"/>
+    <w:bookmarkStart w:id="74" w:name="络重-03-选择性滴定判断"/>
     <w:p>
       <w:pPr>
         <w:pStyle w:val="Heading2"/>
@@ -41678,7 +44480,7 @@
         <w:rPr>
           <w:rFonts w:ascii="Times New Roman" w:hAnsi="Times New Roman" w:eastAsia="Times New Roman" w:cs="Times New Roman"/>
         </w:rPr>
-        <w:t xml:space="preserve">6.51 </w:t>
+        <w:t xml:space="preserve">6.53 </w:t>
       </w:r>
       <w:r>
         <w:rPr>
@@ -41909,8 +44711,8 @@
         </w:pict>
       </w:r>
     </w:p>
-    <w:bookmarkEnd w:id="69"/>
-    <w:bookmarkStart w:id="70" w:name="section-10"/>
+    <w:bookmarkEnd w:id="74"/>
+    <w:bookmarkStart w:id="75" w:name="section-10"/>
     <w:p>
       <w:pPr>
         <w:pStyle w:val="Heading2"/>
@@ -41921,7 +44723,7 @@
         <w:rPr>
           <w:rFonts w:ascii="Times New Roman" w:hAnsi="Times New Roman" w:eastAsia="Times New Roman" w:cs="Times New Roman"/>
         </w:rPr>
-        <w:t xml:space="preserve">6.52 09-26</w:t>
+        <w:t xml:space="preserve">6.54 09-26</w:t>
       </w:r>
     </w:p>
     <w:p>
@@ -42680,8 +45482,8 @@
         </w:pict>
       </w:r>
     </w:p>
-    <w:bookmarkEnd w:id="70"/>
-    <w:bookmarkStart w:id="71" w:name="section-11"/>
+    <w:bookmarkEnd w:id="75"/>
+    <w:bookmarkStart w:id="76" w:name="section-11"/>
     <w:p>
       <w:pPr>
         <w:pStyle w:val="Heading2"/>
@@ -42692,7 +45494,7 @@
         <w:rPr>
           <w:rFonts w:ascii="Times New Roman" w:hAnsi="Times New Roman" w:eastAsia="Times New Roman" w:cs="Times New Roman"/>
         </w:rPr>
-        <w:t xml:space="preserve">6.53 09-27</w:t>
+        <w:t xml:space="preserve">6.55 09-27</w:t>
       </w:r>
     </w:p>
     <w:p>
@@ -43094,8 +45896,8 @@
         </w:pict>
       </w:r>
     </w:p>
-    <w:bookmarkEnd w:id="71"/>
-    <w:bookmarkStart w:id="72" w:name="习题5"/>
+    <w:bookmarkEnd w:id="76"/>
+    <w:bookmarkStart w:id="77" w:name="习题5"/>
     <w:p>
       <w:pPr>
         <w:pStyle w:val="Heading2"/>
@@ -43106,7 +45908,7 @@
         <w:rPr>
           <w:rFonts w:ascii="Times New Roman" w:hAnsi="Times New Roman" w:eastAsia="Times New Roman" w:cs="Times New Roman"/>
         </w:rPr>
-        <w:t xml:space="preserve">6.54 </w:t>
+        <w:t xml:space="preserve">6.56 </w:t>
       </w:r>
       <w:r>
         <w:rPr>
@@ -43244,8 +46046,8 @@
         </w:pict>
       </w:r>
     </w:p>
-    <w:bookmarkEnd w:id="72"/>
-    <w:bookmarkStart w:id="73" w:name="基础-习19"/>
+    <w:bookmarkEnd w:id="77"/>
+    <w:bookmarkStart w:id="78" w:name="基础-习19"/>
     <w:p>
       <w:pPr>
         <w:pStyle w:val="Heading2"/>
@@ -43256,7 +46058,7 @@
         <w:rPr>
           <w:rFonts w:ascii="Times New Roman" w:hAnsi="Times New Roman" w:eastAsia="Times New Roman" w:cs="Times New Roman"/>
         </w:rPr>
-        <w:t xml:space="preserve">6.55 </w:t>
+        <w:t xml:space="preserve">6.57 </w:t>
       </w:r>
       <w:r>
         <w:rPr>
@@ -43400,8 +46202,8 @@
         </w:pict>
       </w:r>
     </w:p>
-    <w:bookmarkEnd w:id="73"/>
-    <w:bookmarkStart w:id="74" w:name="基础-习21"/>
+    <w:bookmarkEnd w:id="78"/>
+    <w:bookmarkStart w:id="79" w:name="基础-习21"/>
     <w:p>
       <w:pPr>
         <w:pStyle w:val="Heading2"/>
@@ -43412,7 +46214,7 @@
         <w:rPr>
           <w:rFonts w:ascii="Times New Roman" w:hAnsi="Times New Roman" w:eastAsia="Times New Roman" w:cs="Times New Roman"/>
         </w:rPr>
-        <w:t xml:space="preserve">6.56 </w:t>
+        <w:t xml:space="preserve">6.58 </w:t>
       </w:r>
       <w:r>
         <w:rPr>
@@ -43793,8 +46595,8 @@
         </w:pict>
       </w:r>
     </w:p>
-    <w:bookmarkEnd w:id="74"/>
-    <w:bookmarkStart w:id="75" w:name="基础-习22"/>
+    <w:bookmarkEnd w:id="79"/>
+    <w:bookmarkStart w:id="80" w:name="基础-习22"/>
     <w:p>
       <w:pPr>
         <w:pStyle w:val="Heading2"/>
@@ -43805,7 +46607,7 @@
         <w:rPr>
           <w:rFonts w:ascii="Times New Roman" w:hAnsi="Times New Roman" w:eastAsia="Times New Roman" w:cs="Times New Roman"/>
         </w:rPr>
-        <w:t xml:space="preserve">6.57 </w:t>
+        <w:t xml:space="preserve">6.59 </w:t>
       </w:r>
       <w:r>
         <w:rPr>
@@ -44220,8 +47022,8 @@
         </w:pict>
       </w:r>
     </w:p>
-    <w:bookmarkEnd w:id="75"/>
-    <w:bookmarkStart w:id="76" w:name="习2"/>
+    <w:bookmarkEnd w:id="80"/>
+    <w:bookmarkStart w:id="81" w:name="习2"/>
     <w:p>
       <w:pPr>
         <w:pStyle w:val="Heading2"/>
@@ -44232,7 +47034,7 @@
         <w:rPr>
           <w:rFonts w:ascii="Times New Roman" w:hAnsi="Times New Roman" w:eastAsia="Times New Roman" w:cs="Times New Roman"/>
         </w:rPr>
-        <w:t xml:space="preserve">6.58 </w:t>
+        <w:t xml:space="preserve">6.60 </w:t>
       </w:r>
       <w:r>
         <w:rPr>
@@ -44749,8 +47551,8 @@
         </w:pict>
       </w:r>
     </w:p>
-    <w:bookmarkEnd w:id="76"/>
-    <w:bookmarkStart w:id="77" w:name="习20"/>
+    <w:bookmarkEnd w:id="81"/>
+    <w:bookmarkStart w:id="82" w:name="习20"/>
     <w:p>
       <w:pPr>
         <w:pStyle w:val="Heading2"/>
@@ -44761,7 +47563,7 @@
         <w:rPr>
           <w:rFonts w:ascii="Times New Roman" w:hAnsi="Times New Roman" w:eastAsia="Times New Roman" w:cs="Times New Roman"/>
         </w:rPr>
-        <w:t xml:space="preserve">6.59 </w:t>
+        <w:t xml:space="preserve">6.61 </w:t>
       </w:r>
       <w:r>
         <w:rPr>
@@ -45405,8 +48207,8 @@
         </w:pict>
       </w:r>
     </w:p>
-    <w:bookmarkEnd w:id="77"/>
-    <w:bookmarkStart w:id="78" w:name="习22"/>
+    <w:bookmarkEnd w:id="82"/>
+    <w:bookmarkStart w:id="83" w:name="习22"/>
     <w:p>
       <w:pPr>
         <w:pStyle w:val="Heading2"/>
@@ -45417,7 +48219,7 @@
         <w:rPr>
           <w:rFonts w:ascii="Times New Roman" w:hAnsi="Times New Roman" w:eastAsia="Times New Roman" w:cs="Times New Roman"/>
         </w:rPr>
-        <w:t xml:space="preserve">6.60 </w:t>
+        <w:t xml:space="preserve">6.62 </w:t>
       </w:r>
       <w:r>
         <w:rPr>
@@ -45785,8 +48587,8 @@
         </w:pict>
       </w:r>
     </w:p>
-    <w:bookmarkEnd w:id="78"/>
-    <w:bookmarkEnd w:id="79"/>
+    <w:bookmarkEnd w:id="83"/>
+    <w:bookmarkEnd w:id="84"/>
     <w:sectPr>
       <w:footerReference w:type="default" r:id="rId9"/>
       <w:headerReference w:type="default" r:id="rId10"/>
@@ -46184,6 +48986,261 @@
       </w:pPr>
     </w:lvl>
   </w:abstractNum>
+  <w:abstractNum w:abstractNumId="994113">
+    <w:nsid w:val="0A994113"/>
+    <w:multiLevelType w:val="multilevel"/>
+    <w:lvl w:ilvl="0">
+      <w:start w:val="13"/>
+      <w:numFmt w:val="decimal"/>
+      <w:lvlText w:val="%1."/>
+      <w:lvlJc w:val="left"/>
+      <w:pPr>
+        <w:ind w:left="720" w:hanging="360"/>
+      </w:pPr>
+    </w:lvl>
+    <w:lvl w:ilvl="1">
+      <w:start w:val="13"/>
+      <w:numFmt w:val="decimal"/>
+      <w:lvlText w:val="%2."/>
+      <w:lvlJc w:val="left"/>
+      <w:pPr>
+        <w:ind w:left="1440" w:hanging="360"/>
+      </w:pPr>
+    </w:lvl>
+    <w:lvl w:ilvl="2">
+      <w:start w:val="13"/>
+      <w:numFmt w:val="decimal"/>
+      <w:lvlText w:val="%3."/>
+      <w:lvlJc w:val="left"/>
+      <w:pPr>
+        <w:ind w:left="2160" w:hanging="360"/>
+      </w:pPr>
+    </w:lvl>
+    <w:lvl w:ilvl="3">
+      <w:start w:val="13"/>
+      <w:numFmt w:val="decimal"/>
+      <w:lvlText w:val="%4."/>
+      <w:lvlJc w:val="left"/>
+      <w:pPr>
+        <w:ind w:left="2880" w:hanging="360"/>
+      </w:pPr>
+    </w:lvl>
+    <w:lvl w:ilvl="4">
+      <w:start w:val="13"/>
+      <w:numFmt w:val="decimal"/>
+      <w:lvlText w:val="%5."/>
+      <w:lvlJc w:val="left"/>
+      <w:pPr>
+        <w:ind w:left="3600" w:hanging="360"/>
+      </w:pPr>
+    </w:lvl>
+    <w:lvl w:ilvl="5">
+      <w:start w:val="13"/>
+      <w:numFmt w:val="decimal"/>
+      <w:lvlText w:val="%6."/>
+      <w:lvlJc w:val="left"/>
+      <w:pPr>
+        <w:ind w:left="4320" w:hanging="360"/>
+      </w:pPr>
+    </w:lvl>
+    <w:lvl w:ilvl="6">
+      <w:start w:val="13"/>
+      <w:numFmt w:val="decimal"/>
+      <w:lvlText w:val="%7."/>
+      <w:lvlJc w:val="left"/>
+      <w:pPr>
+        <w:ind w:left="5040" w:hanging="360"/>
+      </w:pPr>
+    </w:lvl>
+    <w:lvl w:ilvl="7">
+      <w:start w:val="13"/>
+      <w:numFmt w:val="decimal"/>
+      <w:lvlText w:val="%8."/>
+      <w:lvlJc w:val="left"/>
+      <w:pPr>
+        <w:ind w:left="5760" w:hanging="360"/>
+      </w:pPr>
+    </w:lvl>
+    <w:lvl w:ilvl="8">
+      <w:start w:val="13"/>
+      <w:numFmt w:val="decimal"/>
+      <w:lvlText w:val="%9."/>
+      <w:lvlJc w:val="left"/>
+      <w:pPr>
+        <w:ind w:left="6480" w:hanging="360"/>
+      </w:pPr>
+    </w:lvl>
+  </w:abstractNum>
+  <w:abstractNum w:abstractNumId="994118">
+    <w:nsid w:val="0A994118"/>
+    <w:multiLevelType w:val="multilevel"/>
+    <w:lvl w:ilvl="0">
+      <w:start w:val="18"/>
+      <w:numFmt w:val="decimal"/>
+      <w:lvlText w:val="%1."/>
+      <w:lvlJc w:val="left"/>
+      <w:pPr>
+        <w:ind w:left="720" w:hanging="360"/>
+      </w:pPr>
+    </w:lvl>
+    <w:lvl w:ilvl="1">
+      <w:start w:val="18"/>
+      <w:numFmt w:val="decimal"/>
+      <w:lvlText w:val="%2."/>
+      <w:lvlJc w:val="left"/>
+      <w:pPr>
+        <w:ind w:left="1440" w:hanging="360"/>
+      </w:pPr>
+    </w:lvl>
+    <w:lvl w:ilvl="2">
+      <w:start w:val="18"/>
+      <w:numFmt w:val="decimal"/>
+      <w:lvlText w:val="%3."/>
+      <w:lvlJc w:val="left"/>
+      <w:pPr>
+        <w:ind w:left="2160" w:hanging="360"/>
+      </w:pPr>
+    </w:lvl>
+    <w:lvl w:ilvl="3">
+      <w:start w:val="18"/>
+      <w:numFmt w:val="decimal"/>
+      <w:lvlText w:val="%4."/>
+      <w:lvlJc w:val="left"/>
+      <w:pPr>
+        <w:ind w:left="2880" w:hanging="360"/>
+      </w:pPr>
+    </w:lvl>
+    <w:lvl w:ilvl="4">
+      <w:start w:val="18"/>
+      <w:numFmt w:val="decimal"/>
+      <w:lvlText w:val="%5."/>
+      <w:lvlJc w:val="left"/>
+      <w:pPr>
+        <w:ind w:left="3600" w:hanging="360"/>
+      </w:pPr>
+    </w:lvl>
+    <w:lvl w:ilvl="5">
+      <w:start w:val="18"/>
+      <w:numFmt w:val="decimal"/>
+      <w:lvlText w:val="%6."/>
+      <w:lvlJc w:val="left"/>
+      <w:pPr>
+        <w:ind w:left="4320" w:hanging="360"/>
+      </w:pPr>
+    </w:lvl>
+    <w:lvl w:ilvl="6">
+      <w:start w:val="18"/>
+      <w:numFmt w:val="decimal"/>
+      <w:lvlText w:val="%7."/>
+      <w:lvlJc w:val="left"/>
+      <w:pPr>
+        <w:ind w:left="5040" w:hanging="360"/>
+      </w:pPr>
+    </w:lvl>
+    <w:lvl w:ilvl="7">
+      <w:start w:val="18"/>
+      <w:numFmt w:val="decimal"/>
+      <w:lvlText w:val="%8."/>
+      <w:lvlJc w:val="left"/>
+      <w:pPr>
+        <w:ind w:left="5760" w:hanging="360"/>
+      </w:pPr>
+    </w:lvl>
+    <w:lvl w:ilvl="8">
+      <w:start w:val="18"/>
+      <w:numFmt w:val="decimal"/>
+      <w:lvlText w:val="%9."/>
+      <w:lvlJc w:val="left"/>
+      <w:pPr>
+        <w:ind w:left="6480" w:hanging="360"/>
+      </w:pPr>
+    </w:lvl>
+  </w:abstractNum>
+  <w:abstractNum w:abstractNumId="99433">
+    <w:nsid w:val="00A99433"/>
+    <w:multiLevelType w:val="multilevel"/>
+    <w:lvl w:ilvl="0">
+      <w:start w:val="3"/>
+      <w:numFmt w:val="decimal"/>
+      <w:lvlText w:val="(%1)"/>
+      <w:lvlJc w:val="left"/>
+      <w:pPr>
+        <w:ind w:left="720" w:hanging="360"/>
+      </w:pPr>
+    </w:lvl>
+    <w:lvl w:ilvl="1">
+      <w:start w:val="3"/>
+      <w:numFmt w:val="decimal"/>
+      <w:lvlText w:val="(%2)"/>
+      <w:lvlJc w:val="left"/>
+      <w:pPr>
+        <w:ind w:left="1440" w:hanging="360"/>
+      </w:pPr>
+    </w:lvl>
+    <w:lvl w:ilvl="2">
+      <w:start w:val="3"/>
+      <w:numFmt w:val="decimal"/>
+      <w:lvlText w:val="(%3)"/>
+      <w:lvlJc w:val="left"/>
+      <w:pPr>
+        <w:ind w:left="2160" w:hanging="360"/>
+      </w:pPr>
+    </w:lvl>
+    <w:lvl w:ilvl="3">
+      <w:start w:val="3"/>
+      <w:numFmt w:val="decimal"/>
+      <w:lvlText w:val="(%4)"/>
+      <w:lvlJc w:val="left"/>
+      <w:pPr>
+        <w:ind w:left="2880" w:hanging="360"/>
+      </w:pPr>
+    </w:lvl>
+    <w:lvl w:ilvl="4">
+      <w:start w:val="3"/>
+      <w:numFmt w:val="decimal"/>
+      <w:lvlText w:val="(%5)"/>
+      <w:lvlJc w:val="left"/>
+      <w:pPr>
+        <w:ind w:left="3600" w:hanging="360"/>
+      </w:pPr>
+    </w:lvl>
+    <w:lvl w:ilvl="5">
+      <w:start w:val="3"/>
+      <w:numFmt w:val="decimal"/>
+      <w:lvlText w:val="(%6)"/>
+      <w:lvlJc w:val="left"/>
+      <w:pPr>
+        <w:ind w:left="4320" w:hanging="360"/>
+      </w:pPr>
+    </w:lvl>
+    <w:lvl w:ilvl="6">
+      <w:start w:val="3"/>
+      <w:numFmt w:val="decimal"/>
+      <w:lvlText w:val="(%7)"/>
+      <w:lvlJc w:val="left"/>
+      <w:pPr>
+        <w:ind w:left="5040" w:hanging="360"/>
+      </w:pPr>
+    </w:lvl>
+    <w:lvl w:ilvl="7">
+      <w:start w:val="3"/>
+      <w:numFmt w:val="decimal"/>
+      <w:lvlText w:val="(%8)"/>
+      <w:lvlJc w:val="left"/>
+      <w:pPr>
+        <w:ind w:left="5760" w:hanging="360"/>
+      </w:pPr>
+    </w:lvl>
+    <w:lvl w:ilvl="8">
+      <w:start w:val="3"/>
+      <w:numFmt w:val="decimal"/>
+      <w:lvlText w:val="(%9)"/>
+      <w:lvlJc w:val="left"/>
+      <w:pPr>
+        <w:ind w:left="6480" w:hanging="360"/>
+      </w:pPr>
+    </w:lvl>
+  </w:abstractNum>
   <w:num w:numId="1000">
     <w:abstractNumId w:val="990"/>
   </w:num>
@@ -46395,6 +49452,156 @@
     </w:lvlOverride>
     <w:lvlOverride w:ilvl="8">
       <w:startOverride w:val="1"/>
+    </w:lvlOverride>
+  </w:num>
+  <w:num w:numId="1008">
+    <w:abstractNumId w:val="994113"/>
+    <w:lvlOverride w:ilvl="0">
+      <w:startOverride w:val="13"/>
+    </w:lvlOverride>
+    <w:lvlOverride w:ilvl="1">
+      <w:startOverride w:val="13"/>
+    </w:lvlOverride>
+    <w:lvlOverride w:ilvl="2">
+      <w:startOverride w:val="13"/>
+    </w:lvlOverride>
+    <w:lvlOverride w:ilvl="3">
+      <w:startOverride w:val="13"/>
+    </w:lvlOverride>
+    <w:lvlOverride w:ilvl="4">
+      <w:startOverride w:val="13"/>
+    </w:lvlOverride>
+    <w:lvlOverride w:ilvl="5">
+      <w:startOverride w:val="13"/>
+    </w:lvlOverride>
+    <w:lvlOverride w:ilvl="6">
+      <w:startOverride w:val="13"/>
+    </w:lvlOverride>
+    <w:lvlOverride w:ilvl="7">
+      <w:startOverride w:val="13"/>
+    </w:lvlOverride>
+    <w:lvlOverride w:ilvl="8">
+      <w:startOverride w:val="13"/>
+    </w:lvlOverride>
+  </w:num>
+  <w:num w:numId="1009">
+    <w:abstractNumId w:val="99431"/>
+    <w:lvlOverride w:ilvl="0">
+      <w:startOverride w:val="1"/>
+    </w:lvlOverride>
+    <w:lvlOverride w:ilvl="1">
+      <w:startOverride w:val="1"/>
+    </w:lvlOverride>
+    <w:lvlOverride w:ilvl="2">
+      <w:startOverride w:val="1"/>
+    </w:lvlOverride>
+    <w:lvlOverride w:ilvl="3">
+      <w:startOverride w:val="1"/>
+    </w:lvlOverride>
+    <w:lvlOverride w:ilvl="4">
+      <w:startOverride w:val="1"/>
+    </w:lvlOverride>
+    <w:lvlOverride w:ilvl="5">
+      <w:startOverride w:val="1"/>
+    </w:lvlOverride>
+    <w:lvlOverride w:ilvl="6">
+      <w:startOverride w:val="1"/>
+    </w:lvlOverride>
+    <w:lvlOverride w:ilvl="7">
+      <w:startOverride w:val="1"/>
+    </w:lvlOverride>
+    <w:lvlOverride w:ilvl="8">
+      <w:startOverride w:val="1"/>
+    </w:lvlOverride>
+  </w:num>
+  <w:num w:numId="1010">
+    <w:abstractNumId w:val="994118"/>
+    <w:lvlOverride w:ilvl="0">
+      <w:startOverride w:val="18"/>
+    </w:lvlOverride>
+    <w:lvlOverride w:ilvl="1">
+      <w:startOverride w:val="18"/>
+    </w:lvlOverride>
+    <w:lvlOverride w:ilvl="2">
+      <w:startOverride w:val="18"/>
+    </w:lvlOverride>
+    <w:lvlOverride w:ilvl="3">
+      <w:startOverride w:val="18"/>
+    </w:lvlOverride>
+    <w:lvlOverride w:ilvl="4">
+      <w:startOverride w:val="18"/>
+    </w:lvlOverride>
+    <w:lvlOverride w:ilvl="5">
+      <w:startOverride w:val="18"/>
+    </w:lvlOverride>
+    <w:lvlOverride w:ilvl="6">
+      <w:startOverride w:val="18"/>
+    </w:lvlOverride>
+    <w:lvlOverride w:ilvl="7">
+      <w:startOverride w:val="18"/>
+    </w:lvlOverride>
+    <w:lvlOverride w:ilvl="8">
+      <w:startOverride w:val="18"/>
+    </w:lvlOverride>
+  </w:num>
+  <w:num w:numId="1011">
+    <w:abstractNumId w:val="99431"/>
+    <w:lvlOverride w:ilvl="0">
+      <w:startOverride w:val="1"/>
+    </w:lvlOverride>
+    <w:lvlOverride w:ilvl="1">
+      <w:startOverride w:val="1"/>
+    </w:lvlOverride>
+    <w:lvlOverride w:ilvl="2">
+      <w:startOverride w:val="1"/>
+    </w:lvlOverride>
+    <w:lvlOverride w:ilvl="3">
+      <w:startOverride w:val="1"/>
+    </w:lvlOverride>
+    <w:lvlOverride w:ilvl="4">
+      <w:startOverride w:val="1"/>
+    </w:lvlOverride>
+    <w:lvlOverride w:ilvl="5">
+      <w:startOverride w:val="1"/>
+    </w:lvlOverride>
+    <w:lvlOverride w:ilvl="6">
+      <w:startOverride w:val="1"/>
+    </w:lvlOverride>
+    <w:lvlOverride w:ilvl="7">
+      <w:startOverride w:val="1"/>
+    </w:lvlOverride>
+    <w:lvlOverride w:ilvl="8">
+      <w:startOverride w:val="1"/>
+    </w:lvlOverride>
+  </w:num>
+  <w:num w:numId="1012">
+    <w:abstractNumId w:val="99433"/>
+    <w:lvlOverride w:ilvl="0">
+      <w:startOverride w:val="3"/>
+    </w:lvlOverride>
+    <w:lvlOverride w:ilvl="1">
+      <w:startOverride w:val="3"/>
+    </w:lvlOverride>
+    <w:lvlOverride w:ilvl="2">
+      <w:startOverride w:val="3"/>
+    </w:lvlOverride>
+    <w:lvlOverride w:ilvl="3">
+      <w:startOverride w:val="3"/>
+    </w:lvlOverride>
+    <w:lvlOverride w:ilvl="4">
+      <w:startOverride w:val="3"/>
+    </w:lvlOverride>
+    <w:lvlOverride w:ilvl="5">
+      <w:startOverride w:val="3"/>
+    </w:lvlOverride>
+    <w:lvlOverride w:ilvl="6">
+      <w:startOverride w:val="3"/>
+    </w:lvlOverride>
+    <w:lvlOverride w:ilvl="7">
+      <w:startOverride w:val="3"/>
+    </w:lvlOverride>
+    <w:lvlOverride w:ilvl="8">
+      <w:startOverride w:val="3"/>
     </w:lvlOverride>
   </w:num>
 </w:numbering>
